--- a/bpp_Res2_manual.docx
+++ b/bpp_Res2_manual.docx
@@ -169,7 +169,7 @@
                 <v:stroke joinstyle="miter"/>
                 <v:path gradientshapeok="t" o:connecttype="rect"/>
               </v:shapetype>
-              <v:shape id="Text Box 134" o:spid="_x0000_s1026" type="#_x0000_t202" style="position:absolute;left:0;text-align:left;margin-left:398.8pt;margin-top:58.5pt;width:450pt;height:48.75pt;z-index:-251657216;visibility:visible;mso-wrap-style:square;mso-width-percent:0;mso-height-percent:0;mso-wrap-distance-left:18pt;mso-wrap-distance-top:18pt;mso-wrap-distance-right:18pt;mso-wrap-distance-bottom:18pt;mso-position-horizontal:right;mso-position-horizontal-relative:margin;mso-position-vertical:absolute;mso-position-vertical-relative:margin;mso-width-percent:0;mso-height-percent:0;mso-width-relative:margin;mso-height-relative:margin;v-text-anchor:top" o:gfxdata="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" fillcolor="white [3201]" strokecolor="black [3213]" strokeweight="1pt">
+              <v:shape id="Text Box 134" o:spid="_x0000_s1026" type="#_x0000_t202" style="position:absolute;left:0;text-align:left;margin-left:398.8pt;margin-top:58.5pt;width:450pt;height:48.75pt;z-index:-251657216;visibility:visible;mso-wrap-style:square;mso-width-percent:0;mso-height-percent:0;mso-wrap-distance-left:18pt;mso-wrap-distance-top:18pt;mso-wrap-distance-right:18pt;mso-wrap-distance-bottom:18pt;mso-position-horizontal:right;mso-position-horizontal-relative:margin;mso-position-vertical:absolute;mso-position-vertical-relative:margin;mso-width-percent:0;mso-height-percent:0;mso-width-relative:margin;mso-height-relative:margin;v-text-anchor:top" o:gfxdata="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" fillcolor="white [3201]" strokecolor="black [3213]" strokeweight="1pt">
                 <v:textbox inset="14.4pt,7.2pt,14.4pt,7.2pt">
                   <w:txbxContent>
                     <w:p>
@@ -216,7 +216,15 @@
                           <w:i/>
                           <w:szCs w:val="24"/>
                         </w:rPr>
-                        <w:t>/P</w:t>
+                        <w:t>/</w:t>
+                      </w:r>
+                      <w:proofErr w:type="spellStart"/>
+                      <w:r>
+                        <w:rPr>
+                          <w:i/>
+                          <w:szCs w:val="24"/>
+                        </w:rPr>
+                        <w:t>P</w:t>
                       </w:r>
                       <w:r>
                         <w:rPr>
@@ -226,6 +234,7 @@
                         </w:rPr>
                         <w:t>f</w:t>
                       </w:r>
+                      <w:proofErr w:type="spellEnd"/>
                       <w:r>
                         <w:rPr>
                           <w:i/>
@@ -305,7 +314,10 @@
         <w:t>0</w:t>
       </w:r>
       <w:r>
-        <w:t xml:space="preserve"> beta 3</w:t>
+        <w:t xml:space="preserve"> beta </w:t>
+      </w:r>
+      <w:r>
+        <w:t>4</w:t>
       </w:r>
     </w:p>
     <w:p>
@@ -316,19 +328,16 @@
         <w:t>(</w:t>
       </w:r>
       <w:r>
-        <w:t>2</w:t>
+        <w:t>01</w:t>
+      </w:r>
+      <w:r>
+        <w:t>/</w:t>
+      </w:r>
+      <w:r>
+        <w:t>0</w:t>
       </w:r>
       <w:r>
         <w:t>7</w:t>
-      </w:r>
-      <w:r>
-        <w:t>/</w:t>
-      </w:r>
-      <w:r>
-        <w:t>0</w:t>
-      </w:r>
-      <w:r>
-        <w:t>6</w:t>
       </w:r>
       <w:r>
         <w:t>/20</w:t>
@@ -1502,16 +1511,85 @@
         <w:t xml:space="preserve">for BP+ files. The method is </w:t>
       </w:r>
       <w:r>
-        <w:t xml:space="preserve">essentially </w:t>
-      </w:r>
-      <w:r>
-        <w:t xml:space="preserve">according to </w:t>
-      </w:r>
-      <w:r>
-        <w:t xml:space="preserve">that </w:t>
+        <w:t>based on the method</w:t>
+      </w:r>
+      <w:r>
+        <w:t xml:space="preserve"> </w:t>
       </w:r>
       <w:r>
         <w:t>described in Davies et al.</w:t>
+      </w:r>
+      <w:r>
+        <w:t xml:space="preserve">, and </w:t>
+      </w:r>
+      <w:proofErr w:type="gramStart"/>
+      <w:r>
+        <w:t>similar to</w:t>
+      </w:r>
+      <w:proofErr w:type="gramEnd"/>
+      <w:r>
+        <w:t xml:space="preserve"> that used in the </w:t>
+      </w:r>
+      <w:proofErr w:type="spellStart"/>
+      <w:r>
+        <w:t>Sphygmocor</w:t>
+      </w:r>
+      <w:proofErr w:type="spellEnd"/>
+      <w:r>
+        <w:t xml:space="preserve">-reservoir </w:t>
+      </w:r>
+      <w:proofErr w:type="spellStart"/>
+      <w:r>
+        <w:t>matlab</w:t>
+      </w:r>
+      <w:proofErr w:type="spellEnd"/>
+      <w:r>
+        <w:t xml:space="preserve"> script (</w:t>
+      </w:r>
+      <w:hyperlink r:id="rId10" w:history="1">
+        <w:r>
+          <w:rPr>
+            <w:rStyle w:val="Hyperlink"/>
+          </w:rPr>
+          <w:t>https://github.com/adh30/Sphygmocor-Reservoir</w:t>
+        </w:r>
+      </w:hyperlink>
+      <w:r>
+        <w:t>)</w:t>
+      </w:r>
+      <w:r>
+        <w:t>.</w:t>
+      </w:r>
+      <w:r>
+        <w:t xml:space="preserve">  </w:t>
+      </w:r>
+      <w:r>
+        <w:t>Note that a</w:t>
+      </w:r>
+      <w:r>
+        <w:t>n improved algorithm for fitting the reservoir in diastole has been used – this excludes upstrokes at the end of diastole from the fit. This results in lower values for P</w:t>
+      </w:r>
+      <w:r>
+        <w:rPr>
+          <w:rFonts w:ascii="Times New Roman" w:hAnsi="Times New Roman" w:cs="Times New Roman"/>
+          <w:vertAlign w:val="subscript"/>
+        </w:rPr>
+        <w:t>∞</w:t>
+      </w:r>
+      <w:r>
+        <w:rPr>
+          <w:vertAlign w:val="subscript"/>
+        </w:rPr>
+        <w:t xml:space="preserve"> </w:t>
+      </w:r>
+      <w:r>
+        <w:t>and slightly different values for other reservoir parameters</w:t>
+      </w:r>
+      <w:r>
+        <w:t xml:space="preserve"> from those described in the paper by Davies et al</w:t>
+      </w:r>
+      <w:r>
+        <w:t>.</w:t>
       </w:r>
       <w:r>
         <w:fldChar w:fldCharType="begin">
@@ -1700,91 +1778,9 @@
         <w:fldChar w:fldCharType="end"/>
       </w:r>
       <w:r>
-        <w:t xml:space="preserve"> for </w:t>
-      </w:r>
-      <w:proofErr w:type="spellStart"/>
-      <w:r>
-        <w:t>Sphygmocor</w:t>
-      </w:r>
-      <w:proofErr w:type="spellEnd"/>
-      <w:r>
-        <w:t>©</w:t>
-      </w:r>
-      <w:r>
-        <w:noBreakHyphen/>
-      </w:r>
-      <w:r>
-        <w:t>derived files</w:t>
-      </w:r>
-      <w:r>
-        <w:t xml:space="preserve">, and similar to that used in the </w:t>
-      </w:r>
-      <w:proofErr w:type="spellStart"/>
-      <w:r>
-        <w:t>Sphygmocor</w:t>
-      </w:r>
-      <w:proofErr w:type="spellEnd"/>
-      <w:r>
-        <w:t xml:space="preserve">-reservoir </w:t>
-      </w:r>
-      <w:proofErr w:type="spellStart"/>
-      <w:r>
-        <w:t>matlab</w:t>
-      </w:r>
-      <w:proofErr w:type="spellEnd"/>
-      <w:r>
-        <w:t xml:space="preserve"> scripts (</w:t>
-      </w:r>
-      <w:hyperlink r:id="rId10" w:history="1">
-        <w:r>
-          <w:rPr>
-            <w:rStyle w:val="Hyperlink"/>
-          </w:rPr>
-          <w:t>https://github.com/adh30/Sphygmocor-Reservoir</w:t>
-        </w:r>
-      </w:hyperlink>
-      <w:r>
-        <w:t>)</w:t>
-      </w:r>
-      <w:r>
-        <w:t>.</w:t>
-      </w:r>
-      <w:r>
-        <w:t xml:space="preserve">  </w:t>
-      </w:r>
-      <w:r>
-        <w:t>Note that a</w:t>
-      </w:r>
-      <w:r>
-        <w:t>n improved algorithm for fitting the reservoir in diastole has been used – this excludes upstrokes at the end of diastole from the fit. This results in lower values for P</w:t>
-      </w:r>
-      <w:r>
-        <w:rPr>
-          <w:rFonts w:ascii="Times New Roman" w:hAnsi="Times New Roman" w:cs="Times New Roman"/>
-          <w:vertAlign w:val="subscript"/>
-        </w:rPr>
-        <w:t>∞</w:t>
-      </w:r>
-      <w:r>
-        <w:rPr>
-          <w:vertAlign w:val="subscript"/>
-        </w:rPr>
         <w:t xml:space="preserve"> </w:t>
       </w:r>
-      <w:r>
-        <w:t>and slightly different values for other reservoir parameters</w:t>
-      </w:r>
-      <w:r>
-        <w:t xml:space="preserve"> from those described in the paper by Davies et al</w:t>
-      </w:r>
-      <w:r>
-        <w:t>.</w:t>
-      </w:r>
-      <w:r>
-        <w:t xml:space="preserve"> </w:t>
-      </w:r>
     </w:p>
-    <w:p/>
     <w:p>
       <w:pPr>
         <w:pStyle w:val="Heading1"/>
@@ -1832,6 +1828,9 @@
         </w:rPr>
         <w:footnoteReference w:id="1"/>
       </w:r>
+      <w:r>
+        <w:t>, by default this is:</w:t>
+      </w:r>
     </w:p>
     <w:p>
       <w:pPr>
@@ -1858,6 +1857,11 @@
       <w:proofErr w:type="spellEnd"/>
     </w:p>
     <w:p>
+      <w:pPr>
+        <w:rPr>
+          <w:color w:val="0070C0"/>
+        </w:rPr>
+      </w:pPr>
       <w:r>
         <w:t xml:space="preserve">Open </w:t>
       </w:r>
@@ -1870,38 +1874,7 @@
         <w:t xml:space="preserve"> and ensure that the working directory </w:t>
       </w:r>
       <w:r>
-        <w:t>is the one that contains the relevant script and function files (in my case this is)</w:t>
-      </w:r>
-      <w:r>
-        <w:t xml:space="preserve">  </w:t>
-      </w:r>
-    </w:p>
-    <w:p>
-      <w:pPr>
-        <w:rPr>
-          <w:color w:val="0070C0"/>
-        </w:rPr>
-      </w:pPr>
-      <w:r>
-        <w:rPr>
-          <w:color w:val="0070C0"/>
-        </w:rPr>
-        <w:t>C:\</w:t>
-      </w:r>
-      <w:r>
-        <w:t xml:space="preserve"> </w:t>
-      </w:r>
-      <w:r>
-        <w:rPr>
-          <w:color w:val="0070C0"/>
-        </w:rPr>
-        <w:t>…</w:t>
-      </w:r>
-      <w:r>
-        <w:rPr>
-          <w:color w:val="0070C0"/>
-        </w:rPr>
-        <w:t>\Documents\MATLAB</w:t>
+        <w:t>is the one that contains the relevant script and function files</w:t>
       </w:r>
     </w:p>
     <w:p>
@@ -2105,15 +2078,170 @@
             <w:pPr>
               <w:jc w:val="center"/>
             </w:pPr>
-            <w:r>
+          </w:p>
+        </w:tc>
+        <w:tc>
+          <w:tcPr>
+            <w:tcW w:w="4111" w:type="dxa"/>
+          </w:tcPr>
+          <w:p>
+            <w:pPr>
+              <w:jc w:val="center"/>
+            </w:pPr>
+          </w:p>
+        </w:tc>
+      </w:tr>
+      <w:tr>
+        <w:tc>
+          <w:tcPr>
+            <w:tcW w:w="4678" w:type="dxa"/>
+          </w:tcPr>
+          <w:p>
+            <w:pPr>
+              <w:jc w:val="center"/>
               <w:rPr>
                 <w:noProof/>
               </w:rPr>
+            </w:pPr>
+          </w:p>
+        </w:tc>
+        <w:tc>
+          <w:tcPr>
+            <w:tcW w:w="4111" w:type="dxa"/>
+          </w:tcPr>
+          <w:p>
+            <w:pPr>
+              <w:jc w:val="center"/>
+              <w:rPr>
+                <w:noProof/>
+                <w:lang w:eastAsia="en-GB"/>
+              </w:rPr>
+            </w:pPr>
+          </w:p>
+        </w:tc>
+      </w:tr>
+    </w:tbl>
+    <w:p>
+      <w:pPr>
+        <w:jc w:val="center"/>
+      </w:pPr>
+    </w:p>
+    <w:p>
+      <w:pPr>
+        <w:jc w:val="center"/>
+        <w:rPr>
+          <w:i/>
+          <w:color w:val="0070C0"/>
+        </w:rPr>
+      </w:pPr>
+      <w:r>
+        <w:rPr>
+          <w:i/>
+          <w:color w:val="0070C0"/>
+        </w:rPr>
+        <w:t xml:space="preserve">Figure 1. </w:t>
+      </w:r>
+      <w:r>
+        <w:rPr>
+          <w:i/>
+          <w:color w:val="0070C0"/>
+        </w:rPr>
+        <w:t>Example of the figure</w:t>
+      </w:r>
+      <w:r>
+        <w:rPr>
+          <w:i/>
+          <w:color w:val="0070C0"/>
+        </w:rPr>
+        <w:t>s</w:t>
+      </w:r>
+      <w:r>
+        <w:rPr>
+          <w:i/>
+          <w:color w:val="0070C0"/>
+        </w:rPr>
+        <w:t xml:space="preserve"> saved by </w:t>
+      </w:r>
+      <w:r>
+        <w:rPr>
+          <w:i/>
+          <w:color w:val="0070C0"/>
+        </w:rPr>
+        <w:t xml:space="preserve">bpp_Res2.m </w:t>
+      </w:r>
+    </w:p>
+    <w:p>
+      <w:r>
+        <w:t>C:\BPPdata</w:t>
+      </w:r>
+      <w:r>
+        <w:t xml:space="preserve">\results will contain an excel file (resdata.xls) which will contain all the </w:t>
+      </w:r>
+      <w:r>
+        <w:t xml:space="preserve">key summary </w:t>
+      </w:r>
+      <w:r>
+        <w:t xml:space="preserve">data for each file with its ID. This can then be imported into </w:t>
+      </w:r>
+      <w:r>
+        <w:t>S</w:t>
+      </w:r>
+      <w:r>
+        <w:t xml:space="preserve">tata (or some other stats program) for further analysis. </w:t>
+      </w:r>
+    </w:p>
+    <w:p>
+      <w:pPr>
+        <w:pStyle w:val="Heading1"/>
+        <w:rPr>
+          <w:rFonts w:ascii="Arial Nova" w:hAnsi="Arial Nova"/>
+        </w:rPr>
+      </w:pPr>
+      <w:bookmarkStart w:id="2" w:name="_Toc34491232"/>
+      <w:r>
+        <w:rPr>
+          <w:rFonts w:ascii="Arial Nova" w:hAnsi="Arial Nova"/>
+        </w:rPr>
+        <w:t>Subendocardial viability ratio (SEVR)</w:t>
+      </w:r>
+      <w:bookmarkEnd w:id="2"/>
+    </w:p>
+    <w:tbl>
+      <w:tblPr>
+        <w:tblStyle w:val="TableGrid"/>
+        <w:tblW w:w="0" w:type="auto"/>
+        <w:tblBorders>
+          <w:top w:val="none" w:sz="0" w:space="0" w:color="auto"/>
+          <w:left w:val="none" w:sz="0" w:space="0" w:color="auto"/>
+          <w:bottom w:val="none" w:sz="0" w:space="0" w:color="auto"/>
+          <w:right w:val="none" w:sz="0" w:space="0" w:color="auto"/>
+          <w:insideH w:val="none" w:sz="0" w:space="0" w:color="auto"/>
+          <w:insideV w:val="none" w:sz="0" w:space="0" w:color="auto"/>
+        </w:tblBorders>
+        <w:tblLook w:val="04A0" w:firstRow="1" w:lastRow="0" w:firstColumn="1" w:lastColumn="0" w:noHBand="0" w:noVBand="1"/>
+      </w:tblPr>
+      <w:tblGrid>
+        <w:gridCol w:w="9016"/>
+      </w:tblGrid>
+      <w:tr>
+        <w:tc>
+          <w:tcPr>
+            <w:tcW w:w="9016" w:type="dxa"/>
+          </w:tcPr>
+          <w:p>
+            <w:pPr>
+              <w:jc w:val="center"/>
+            </w:pPr>
+            <w:r>
+              <w:rPr>
+                <w:noProof/>
+                <w:lang w:eastAsia="en-GB"/>
+              </w:rPr>
               <w:drawing>
-                <wp:inline distT="0" distB="0" distL="0" distR="0" wp14:anchorId="2AF8BAD2" wp14:editId="02AEEFB8">
-                  <wp:extent cx="1922917" cy="1442720"/>
-                  <wp:effectExtent l="0" t="0" r="1270" b="5080"/>
-                  <wp:docPr id="2" name="Picture 2"/>
+                <wp:inline distT="0" distB="0" distL="0" distR="0" wp14:anchorId="1CA549A7" wp14:editId="0C074B49">
+                  <wp:extent cx="3943350" cy="3015257"/>
+                  <wp:effectExtent l="0" t="0" r="0" b="0"/>
+                  <wp:docPr id="7" name="Picture 7"/>
                   <wp:cNvGraphicFramePr>
                     <a:graphicFrameLocks xmlns:a="http://schemas.openxmlformats.org/drawingml/2006/main" noChangeAspect="1"/>
                   </wp:cNvGraphicFramePr>
@@ -2121,13 +2249,13 @@
                     <a:graphicData uri="http://schemas.openxmlformats.org/drawingml/2006/picture">
                       <pic:pic xmlns:pic="http://schemas.openxmlformats.org/drawingml/2006/picture">
                         <pic:nvPicPr>
-                          <pic:cNvPr id="0" name="Picture 1"/>
+                          <pic:cNvPr id="0" name="Picture 3"/>
                           <pic:cNvPicPr>
                             <a:picLocks noChangeAspect="1" noChangeArrowheads="1"/>
                           </pic:cNvPicPr>
                         </pic:nvPicPr>
                         <pic:blipFill>
-                          <a:blip r:embed="rId12" cstate="print">
+                          <a:blip r:embed="rId12">
                             <a:extLst>
                               <a:ext uri="{28A0092B-C50C-407E-A947-70E740481C1C}">
                                 <a14:useLocalDpi xmlns:a14="http://schemas.microsoft.com/office/drawing/2010/main" val="0"/>
@@ -2142,15 +2270,12 @@
                         <pic:spPr bwMode="auto">
                           <a:xfrm>
                             <a:off x="0" y="0"/>
-                            <a:ext cx="1945240" cy="1459468"/>
+                            <a:ext cx="3949436" cy="3019910"/>
                           </a:xfrm>
                           <a:prstGeom prst="rect">
                             <a:avLst/>
                           </a:prstGeom>
                           <a:noFill/>
-                          <a:ln>
-                            <a:noFill/>
-                          </a:ln>
                         </pic:spPr>
                       </pic:pic>
                     </a:graphicData>
@@ -2160,201 +2285,18 @@
             </w:r>
           </w:p>
         </w:tc>
-        <w:tc>
-          <w:tcPr>
-            <w:tcW w:w="4111" w:type="dxa"/>
-          </w:tcPr>
-          <w:p>
-            <w:pPr>
-              <w:jc w:val="center"/>
-            </w:pPr>
-            <w:r>
-              <w:rPr>
-                <w:noProof/>
-              </w:rPr>
-              <w:drawing>
-                <wp:inline distT="0" distB="0" distL="0" distR="0" wp14:anchorId="48B6B466" wp14:editId="2FEFE597">
-                  <wp:extent cx="1628775" cy="1222032"/>
-                  <wp:effectExtent l="0" t="0" r="0" b="0"/>
-                  <wp:docPr id="3" name="Picture 3"/>
-                  <wp:cNvGraphicFramePr>
-                    <a:graphicFrameLocks xmlns:a="http://schemas.openxmlformats.org/drawingml/2006/main" noChangeAspect="1"/>
-                  </wp:cNvGraphicFramePr>
-                  <a:graphic xmlns:a="http://schemas.openxmlformats.org/drawingml/2006/main">
-                    <a:graphicData uri="http://schemas.openxmlformats.org/drawingml/2006/picture">
-                      <pic:pic xmlns:pic="http://schemas.openxmlformats.org/drawingml/2006/picture">
-                        <pic:nvPicPr>
-                          <pic:cNvPr id="0" name="Picture 3"/>
-                          <pic:cNvPicPr>
-                            <a:picLocks noChangeAspect="1" noChangeArrowheads="1"/>
-                          </pic:cNvPicPr>
-                        </pic:nvPicPr>
-                        <pic:blipFill>
-                          <a:blip r:embed="rId13" cstate="print">
-                            <a:extLst>
-                              <a:ext uri="{28A0092B-C50C-407E-A947-70E740481C1C}">
-                                <a14:useLocalDpi xmlns:a14="http://schemas.microsoft.com/office/drawing/2010/main" val="0"/>
-                              </a:ext>
-                            </a:extLst>
-                          </a:blip>
-                          <a:srcRect/>
-                          <a:stretch>
-                            <a:fillRect/>
-                          </a:stretch>
-                        </pic:blipFill>
-                        <pic:spPr bwMode="auto">
-                          <a:xfrm>
-                            <a:off x="0" y="0"/>
-                            <a:ext cx="1658316" cy="1244196"/>
-                          </a:xfrm>
-                          <a:prstGeom prst="rect">
-                            <a:avLst/>
-                          </a:prstGeom>
-                          <a:noFill/>
-                          <a:ln>
-                            <a:noFill/>
-                          </a:ln>
-                        </pic:spPr>
-                      </pic:pic>
-                    </a:graphicData>
-                  </a:graphic>
-                </wp:inline>
-              </w:drawing>
-            </w:r>
-          </w:p>
-        </w:tc>
       </w:tr>
       <w:tr>
         <w:tc>
           <w:tcPr>
-            <w:tcW w:w="4678" w:type="dxa"/>
+            <w:tcW w:w="9016" w:type="dxa"/>
           </w:tcPr>
           <w:p>
             <w:pPr>
               <w:jc w:val="center"/>
-              <w:rPr>
-                <w:noProof/>
-              </w:rPr>
-            </w:pPr>
-            <w:r>
-              <w:rPr>
-                <w:noProof/>
-              </w:rPr>
-              <w:drawing>
-                <wp:inline distT="0" distB="0" distL="0" distR="0" wp14:anchorId="0C28528F" wp14:editId="1CC12D51">
-                  <wp:extent cx="1853515" cy="1390650"/>
-                  <wp:effectExtent l="0" t="0" r="0" b="0"/>
-                  <wp:docPr id="8" name="Picture 8"/>
-                  <wp:cNvGraphicFramePr>
-                    <a:graphicFrameLocks xmlns:a="http://schemas.openxmlformats.org/drawingml/2006/main" noChangeAspect="1"/>
-                  </wp:cNvGraphicFramePr>
-                  <a:graphic xmlns:a="http://schemas.openxmlformats.org/drawingml/2006/main">
-                    <a:graphicData uri="http://schemas.openxmlformats.org/drawingml/2006/picture">
-                      <pic:pic xmlns:pic="http://schemas.openxmlformats.org/drawingml/2006/picture">
-                        <pic:nvPicPr>
-                          <pic:cNvPr id="0" name="Picture 5"/>
-                          <pic:cNvPicPr>
-                            <a:picLocks noChangeAspect="1" noChangeArrowheads="1"/>
-                          </pic:cNvPicPr>
-                        </pic:nvPicPr>
-                        <pic:blipFill>
-                          <a:blip r:embed="rId14" cstate="print">
-                            <a:extLst>
-                              <a:ext uri="{28A0092B-C50C-407E-A947-70E740481C1C}">
-                                <a14:useLocalDpi xmlns:a14="http://schemas.microsoft.com/office/drawing/2010/main" val="0"/>
-                              </a:ext>
-                            </a:extLst>
-                          </a:blip>
-                          <a:srcRect/>
-                          <a:stretch>
-                            <a:fillRect/>
-                          </a:stretch>
-                        </pic:blipFill>
-                        <pic:spPr bwMode="auto">
-                          <a:xfrm>
-                            <a:off x="0" y="0"/>
-                            <a:ext cx="1896009" cy="1422533"/>
-                          </a:xfrm>
-                          <a:prstGeom prst="rect">
-                            <a:avLst/>
-                          </a:prstGeom>
-                          <a:noFill/>
-                          <a:ln>
-                            <a:noFill/>
-                          </a:ln>
-                        </pic:spPr>
-                      </pic:pic>
-                    </a:graphicData>
-                  </a:graphic>
-                </wp:inline>
-              </w:drawing>
-            </w:r>
-          </w:p>
-        </w:tc>
-        <w:tc>
-          <w:tcPr>
-            <w:tcW w:w="4111" w:type="dxa"/>
-          </w:tcPr>
-          <w:p>
-            <w:pPr>
-              <w:jc w:val="center"/>
-              <w:rPr>
-                <w:noProof/>
-                <w:lang w:eastAsia="en-GB"/>
-              </w:rPr>
-            </w:pPr>
-            <w:r>
-              <w:rPr>
-                <w:noProof/>
-              </w:rPr>
-              <w:drawing>
-                <wp:inline distT="0" distB="0" distL="0" distR="0" wp14:anchorId="75AD71B1" wp14:editId="5BBDEEE3">
-                  <wp:extent cx="1676400" cy="1257764"/>
-                  <wp:effectExtent l="0" t="0" r="0" b="0"/>
-                  <wp:docPr id="9" name="Picture 9"/>
-                  <wp:cNvGraphicFramePr>
-                    <a:graphicFrameLocks xmlns:a="http://schemas.openxmlformats.org/drawingml/2006/main" noChangeAspect="1"/>
-                  </wp:cNvGraphicFramePr>
-                  <a:graphic xmlns:a="http://schemas.openxmlformats.org/drawingml/2006/main">
-                    <a:graphicData uri="http://schemas.openxmlformats.org/drawingml/2006/picture">
-                      <pic:pic xmlns:pic="http://schemas.openxmlformats.org/drawingml/2006/picture">
-                        <pic:nvPicPr>
-                          <pic:cNvPr id="0" name="Picture 7"/>
-                          <pic:cNvPicPr>
-                            <a:picLocks noChangeAspect="1" noChangeArrowheads="1"/>
-                          </pic:cNvPicPr>
-                        </pic:nvPicPr>
-                        <pic:blipFill>
-                          <a:blip r:embed="rId15" cstate="print">
-                            <a:extLst>
-                              <a:ext uri="{28A0092B-C50C-407E-A947-70E740481C1C}">
-                                <a14:useLocalDpi xmlns:a14="http://schemas.microsoft.com/office/drawing/2010/main" val="0"/>
-                              </a:ext>
-                            </a:extLst>
-                          </a:blip>
-                          <a:srcRect/>
-                          <a:stretch>
-                            <a:fillRect/>
-                          </a:stretch>
-                        </pic:blipFill>
-                        <pic:spPr bwMode="auto">
-                          <a:xfrm>
-                            <a:off x="0" y="0"/>
-                            <a:ext cx="1689655" cy="1267709"/>
-                          </a:xfrm>
-                          <a:prstGeom prst="rect">
-                            <a:avLst/>
-                          </a:prstGeom>
-                          <a:noFill/>
-                          <a:ln>
-                            <a:noFill/>
-                          </a:ln>
-                        </pic:spPr>
-                      </pic:pic>
-                    </a:graphicData>
-                  </a:graphic>
-                </wp:inline>
-              </w:drawing>
+            </w:pPr>
+            <w:r>
+              <w:t>Figure 2. SEVR</w:t>
             </w:r>
           </w:p>
         </w:tc>
@@ -2366,144 +2308,6 @@
       </w:pPr>
     </w:p>
     <w:p>
-      <w:pPr>
-        <w:jc w:val="center"/>
-        <w:rPr>
-          <w:i/>
-          <w:color w:val="0070C0"/>
-        </w:rPr>
-      </w:pPr>
-      <w:r>
-        <w:rPr>
-          <w:i/>
-          <w:color w:val="0070C0"/>
-        </w:rPr>
-        <w:t xml:space="preserve">Figure 1. </w:t>
-      </w:r>
-      <w:r>
-        <w:rPr>
-          <w:i/>
-          <w:color w:val="0070C0"/>
-        </w:rPr>
-        <w:t>Example of the figure</w:t>
-      </w:r>
-      <w:r>
-        <w:rPr>
-          <w:i/>
-          <w:color w:val="0070C0"/>
-        </w:rPr>
-        <w:t>s</w:t>
-      </w:r>
-      <w:r>
-        <w:rPr>
-          <w:i/>
-          <w:color w:val="0070C0"/>
-        </w:rPr>
-        <w:t xml:space="preserve"> saved by </w:t>
-      </w:r>
-      <w:r>
-        <w:rPr>
-          <w:i/>
-          <w:color w:val="0070C0"/>
-        </w:rPr>
-        <w:t xml:space="preserve">bpp_Res2.m </w:t>
-      </w:r>
-    </w:p>
-    <w:p>
-      <w:r>
-        <w:t>C:\BPPdata</w:t>
-      </w:r>
-      <w:r>
-        <w:t xml:space="preserve">\results will contain an excel file (resdata.xls) which will contain all the </w:t>
-      </w:r>
-      <w:r>
-        <w:t xml:space="preserve">key summary </w:t>
-      </w:r>
-      <w:r>
-        <w:t xml:space="preserve">data for each file with its ID. This can then be imported into </w:t>
-      </w:r>
-      <w:r>
-        <w:t>S</w:t>
-      </w:r>
-      <w:r>
-        <w:t xml:space="preserve">tata (or some other stats program) for further analysis. </w:t>
-      </w:r>
-    </w:p>
-    <w:p/>
-    <w:p>
-      <w:pPr>
-        <w:pStyle w:val="Heading1"/>
-        <w:rPr>
-          <w:rFonts w:ascii="Arial Nova" w:hAnsi="Arial Nova"/>
-        </w:rPr>
-      </w:pPr>
-      <w:bookmarkStart w:id="2" w:name="_Toc34491232"/>
-      <w:r>
-        <w:rPr>
-          <w:rFonts w:ascii="Arial Nova" w:hAnsi="Arial Nova"/>
-        </w:rPr>
-        <w:lastRenderedPageBreak/>
-        <w:t>Subendocardial viability ratio (SEVR)</w:t>
-      </w:r>
-      <w:bookmarkEnd w:id="2"/>
-    </w:p>
-    <w:p>
-      <w:pPr>
-        <w:jc w:val="center"/>
-      </w:pPr>
-      <w:r>
-        <w:rPr>
-          <w:noProof/>
-          <w:lang w:eastAsia="en-GB"/>
-        </w:rPr>
-        <w:drawing>
-          <wp:inline distT="0" distB="0" distL="0" distR="0" wp14:anchorId="38ECEC12" wp14:editId="1831B3DC">
-            <wp:extent cx="3943350" cy="3015257"/>
-            <wp:effectExtent l="0" t="0" r="0" b="0"/>
-            <wp:docPr id="7" name="Picture 7"/>
-            <wp:cNvGraphicFramePr>
-              <a:graphicFrameLocks xmlns:a="http://schemas.openxmlformats.org/drawingml/2006/main" noChangeAspect="1"/>
-            </wp:cNvGraphicFramePr>
-            <a:graphic xmlns:a="http://schemas.openxmlformats.org/drawingml/2006/main">
-              <a:graphicData uri="http://schemas.openxmlformats.org/drawingml/2006/picture">
-                <pic:pic xmlns:pic="http://schemas.openxmlformats.org/drawingml/2006/picture">
-                  <pic:nvPicPr>
-                    <pic:cNvPr id="0" name="Picture 3"/>
-                    <pic:cNvPicPr>
-                      <a:picLocks noChangeAspect="1" noChangeArrowheads="1"/>
-                    </pic:cNvPicPr>
-                  </pic:nvPicPr>
-                  <pic:blipFill>
-                    <a:blip r:embed="rId16">
-                      <a:extLst>
-                        <a:ext uri="{28A0092B-C50C-407E-A947-70E740481C1C}">
-                          <a14:useLocalDpi xmlns:a14="http://schemas.microsoft.com/office/drawing/2010/main" val="0"/>
-                        </a:ext>
-                      </a:extLst>
-                    </a:blip>
-                    <a:srcRect/>
-                    <a:stretch>
-                      <a:fillRect/>
-                    </a:stretch>
-                  </pic:blipFill>
-                  <pic:spPr bwMode="auto">
-                    <a:xfrm>
-                      <a:off x="0" y="0"/>
-                      <a:ext cx="3949436" cy="3019910"/>
-                    </a:xfrm>
-                    <a:prstGeom prst="rect">
-                      <a:avLst/>
-                    </a:prstGeom>
-                    <a:noFill/>
-                  </pic:spPr>
-                </pic:pic>
-              </a:graphicData>
-            </a:graphic>
-          </wp:inline>
-        </w:drawing>
-      </w:r>
-    </w:p>
-    <w:p>
       <w:r>
         <w:t xml:space="preserve">SEVR (aka </w:t>
       </w:r>
@@ -2516,7 +2320,13 @@
         <w:t xml:space="preserve"> index</w:t>
       </w:r>
       <w:r>
-        <w:t xml:space="preserve"> – see Figure</w:t>
+        <w:t xml:space="preserve">; </w:t>
+      </w:r>
+      <w:r>
+        <w:t>Figure</w:t>
+      </w:r>
+      <w:r>
+        <w:t xml:space="preserve"> 2</w:t>
       </w:r>
       <w:r>
         <w:t xml:space="preserve">) is the ratio of </w:t>
@@ -2569,8 +2379,8 @@
 UmVjTnVtPjk5NDE8L1JlY051bT48RGlzcGxheVRleHQ+PHN0eWxlIGZhY2U9InN1cGVyc2NyaXB0
 Ij4yPC9zdHlsZT48L0Rpc3BsYXlUZXh0PjxyZWNvcmQ+PHJlYy1udW1iZXI+OTk0MTwvcmVjLW51
 bWJlcj48Zm9yZWlnbi1rZXlzPjxrZXkgYXBwPSJFTiIgZGItaWQ9InBkNXpkdzB4b3d6ZXQ1ZWVz
-d3ZweGR2bTI5ZnZycGR0ZXJkdiIgdGltZXN0YW1wPSIxNDQ2ODE3MDQxIiBndWlkPSJlMThjNDBm
-Ny01NWE5LTQzOTMtOTc5NC02YjVmNmE2NGQ5YTkiPjk5NDE8L2tleT48L2ZvcmVpZ24ta2V5cz48
+d3ZweGR2bTI5ZnZycGR0ZXJkdiIgdGltZXN0YW1wPSIxNDQ2ODE3MDQxIiBndWlkPSJjMjIwOTMx
+NC05NjZhLTQ2MmEtODkzOC0wMmZjOGE2NzFiMjAiPjk5NDE8L2tleT48L2ZvcmVpZ24ta2V5cz48
 cmVmLXR5cGUgbmFtZT0iSm91cm5hbCBBcnRpY2xlIj4xNzwvcmVmLXR5cGU+PGNvbnRyaWJ1dG9y
 cz48YXV0aG9ycz48YXV0aG9yPkhvZmZtYW4sIEouIEkuPC9hdXRob3I+PGF1dGhvcj5CdWNrYmVy
 ZywgRy4gRC48L2F1dGhvcj48L2F1dGhvcnM+PC9jb250cmlidXRvcnM+PGF1dGgtYWRkcmVzcz5E
@@ -2616,8 +2426,8 @@
 UmVjTnVtPjk5NDE8L1JlY051bT48RGlzcGxheVRleHQ+PHN0eWxlIGZhY2U9InN1cGVyc2NyaXB0
 Ij4yPC9zdHlsZT48L0Rpc3BsYXlUZXh0PjxyZWNvcmQ+PHJlYy1udW1iZXI+OTk0MTwvcmVjLW51
 bWJlcj48Zm9yZWlnbi1rZXlzPjxrZXkgYXBwPSJFTiIgZGItaWQ9InBkNXpkdzB4b3d6ZXQ1ZWVz
-d3ZweGR2bTI5ZnZycGR0ZXJkdiIgdGltZXN0YW1wPSIxNDQ2ODE3MDQxIiBndWlkPSJlMThjNDBm
-Ny01NWE5LTQzOTMtOTc5NC02YjVmNmE2NGQ5YTkiPjk5NDE8L2tleT48L2ZvcmVpZ24ta2V5cz48
+d3ZweGR2bTI5ZnZycGR0ZXJkdiIgdGltZXN0YW1wPSIxNDQ2ODE3MDQxIiBndWlkPSJjMjIwOTMx
+NC05NjZhLTQ2MmEtODkzOC0wMmZjOGE2NzFiMjAiPjk5NDE8L2tleT48L2ZvcmVpZ24ta2V5cz48
 cmVmLXR5cGUgbmFtZT0iSm91cm5hbCBBcnRpY2xlIj4xNzwvcmVmLXR5cGU+PGNvbnRyaWJ1dG9y
 cz48YXV0aG9ycz48YXV0aG9yPkhvZmZtYW4sIEouIEkuPC9hdXRob3I+PGF1dGhvcj5CdWNrYmVy
 ZywgRy4gRC48L2F1dGhvcj48L2F1dGhvcnM+PC9jb250cmlidXRvcnM+PGF1dGgtYWRkcmVzcz5E
@@ -2680,30 +2490,86 @@
         <w:t xml:space="preserve"> Note</w:t>
       </w:r>
       <w:r>
-        <w:t xml:space="preserve"> in this script this is calculated assuming maximum –</w:t>
-      </w:r>
-      <w:proofErr w:type="spellStart"/>
-      <w:r>
-        <w:rPr>
-          <w:rFonts w:ascii="Times New Roman" w:hAnsi="Times New Roman" w:cs="Times New Roman"/>
-        </w:rPr>
-        <w:t>dp</w:t>
-      </w:r>
-      <w:proofErr w:type="spellEnd"/>
-      <w:r>
-        <w:rPr>
-          <w:rFonts w:ascii="Times New Roman" w:hAnsi="Times New Roman" w:cs="Times New Roman"/>
-        </w:rPr>
-        <w:t>/dt</w:t>
-      </w:r>
-      <w:r>
-        <w:t xml:space="preserve"> marks the end of systole, not the dicrotic notch</w:t>
-      </w:r>
-      <w:r>
-        <w:t xml:space="preserve"> (Figure 2)</w:t>
-      </w:r>
-      <w:r>
-        <w:t xml:space="preserve"> and left ventricular end-diastolic pressure is ignored </w:t>
+        <w:rPr>
+          <w:b/>
+        </w:rPr>
+        <w:t>:</w:t>
+      </w:r>
+      <w:r>
+        <w:t xml:space="preserve"> in this script this is calculated assuming </w:t>
+      </w:r>
+      <w:r>
+        <w:t xml:space="preserve">that </w:t>
+      </w:r>
+      <w:r>
+        <w:t xml:space="preserve">maximum </w:t>
+      </w:r>
+      <m:oMath>
+        <m:r>
+          <w:rPr>
+            <w:rFonts w:ascii="Cambria Math" w:hAnsi="Cambria Math"/>
+          </w:rPr>
+          <m:t>–</m:t>
+        </m:r>
+        <m:f>
+          <m:fPr>
+            <m:ctrlPr>
+              <w:rPr>
+                <w:rFonts w:ascii="Cambria Math" w:hAnsi="Cambria Math" w:cs="Times New Roman"/>
+                <w:i/>
+              </w:rPr>
+            </m:ctrlPr>
+          </m:fPr>
+          <m:num>
+            <m:r>
+              <w:rPr>
+                <w:rFonts w:ascii="Cambria Math" w:hAnsi="Cambria Math" w:cs="Times New Roman"/>
+              </w:rPr>
+              <m:t>dP</m:t>
+            </m:r>
+          </m:num>
+          <m:den>
+            <m:r>
+              <w:rPr>
+                <w:rFonts w:ascii="Cambria Math" w:hAnsi="Cambria Math" w:cs="Times New Roman"/>
+              </w:rPr>
+              <m:t>dt</m:t>
+            </m:r>
+          </m:den>
+        </m:f>
+        <m:r>
+          <w:rPr>
+            <w:rFonts w:ascii="Cambria Math" w:hAnsi="Cambria Math" w:cs="Times New Roman"/>
+          </w:rPr>
+          <m:t xml:space="preserve"> </m:t>
+        </m:r>
+      </m:oMath>
+      <w:r>
+        <w:t xml:space="preserve">marks the end of systole, </w:t>
+      </w:r>
+      <w:r>
+        <w:t>(</w:t>
+      </w:r>
+      <w:r>
+        <w:t>not the dicrotic notch</w:t>
+      </w:r>
+      <w:r>
+        <w:t>)</w:t>
+      </w:r>
+      <w:r>
+        <w:t>. I</w:t>
+      </w:r>
+      <w:r>
+        <w:t xml:space="preserve">sovolumic pressure and </w:t>
+      </w:r>
+      <w:r>
+        <w:t>left ventricular end-diastolic pressure is ignored</w:t>
+      </w:r>
+      <w:r>
+        <w:t xml:space="preserve"> in this calculation</w:t>
+      </w:r>
+      <w:r>
+        <w:t xml:space="preserve"> </w:t>
       </w:r>
       <w:r>
         <w:t>– th</w:t>
@@ -2727,7 +2593,58 @@
         <w:t>.</w:t>
       </w:r>
       <w:r>
-        <w:t xml:space="preserve"> Aortic pressure waveforms are known to underestimate SPTI compared with left ventricular pressure measurements, and brachial pressures tend to overestimate SEVR due to pressure amplification.</w:t>
+        <w:fldChar w:fldCharType="begin"/>
+      </w:r>
+      <w:r>
+        <w:instrText xml:space="preserve"> ADDIN EN.CITE &lt;EndNote&gt;&lt;Cite&gt;&lt;Author&gt;Salvi&lt;/Author&gt;&lt;Year&gt;2021&lt;/Year&gt;&lt;RecNum&gt;54802&lt;/RecNum&gt;&lt;DisplayText&gt;&lt;style face="superscript"&gt;3&lt;/style&gt;&lt;/DisplayText&gt;&lt;record&gt;&lt;rec-number&gt;54802&lt;/rec-number&gt;&lt;foreign-keys&gt;&lt;key app="EN" db-id="pd5zdw0xowzet5eeswvpxdvm29fvrpdterdv" timestamp="1656702691" guid="b006fdac-7c7d-4995-9a2c-16c1876fd389"&gt;54802&lt;/key&gt;&lt;/foreign-keys&gt;&lt;ref-type name="Journal Article"&gt;17&lt;/ref-type&gt;&lt;contributors&gt;&lt;authors&gt;&lt;author&gt;Salvi, Paolo&lt;/author&gt;&lt;author&gt;Baldi, Corrado&lt;/author&gt;&lt;author&gt;Scalise, Filippo&lt;/author&gt;&lt;author&gt;Grillo, Andrea&lt;/author&gt;&lt;author&gt;Salvi, Lucia&lt;/author&gt;&lt;author&gt;Tan, Isabella&lt;/author&gt;&lt;author&gt;De Censi, Lorenzo&lt;/author&gt;&lt;author&gt;Sorropago, Antonio&lt;/author&gt;&lt;author&gt;Moretti, Francesco&lt;/author&gt;&lt;author&gt;Sorropago, Giovanni&lt;/author&gt;&lt;author&gt;Gao, Lan&lt;/author&gt;&lt;author&gt;Rovina, Matteo&lt;/author&gt;&lt;author&gt;Simon, Giulia&lt;/author&gt;&lt;author&gt;Fabris, Bruno&lt;/author&gt;&lt;author&gt;Carretta, Renzo&lt;/author&gt;&lt;author&gt;Avolio, Alberto P.&lt;/author&gt;&lt;author&gt;Parati, Gianfranco&lt;/author&gt;&lt;/authors&gt;&lt;/contributors&gt;&lt;titles&gt;&lt;title&gt;Comparison Between Invasive and Noninvasive Methods to Estimate Subendocardial Oxygen Supply and Demand Imbalance&lt;/title&gt;&lt;secondary-title&gt;Journal of the American Heart Association&lt;/secondary-title&gt;&lt;/titles&gt;&lt;periodical&gt;&lt;full-title&gt;Journal of the American Heart Association&lt;/full-title&gt;&lt;abbr-1&gt;J. Am. Heart Assoc.&lt;/abbr-1&gt;&lt;abbr-2&gt;J Am Heart Assoc&lt;/abbr-2&gt;&lt;/periodical&gt;&lt;volume&gt;10&lt;/volume&gt;&lt;number&gt;17&lt;/number&gt;&lt;dates&gt;&lt;year&gt;2021&lt;/year&gt;&lt;pub-dates&gt;&lt;date&gt;2021-09-07&lt;/date&gt;&lt;/pub-dates&gt;&lt;/dates&gt;&lt;publisher&gt;Ovid Technologies (Wolters Kluwer Health)&lt;/publisher&gt;&lt;isbn&gt;2047-9980&lt;/isbn&gt;&lt;urls&gt;&lt;/urls&gt;&lt;electronic-resource-num&gt;10.1161/jaha.121.021207&lt;/electronic-resource-num&gt;&lt;access-date&gt;2022-07-01T19:04:33&lt;/access-date&gt;&lt;/record&gt;&lt;/Cite&gt;&lt;/EndNote&gt;</w:instrText>
+      </w:r>
+      <w:r>
+        <w:fldChar w:fldCharType="separate"/>
+      </w:r>
+      <w:r>
+        <w:rPr>
+          <w:noProof/>
+          <w:vertAlign w:val="superscript"/>
+        </w:rPr>
+        <w:t>3</w:t>
+      </w:r>
+      <w:r>
+        <w:fldChar w:fldCharType="end"/>
+      </w:r>
+      <w:r>
+        <w:t xml:space="preserve"> </w:t>
+      </w:r>
+      <w:r>
+        <w:t>Non-invasive central</w:t>
+      </w:r>
+      <w:r>
+        <w:t xml:space="preserve"> pressure waveforms are known to underestimate SPTI compared with left ventricular pressure </w:t>
+      </w:r>
+      <w:r>
+        <w:lastRenderedPageBreak/>
+        <w:t>measurements,</w:t>
+      </w:r>
+      <w:r>
+        <w:fldChar w:fldCharType="begin"/>
+      </w:r>
+      <w:r>
+        <w:instrText xml:space="preserve"> ADDIN EN.CITE &lt;EndNote&gt;&lt;Cite&gt;&lt;Author&gt;Salvi&lt;/Author&gt;&lt;Year&gt;2021&lt;/Year&gt;&lt;RecNum&gt;54802&lt;/RecNum&gt;&lt;DisplayText&gt;&lt;style face="superscript"&gt;3&lt;/style&gt;&lt;/DisplayText&gt;&lt;record&gt;&lt;rec-number&gt;54802&lt;/rec-number&gt;&lt;foreign-keys&gt;&lt;key app="EN" db-id="pd5zdw0xowzet5eeswvpxdvm29fvrpdterdv" timestamp="1656702691" guid="b006fdac-7c7d-4995-9a2c-16c1876fd389"&gt;54802&lt;/key&gt;&lt;/foreign-keys&gt;&lt;ref-type name="Journal Article"&gt;17&lt;/ref-type&gt;&lt;contributors&gt;&lt;authors&gt;&lt;author&gt;Salvi, Paolo&lt;/author&gt;&lt;author&gt;Baldi, Corrado&lt;/author&gt;&lt;author&gt;Scalise, Filippo&lt;/author&gt;&lt;author&gt;Grillo, Andrea&lt;/author&gt;&lt;author&gt;Salvi, Lucia&lt;/author&gt;&lt;author&gt;Tan, Isabella&lt;/author&gt;&lt;author&gt;De Censi, Lorenzo&lt;/author&gt;&lt;author&gt;Sorropago, Antonio&lt;/author&gt;&lt;author&gt;Moretti, Francesco&lt;/author&gt;&lt;author&gt;Sorropago, Giovanni&lt;/author&gt;&lt;author&gt;Gao, Lan&lt;/author&gt;&lt;author&gt;Rovina, Matteo&lt;/author&gt;&lt;author&gt;Simon, Giulia&lt;/author&gt;&lt;author&gt;Fabris, Bruno&lt;/author&gt;&lt;author&gt;Carretta, Renzo&lt;/author&gt;&lt;author&gt;Avolio, Alberto P.&lt;/author&gt;&lt;author&gt;Parati, Gianfranco&lt;/author&gt;&lt;/authors&gt;&lt;/contributors&gt;&lt;titles&gt;&lt;title&gt;Comparison Between Invasive and Noninvasive Methods to Estimate Subendocardial Oxygen Supply and Demand Imbalance&lt;/title&gt;&lt;secondary-title&gt;Journal of the American Heart Association&lt;/secondary-title&gt;&lt;/titles&gt;&lt;periodical&gt;&lt;full-title&gt;Journal of the American Heart Association&lt;/full-title&gt;&lt;abbr-1&gt;J. Am. Heart Assoc.&lt;/abbr-1&gt;&lt;abbr-2&gt;J Am Heart Assoc&lt;/abbr-2&gt;&lt;/periodical&gt;&lt;volume&gt;10&lt;/volume&gt;&lt;number&gt;17&lt;/number&gt;&lt;dates&gt;&lt;year&gt;2021&lt;/year&gt;&lt;pub-dates&gt;&lt;date&gt;2021-09-07&lt;/date&gt;&lt;/pub-dates&gt;&lt;/dates&gt;&lt;publisher&gt;Ovid Technologies (Wolters Kluwer Health)&lt;/publisher&gt;&lt;isbn&gt;2047-9980&lt;/isbn&gt;&lt;urls&gt;&lt;/urls&gt;&lt;electronic-resource-num&gt;10.1161/jaha.121.021207&lt;/electronic-resource-num&gt;&lt;access-date&gt;2022-07-01T19:04:33&lt;/access-date&gt;&lt;/record&gt;&lt;/Cite&gt;&lt;/EndNote&gt;</w:instrText>
+      </w:r>
+      <w:r>
+        <w:fldChar w:fldCharType="separate"/>
+      </w:r>
+      <w:r>
+        <w:rPr>
+          <w:noProof/>
+          <w:vertAlign w:val="superscript"/>
+        </w:rPr>
+        <w:t>3</w:t>
+      </w:r>
+      <w:r>
+        <w:fldChar w:fldCharType="end"/>
+      </w:r>
+      <w:r>
+        <w:t xml:space="preserve"> and brachial pressures tend to overestimate SEVR due to pressure amplification.</w:t>
       </w:r>
       <w:r>
         <w:fldChar w:fldCharType="begin">
@@ -2735,8 +2652,8 @@
 UmVjTnVtPjk5NDE8L1JlY051bT48RGlzcGxheVRleHQ+PHN0eWxlIGZhY2U9InN1cGVyc2NyaXB0
 Ij4yPC9zdHlsZT48L0Rpc3BsYXlUZXh0PjxyZWNvcmQ+PHJlYy1udW1iZXI+OTk0MTwvcmVjLW51
 bWJlcj48Zm9yZWlnbi1rZXlzPjxrZXkgYXBwPSJFTiIgZGItaWQ9InBkNXpkdzB4b3d6ZXQ1ZWVz
-d3ZweGR2bTI5ZnZycGR0ZXJkdiIgdGltZXN0YW1wPSIxNDQ2ODE3MDQxIiBndWlkPSJlMThjNDBm
-Ny01NWE5LTQzOTMtOTc5NC02YjVmNmE2NGQ5YTkiPjk5NDE8L2tleT48L2ZvcmVpZ24ta2V5cz48
+d3ZweGR2bTI5ZnZycGR0ZXJkdiIgdGltZXN0YW1wPSIxNDQ2ODE3MDQxIiBndWlkPSJjMjIwOTMx
+NC05NjZhLTQ2MmEtODkzOC0wMmZjOGE2NzFiMjAiPjk5NDE8L2tleT48L2ZvcmVpZ24ta2V5cz48
 cmVmLXR5cGUgbmFtZT0iSm91cm5hbCBBcnRpY2xlIj4xNzwvcmVmLXR5cGU+PGNvbnRyaWJ1dG9y
 cz48YXV0aG9ycz48YXV0aG9yPkhvZmZtYW4sIEouIEkuPC9hdXRob3I+PGF1dGhvcj5CdWNrYmVy
 ZywgRy4gRC48L2F1dGhvcj48L2F1dGhvcnM+PC9jb250cmlidXRvcnM+PGF1dGgtYWRkcmVzcz5E
@@ -2782,8 +2699,8 @@
 UmVjTnVtPjk5NDE8L1JlY051bT48RGlzcGxheVRleHQ+PHN0eWxlIGZhY2U9InN1cGVyc2NyaXB0
 Ij4yPC9zdHlsZT48L0Rpc3BsYXlUZXh0PjxyZWNvcmQ+PHJlYy1udW1iZXI+OTk0MTwvcmVjLW51
 bWJlcj48Zm9yZWlnbi1rZXlzPjxrZXkgYXBwPSJFTiIgZGItaWQ9InBkNXpkdzB4b3d6ZXQ1ZWVz
-d3ZweGR2bTI5ZnZycGR0ZXJkdiIgdGltZXN0YW1wPSIxNDQ2ODE3MDQxIiBndWlkPSJlMThjNDBm
-Ny01NWE5LTQzOTMtOTc5NC02YjVmNmE2NGQ5YTkiPjk5NDE8L2tleT48L2ZvcmVpZ24ta2V5cz48
+d3ZweGR2bTI5ZnZycGR0ZXJkdiIgdGltZXN0YW1wPSIxNDQ2ODE3MDQxIiBndWlkPSJjMjIwOTMx
+NC05NjZhLTQ2MmEtODkzOC0wMmZjOGE2NzFiMjAiPjk5NDE8L2tleT48L2ZvcmVpZ24ta2V5cz48
 cmVmLXR5cGUgbmFtZT0iSm91cm5hbCBBcnRpY2xlIj4xNzwvcmVmLXR5cGU+PGNvbnRyaWJ1dG9y
 cz48YXV0aG9ycz48YXV0aG9yPkhvZmZtYW4sIEouIEkuPC9hdXRob3I+PGF1dGhvcj5CdWNrYmVy
 ZywgRy4gRC48L2F1dGhvcj48L2F1dGhvcnM+PC9jb250cmlidXRvcnM+PGF1dGgtYWRkcmVzcz5E
@@ -2843,7 +2760,19 @@
         <w:t xml:space="preserve"> </w:t>
       </w:r>
       <w:r>
-        <w:t xml:space="preserve">SEVR calculated from the aortic and brachial pressure is provided. </w:t>
+        <w:t xml:space="preserve">SEVR calculated from the </w:t>
+      </w:r>
+      <w:r>
+        <w:t>central (aortic) pressure</w:t>
+      </w:r>
+      <w:r>
+        <w:t xml:space="preserve"> is provided</w:t>
+      </w:r>
+      <w:r>
+        <w:t xml:space="preserve"> in this program</w:t>
+      </w:r>
+      <w:r>
+        <w:t xml:space="preserve">. </w:t>
       </w:r>
     </w:p>
     <w:p>
@@ -2865,22 +2794,7 @@
     <w:p>
       <w:pPr>
         <w:rPr>
-          <w:color w:val="FF0000"/>
-          <w:u w:val="single"/>
-        </w:rPr>
-      </w:pPr>
-      <w:r>
-        <w:rPr>
-          <w:color w:val="FF0000"/>
-          <w:u w:val="single"/>
-        </w:rPr>
-        <w:t xml:space="preserve">NB THESE MEASURES ARE EXPERIMENTAL </w:t>
-      </w:r>
-    </w:p>
-    <w:p>
-      <w:pPr>
-        <w:rPr>
-          <w:rFonts w:cs="Times New Roman"/>
+          <w:rFonts w:eastAsiaTheme="minorEastAsia"/>
         </w:rPr>
       </w:pPr>
       <w:r>
@@ -2925,7 +2839,21 @@
       </w:r>
       <w:proofErr w:type="spellEnd"/>
       <w:r>
-        <w:t xml:space="preserve"> assumption – see above) then the pattern of aortic wave intensity (</w:t>
+        <w:t xml:space="preserve"> assumption – see above)</w:t>
+      </w:r>
+      <w:r>
+        <w:t xml:space="preserve">. If this is the </w:t>
+      </w:r>
+      <w:proofErr w:type="gramStart"/>
+      <w:r>
+        <w:t>case</w:t>
+      </w:r>
+      <w:proofErr w:type="gramEnd"/>
+      <w:r>
+        <w:t xml:space="preserve"> then </w:t>
+      </w:r>
+      <w:r>
+        <w:t>the pattern of aortic wave intensity (</w:t>
       </w:r>
       <w:proofErr w:type="spellStart"/>
       <w:r>
@@ -2939,49 +2867,133 @@
       <w:r>
         <w:t xml:space="preserve">) can be estimated (being proportional to </w:t>
       </w:r>
+      <m:oMath>
+        <m:r>
+          <w:rPr>
+            <w:rFonts w:ascii="Cambria Math" w:hAnsi="Cambria Math" w:cs="Times New Roman"/>
+          </w:rPr>
+          <m:t xml:space="preserve">dP </m:t>
+        </m:r>
+        <m:r>
+          <w:rPr>
+            <w:rFonts w:ascii="Cambria Math" w:hAnsi="Cambria Math" w:cs="Times New Roman"/>
+          </w:rPr>
+          <m:t>×</m:t>
+        </m:r>
+        <m:r>
+          <w:rPr>
+            <w:rFonts w:ascii="Cambria Math" w:hAnsi="Cambria Math" w:cs="Times New Roman"/>
+          </w:rPr>
+          <m:t>d</m:t>
+        </m:r>
+        <m:sSub>
+          <m:sSubPr>
+            <m:ctrlPr>
+              <w:rPr>
+                <w:rFonts w:ascii="Cambria Math" w:hAnsi="Cambria Math" w:cs="Times New Roman"/>
+                <w:i/>
+              </w:rPr>
+            </m:ctrlPr>
+          </m:sSubPr>
+          <m:e>
+            <m:r>
+              <w:rPr>
+                <w:rFonts w:ascii="Cambria Math" w:hAnsi="Cambria Math" w:cs="Times New Roman"/>
+              </w:rPr>
+              <m:t>P</m:t>
+            </m:r>
+          </m:e>
+          <m:sub>
+            <m:r>
+              <w:rPr>
+                <w:rFonts w:ascii="Cambria Math" w:hAnsi="Cambria Math" w:cs="Times New Roman"/>
+              </w:rPr>
+              <m:t>xs</m:t>
+            </m:r>
+          </m:sub>
+        </m:sSub>
+      </m:oMath>
+      <w:r>
+        <w:rPr>
+          <w:rFonts w:cs="Times New Roman"/>
+        </w:rPr>
+        <w:t>).</w:t>
+      </w:r>
+      <w:r>
+        <w:rPr>
+          <w:rFonts w:cs="Times New Roman"/>
+        </w:rPr>
+        <w:t xml:space="preserve"> If </w:t>
+      </w:r>
+      <w:r>
+        <w:rPr>
+          <w:rFonts w:cs="Times New Roman"/>
+        </w:rPr>
+        <w:t xml:space="preserve">either </w:t>
+      </w:r>
+      <w:r>
+        <w:rPr>
+          <w:rFonts w:cs="Times New Roman"/>
+        </w:rPr>
+        <w:t xml:space="preserve">aortic wave speed </w:t>
+      </w:r>
+      <w:r>
+        <w:rPr>
+          <w:rFonts w:cs="Times New Roman"/>
+        </w:rPr>
+        <w:t xml:space="preserve">or </w:t>
+      </w:r>
+      <w:r>
+        <w:rPr>
+          <w:rFonts w:cs="Times New Roman"/>
+        </w:rPr>
+        <w:t xml:space="preserve">flow velocity </w:t>
+      </w:r>
+      <w:r>
+        <w:rPr>
+          <w:rFonts w:cs="Times New Roman"/>
+        </w:rPr>
+        <w:t xml:space="preserve">is </w:t>
+      </w:r>
+      <w:proofErr w:type="gramStart"/>
+      <w:r>
+        <w:rPr>
+          <w:rFonts w:cs="Times New Roman"/>
+        </w:rPr>
+        <w:t>known</w:t>
+      </w:r>
+      <w:proofErr w:type="gramEnd"/>
+      <w:r>
+        <w:rPr>
+          <w:rFonts w:cs="Times New Roman"/>
+        </w:rPr>
+        <w:t xml:space="preserve"> then wave intensity can be estimated on the basis of the Water</w:t>
+      </w:r>
+      <w:r>
+        <w:rPr>
+          <w:rFonts w:cs="Times New Roman"/>
+        </w:rPr>
+        <w:t>-</w:t>
+      </w:r>
+      <w:r>
+        <w:rPr>
+          <w:rFonts w:cs="Times New Roman"/>
+        </w:rPr>
+        <w:t>hammer equation.</w:t>
+      </w:r>
+      <w:r>
+        <w:rPr>
+          <w:rFonts w:cs="Times New Roman"/>
+        </w:rPr>
+        <w:t xml:space="preserve"> If only pressure has been measured this problem cannot be solved without strong assumptions. In this case, it is assumed that peak aortic flow (</w:t>
+      </w:r>
       <w:proofErr w:type="spellStart"/>
       <w:r>
         <w:rPr>
           <w:rFonts w:ascii="Times New Roman" w:hAnsi="Times New Roman" w:cs="Times New Roman"/>
           <w:i/>
         </w:rPr>
-        <w:t>dP</w:t>
-      </w:r>
-      <w:proofErr w:type="spellEnd"/>
-      <w:r>
-        <w:rPr>
-          <w:rFonts w:ascii="Times New Roman" w:hAnsi="Times New Roman" w:cs="Times New Roman"/>
-          <w:i/>
-        </w:rPr>
-        <w:t xml:space="preserve"> </w:t>
-      </w:r>
-      <w:r>
-        <w:rPr>
-          <w:rFonts w:ascii="Times New Roman" w:hAnsi="Times New Roman" w:cs="Times New Roman"/>
-        </w:rPr>
-        <w:t>x</w:t>
-      </w:r>
-      <w:r>
-        <w:rPr>
-          <w:rFonts w:ascii="Times New Roman" w:hAnsi="Times New Roman" w:cs="Times New Roman"/>
-          <w:i/>
-        </w:rPr>
-        <w:t xml:space="preserve"> </w:t>
-      </w:r>
-      <w:proofErr w:type="spellStart"/>
-      <w:r>
-        <w:rPr>
-          <w:rFonts w:ascii="Times New Roman" w:hAnsi="Times New Roman" w:cs="Times New Roman"/>
-          <w:i/>
-        </w:rPr>
-        <w:t>d</w:t>
-      </w:r>
-      <w:r>
-        <w:rPr>
-          <w:rFonts w:ascii="Times New Roman" w:hAnsi="Times New Roman" w:cs="Times New Roman"/>
-          <w:i/>
-        </w:rPr>
-        <w:t>P</w:t>
+        <w:t>U</w:t>
       </w:r>
       <w:r>
         <w:rPr>
@@ -2989,121 +3001,27 @@
           <w:i/>
           <w:vertAlign w:val="subscript"/>
         </w:rPr>
-        <w:t>xs</w:t>
+        <w:t>peak</w:t>
       </w:r>
       <w:proofErr w:type="spellEnd"/>
-      <w:r>
-        <w:rPr>
-          <w:rFonts w:cs="Times New Roman"/>
-        </w:rPr>
-        <w:t>).</w:t>
-      </w:r>
-      <w:r>
-        <w:rPr>
-          <w:rFonts w:cs="Times New Roman"/>
-        </w:rPr>
-        <w:t xml:space="preserve"> If </w:t>
-      </w:r>
-      <w:r>
-        <w:rPr>
-          <w:rFonts w:cs="Times New Roman"/>
-        </w:rPr>
-        <w:t xml:space="preserve">one of </w:t>
-      </w:r>
-      <w:r>
-        <w:rPr>
-          <w:rFonts w:cs="Times New Roman"/>
-        </w:rPr>
-        <w:t xml:space="preserve">aortic wave speed </w:t>
-      </w:r>
-      <w:r>
-        <w:rPr>
-          <w:rFonts w:cs="Times New Roman"/>
-        </w:rPr>
-        <w:t xml:space="preserve">or </w:t>
-      </w:r>
-      <w:proofErr w:type="spellStart"/>
       <w:r>
         <w:rPr>
           <w:rFonts w:ascii="Times New Roman" w:hAnsi="Times New Roman" w:cs="Times New Roman"/>
           <w:i/>
         </w:rPr>
-        <w:t>dU</w:t>
-      </w:r>
-      <w:proofErr w:type="spellEnd"/>
+        <w:t>)</w:t>
+      </w:r>
       <w:r>
         <w:rPr>
           <w:rFonts w:cs="Times New Roman"/>
         </w:rPr>
-        <w:t xml:space="preserve"> </w:t>
+        <w:t xml:space="preserve"> is </w:t>
       </w:r>
       <w:r>
         <w:rPr>
           <w:rFonts w:cs="Times New Roman"/>
         </w:rPr>
-        <w:t xml:space="preserve">is </w:t>
-      </w:r>
-      <w:proofErr w:type="gramStart"/>
-      <w:r>
-        <w:rPr>
-          <w:rFonts w:cs="Times New Roman"/>
-        </w:rPr>
-        <w:t>known</w:t>
-      </w:r>
-      <w:proofErr w:type="gramEnd"/>
-      <w:r>
-        <w:rPr>
-          <w:rFonts w:cs="Times New Roman"/>
-        </w:rPr>
-        <w:t xml:space="preserve"> then wave intensity can be estimated on the basis of the </w:t>
-      </w:r>
-      <w:proofErr w:type="spellStart"/>
-      <w:r>
-        <w:rPr>
-          <w:rFonts w:cs="Times New Roman"/>
-        </w:rPr>
-        <w:t>Waterhammer</w:t>
-      </w:r>
-      <w:proofErr w:type="spellEnd"/>
-      <w:r>
-        <w:rPr>
-          <w:rFonts w:cs="Times New Roman"/>
-        </w:rPr>
-        <w:t xml:space="preserve"> equation.</w:t>
-      </w:r>
-      <w:r>
-        <w:rPr>
-          <w:rFonts w:cs="Times New Roman"/>
-        </w:rPr>
-        <w:t xml:space="preserve"> If only pressure has been measured this problem cannot be solved without strong assumptions. In this case, it is assumed that peak aortic flow (</w:t>
-      </w:r>
-      <w:proofErr w:type="spellStart"/>
-      <w:r>
-        <w:rPr>
-          <w:rFonts w:ascii="Times New Roman" w:hAnsi="Times New Roman" w:cs="Times New Roman"/>
-          <w:i/>
-        </w:rPr>
-        <w:t>dU</w:t>
-      </w:r>
-      <w:proofErr w:type="spellEnd"/>
-      <w:r>
-        <w:rPr>
-          <w:rFonts w:ascii="Times New Roman" w:hAnsi="Times New Roman" w:cs="Times New Roman"/>
-          <w:i/>
-        </w:rPr>
-        <w:t>)</w:t>
-      </w:r>
-      <w:r>
-        <w:rPr>
-          <w:rFonts w:cs="Times New Roman"/>
-        </w:rPr>
-        <w:t xml:space="preserve"> is </w:t>
-      </w:r>
-      <w:r>
-        <w:rPr>
-          <w:rFonts w:cs="Times New Roman"/>
-        </w:rPr>
-        <w:t xml:space="preserve">1m/s (based on data from </w:t>
+        <w:t>1m/s (based on data from</w:t>
       </w:r>
       <w:r>
         <w:rPr>
@@ -3111,45 +3029,45 @@
         </w:rPr>
         <w:fldChar w:fldCharType="begin">
           <w:fldData xml:space="preserve">PEVuZE5vdGU+PENpdGU+PEF1dGhvcj5MaW5kcm9vczwvQXV0aG9yPjxZZWFyPjE5OTM8L1llYXI+
-PFJlY051bT4yMDU3OTwvUmVjTnVtPjxEaXNwbGF5VGV4dD48c3R5bGUgZmFjZT0ic3VwZXJzY3Jp
-cHQiPjM8L3N0eWxlPjwvRGlzcGxheVRleHQ+PHJlY29yZD48cmVjLW51bWJlcj4yMDU3OTwvcmVj
+PFJlY051bT4xOTc3MDwvUmVjTnVtPjxEaXNwbGF5VGV4dD48c3R5bGUgZmFjZT0ic3VwZXJzY3Jp
+cHQiPjQ8L3N0eWxlPjwvRGlzcGxheVRleHQ+PHJlY29yZD48cmVjLW51bWJlcj4xOTc3MDwvcmVj
 LW51bWJlcj48Zm9yZWlnbi1rZXlzPjxrZXkgYXBwPSJFTiIgZGItaWQ9InBkNXpkdzB4b3d6ZXQ1
-ZWVzd3ZweGR2bTI5ZnZycGR0ZXJkdiIgdGltZXN0YW1wPSIxNTUzODUzMTMzIj4yMDU3OTwva2V5
-PjwvZm9yZWlnbi1rZXlzPjxyZWYtdHlwZSBuYW1lPSJKb3VybmFsIEFydGljbGUiPjE3PC9yZWYt
-dHlwZT48Y29udHJpYnV0b3JzPjxhdXRob3JzPjxhdXRob3I+TGluZHJvb3MsIE0uPC9hdXRob3I+
-PGF1dGhvcj5LdXBhcmksIE0uPC9hdXRob3I+PGF1dGhvcj5IZWlra2lsYSwgSi48L2F1dGhvcj48
-YXV0aG9yPlRpbHZpcywgUi48L2F1dGhvcj48L2F1dGhvcnM+PC9jb250cmlidXRvcnM+PGF1dGgt
-YWRkcmVzcz5GaXJzdCBEZXBhcnRtZW50IG9mIE1lZGljaW5lLCBIZWxzaW5raSBVbml2ZXJzaXR5
-IENlbnRyYWwgSG9zcGl0YWwsIEZpbmxhbmQuPC9hdXRoLWFkZHJlc3M+PHRpdGxlcz48dGl0bGU+
-UHJldmFsZW5jZSBvZiBhb3J0aWMgdmFsdmUgYWJub3JtYWxpdGllcyBpbiB0aGUgZWxkZXJseTog
-YW4gZWNob2NhcmRpb2dyYXBoaWMgc3R1ZHkgb2YgYSByYW5kb20gcG9wdWxhdGlvbiBzYW1wbGU8
-L3RpdGxlPjxzZWNvbmRhcnktdGl0bGU+SiBBbSBDb2xsIENhcmRpb2w8L3NlY29uZGFyeS10aXRs
-ZT48L3RpdGxlcz48cGVyaW9kaWNhbD48ZnVsbC10aXRsZT5Kb3VybmFsIG9mIHRoZSBBbWVyaWNh
-biBDb2xsZWdlIG9mIENhcmRpb2xvZ3k8L2Z1bGwtdGl0bGU+PGFiYnItMT5KLiBBbS4gQ29sbC4g
-Q2FyZGlvbC48L2FiYnItMT48YWJici0yPkogQW0gQ29sbCBDYXJkaW9sPC9hYmJyLTI+PC9wZXJp
-b2RpY2FsPjxwYWdlcz4xMjIwLTU8L3BhZ2VzPjx2b2x1bWU+MjE8L3ZvbHVtZT48bnVtYmVyPjU8
-L251bWJlcj48a2V5d29yZHM+PGtleXdvcmQ+QWdlZDwva2V5d29yZD48a2V5d29yZD5BZ2VkLCA4
-MCBhbmQgb3Zlcjwva2V5d29yZD48a2V5d29yZD4qQW9ydGljIFZhbHZlL2RpYWdub3N0aWMgaW1h
-Z2luZy9waHlzaW9wYXRob2xvZ3k8L2tleXdvcmQ+PGtleXdvcmQ+QW9ydGljIFZhbHZlIEluc3Vm
-ZmljaWVuY3kvZGlhZ25vc3RpYyBpbWFnaW5nLyplcGlkZW1pb2xvZ3kvcGh5c2lvcGF0aG9sb2d5
-PC9rZXl3b3JkPjxrZXl3b3JkPkFvcnRpYyBWYWx2ZSBTdGVub3Npcy9kaWFnbm9zdGljIGltYWdp
-bmcvKmVwaWRlbWlvbG9neS9waHlzaW9wYXRob2xvZ3k8L2tleXdvcmQ+PGtleXdvcmQ+Qmxvb2Qg
-RmxvdyBWZWxvY2l0eTwva2V5d29yZD48a2V5d29yZD5DYWxjaW5vc2lzL2RpYWdub3N0aWMgaW1h
-Z2luZy8qZXBpZGVtaW9sb2d5L3BoeXNpb3BhdGhvbG9neTwva2V5d29yZD48a2V5d29yZD5FY2hv
-Y2FyZGlvZ3JhcGh5PC9rZXl3b3JkPjxrZXl3b3JkPkZlbWFsZTwva2V5d29yZD48a2V5d29yZD5G
-aW5sYW5kL2VwaWRlbWlvbG9neTwva2V5d29yZD48a2V5d29yZD5IZWFydCBWYWx2ZSBEaXNlYXNl
-cy9kaWFnbm9zdGljIGltYWdpbmcvZXBpZGVtaW9sb2d5L3BoeXNpb3BhdGhvbG9neTwva2V5d29y
-ZD48a2V5d29yZD5IdW1hbnM8L2tleXdvcmQ+PGtleXdvcmQ+TWFsZTwva2V5d29yZD48a2V5d29y
-ZD5NaWRkbGUgQWdlZDwva2V5d29yZD48a2V5d29yZD5QcmV2YWxlbmNlPC9rZXl3b3JkPjwva2V5
-d29yZHM+PGRhdGVzPjx5ZWFyPjE5OTM8L3llYXI+PHB1Yi1kYXRlcz48ZGF0ZT5BcHI8L2RhdGU+
-PC9wdWItZGF0ZXM+PC9kYXRlcz48aXNibj4wNzM1LTEwOTcgKFByaW50KSYjeEQ7MDczNS0xMDk3
-IChMaW5raW5nKTwvaXNibj48YWNjZXNzaW9uLW51bT44NDU5MDgwPC9hY2Nlc3Npb24tbnVtPjx1
-cmxzPjxyZWxhdGVkLXVybHM+PHVybD5odHRwczovL3d3dy5uY2JpLm5sbS5uaWguZ292L3B1Ym1l
-ZC84NDU5MDgwPC91cmw+PHVybD5odHRwczovL3d3dy5zY2llbmNlZGlyZWN0LmNvbS9zY2llbmNl
-L2FydGljbGUvcGlpLzA3MzUxMDk3OTM5MDI0OVo/dmlhJTNEaWh1YjwvdXJsPjwvcmVsYXRlZC11
-cmxzPjwvdXJscz48ZWxlY3Ryb25pYy1yZXNvdXJjZS1udW0+MTAuMTAxNi8wNzM1LTEwOTcoOTMp
-OTAyNDktejwvZWxlY3Ryb25pYy1yZXNvdXJjZS1udW0+PC9yZWNvcmQ+PC9DaXRlPjwvRW5kTm90
-ZT4A
+ZWVzd3ZweGR2bTI5ZnZycGR0ZXJkdiIgdGltZXN0YW1wPSIxNTUzODgxNDk2IiBndWlkPSJkM2Fj
+ZDdlYy00YjNmLTQ3ZjEtOGFjNC1lYWRiYmE4MTZlM2QiPjE5NzcwPC9rZXk+PC9mb3JlaWduLWtl
+eXM+PHJlZi10eXBlIG5hbWU9IkpvdXJuYWwgQXJ0aWNsZSI+MTc8L3JlZi10eXBlPjxjb250cmli
+dXRvcnM+PGF1dGhvcnM+PGF1dGhvcj5MaW5kcm9vcywgTS48L2F1dGhvcj48YXV0aG9yPkt1cGFy
+aSwgTS48L2F1dGhvcj48YXV0aG9yPkhlaWtraWxhLCBKLjwvYXV0aG9yPjxhdXRob3I+VGlsdmlz
+LCBSLjwvYXV0aG9yPjwvYXV0aG9ycz48L2NvbnRyaWJ1dG9ycz48YXV0aC1hZGRyZXNzPkZpcnN0
+IERlcGFydG1lbnQgb2YgTWVkaWNpbmUsIEhlbHNpbmtpIFVuaXZlcnNpdHkgQ2VudHJhbCBIb3Nw
+aXRhbCwgRmlubGFuZC48L2F1dGgtYWRkcmVzcz48dGl0bGVzPjx0aXRsZT5QcmV2YWxlbmNlIG9m
+IGFvcnRpYyB2YWx2ZSBhYm5vcm1hbGl0aWVzIGluIHRoZSBlbGRlcmx5OiBhbiBlY2hvY2FyZGlv
+Z3JhcGhpYyBzdHVkeSBvZiBhIHJhbmRvbSBwb3B1bGF0aW9uIHNhbXBsZTwvdGl0bGU+PHNlY29u
+ZGFyeS10aXRsZT5KIEFtIENvbGwgQ2FyZGlvbDwvc2Vjb25kYXJ5LXRpdGxlPjwvdGl0bGVzPjxw
+ZXJpb2RpY2FsPjxmdWxsLXRpdGxlPkpvdXJuYWwgb2YgdGhlIEFtZXJpY2FuIENvbGxlZ2Ugb2Yg
+Q2FyZGlvbG9neTwvZnVsbC10aXRsZT48YWJici0xPkouIEFtLiBDb2xsLiBDYXJkaW9sLjwvYWJi
+ci0xPjxhYmJyLTI+SiBBbSBDb2xsIENhcmRpb2w8L2FiYnItMj48L3BlcmlvZGljYWw+PHBhZ2Vz
+PjEyMjAtNTwvcGFnZXM+PHZvbHVtZT4yMTwvdm9sdW1lPjxudW1iZXI+NTwvbnVtYmVyPjxrZXl3
+b3Jkcz48a2V5d29yZD5BZ2VkPC9rZXl3b3JkPjxrZXl3b3JkPkFnZWQsIDgwIGFuZCBvdmVyPC9r
+ZXl3b3JkPjxrZXl3b3JkPipBb3J0aWMgVmFsdmUvZGlhZ25vc3RpYyBpbWFnaW5nL3BoeXNpb3Bh
+dGhvbG9neTwva2V5d29yZD48a2V5d29yZD5Bb3J0aWMgVmFsdmUgSW5zdWZmaWNpZW5jeS9kaWFn
+bm9zdGljIGltYWdpbmcvKmVwaWRlbWlvbG9neS9waHlzaW9wYXRob2xvZ3k8L2tleXdvcmQ+PGtl
+eXdvcmQ+QW9ydGljIFZhbHZlIFN0ZW5vc2lzL2RpYWdub3N0aWMgaW1hZ2luZy8qZXBpZGVtaW9s
+b2d5L3BoeXNpb3BhdGhvbG9neTwva2V5d29yZD48a2V5d29yZD5CbG9vZCBGbG93IFZlbG9jaXR5
+PC9rZXl3b3JkPjxrZXl3b3JkPkNhbGNpbm9zaXMvZGlhZ25vc3RpYyBpbWFnaW5nLyplcGlkZW1p
+b2xvZ3kvcGh5c2lvcGF0aG9sb2d5PC9rZXl3b3JkPjxrZXl3b3JkPkVjaG9jYXJkaW9ncmFwaHk8
+L2tleXdvcmQ+PGtleXdvcmQ+RmVtYWxlPC9rZXl3b3JkPjxrZXl3b3JkPkZpbmxhbmQvZXBpZGVt
+aW9sb2d5PC9rZXl3b3JkPjxrZXl3b3JkPkhlYXJ0IFZhbHZlIERpc2Vhc2VzL2RpYWdub3N0aWMg
+aW1hZ2luZy9lcGlkZW1pb2xvZ3kvcGh5c2lvcGF0aG9sb2d5PC9rZXl3b3JkPjxrZXl3b3JkPkh1
+bWFuczwva2V5d29yZD48a2V5d29yZD5NYWxlPC9rZXl3b3JkPjxrZXl3b3JkPk1pZGRsZSBBZ2Vk
+PC9rZXl3b3JkPjxrZXl3b3JkPlByZXZhbGVuY2U8L2tleXdvcmQ+PC9rZXl3b3Jkcz48ZGF0ZXM+
+PHllYXI+MTk5MzwveWVhcj48cHViLWRhdGVzPjxkYXRlPkFwcjwvZGF0ZT48L3B1Yi1kYXRlcz48
+L2RhdGVzPjxpc2JuPjA3MzUtMTA5NyAoUHJpbnQpJiN4RDswNzM1LTEwOTcgKExpbmtpbmcpPC9p
+c2JuPjxhY2Nlc3Npb24tbnVtPjg0NTkwODA8L2FjY2Vzc2lvbi1udW0+PHVybHM+PHJlbGF0ZWQt
+dXJscz48dXJsPmh0dHBzOi8vd3d3Lm5jYmkubmxtLm5paC5nb3YvcHVibWVkLzg0NTkwODA8L3Vy
+bD48dXJsPmh0dHBzOi8vd3d3LnNjaWVuY2VkaXJlY3QuY29tL3NjaWVuY2UvYXJ0aWNsZS9waWkv
+MDczNTEwOTc5MzkwMjQ5Wj92aWElM0RpaHViPC91cmw+PC9yZWxhdGVkLXVybHM+PC91cmxzPjxl
+bGVjdHJvbmljLXJlc291cmNlLW51bT4xMC4xMDE2LzA3MzUtMTA5Nyg5Myk5MDI0OS16PC9lbGVj
+dHJvbmljLXJlc291cmNlLW51bT48L3JlY29yZD48L0NpdGU+PC9FbmROb3RlPgB=
 </w:fldData>
         </w:fldChar>
       </w:r>
@@ -3165,45 +3083,45 @@
         </w:rPr>
         <w:fldChar w:fldCharType="begin">
           <w:fldData xml:space="preserve">PEVuZE5vdGU+PENpdGU+PEF1dGhvcj5MaW5kcm9vczwvQXV0aG9yPjxZZWFyPjE5OTM8L1llYXI+
-PFJlY051bT4yMDU3OTwvUmVjTnVtPjxEaXNwbGF5VGV4dD48c3R5bGUgZmFjZT0ic3VwZXJzY3Jp
-cHQiPjM8L3N0eWxlPjwvRGlzcGxheVRleHQ+PHJlY29yZD48cmVjLW51bWJlcj4yMDU3OTwvcmVj
+PFJlY051bT4xOTc3MDwvUmVjTnVtPjxEaXNwbGF5VGV4dD48c3R5bGUgZmFjZT0ic3VwZXJzY3Jp
+cHQiPjQ8L3N0eWxlPjwvRGlzcGxheVRleHQ+PHJlY29yZD48cmVjLW51bWJlcj4xOTc3MDwvcmVj
 LW51bWJlcj48Zm9yZWlnbi1rZXlzPjxrZXkgYXBwPSJFTiIgZGItaWQ9InBkNXpkdzB4b3d6ZXQ1
-ZWVzd3ZweGR2bTI5ZnZycGR0ZXJkdiIgdGltZXN0YW1wPSIxNTUzODUzMTMzIj4yMDU3OTwva2V5
-PjwvZm9yZWlnbi1rZXlzPjxyZWYtdHlwZSBuYW1lPSJKb3VybmFsIEFydGljbGUiPjE3PC9yZWYt
-dHlwZT48Y29udHJpYnV0b3JzPjxhdXRob3JzPjxhdXRob3I+TGluZHJvb3MsIE0uPC9hdXRob3I+
-PGF1dGhvcj5LdXBhcmksIE0uPC9hdXRob3I+PGF1dGhvcj5IZWlra2lsYSwgSi48L2F1dGhvcj48
-YXV0aG9yPlRpbHZpcywgUi48L2F1dGhvcj48L2F1dGhvcnM+PC9jb250cmlidXRvcnM+PGF1dGgt
-YWRkcmVzcz5GaXJzdCBEZXBhcnRtZW50IG9mIE1lZGljaW5lLCBIZWxzaW5raSBVbml2ZXJzaXR5
-IENlbnRyYWwgSG9zcGl0YWwsIEZpbmxhbmQuPC9hdXRoLWFkZHJlc3M+PHRpdGxlcz48dGl0bGU+
-UHJldmFsZW5jZSBvZiBhb3J0aWMgdmFsdmUgYWJub3JtYWxpdGllcyBpbiB0aGUgZWxkZXJseTog
-YW4gZWNob2NhcmRpb2dyYXBoaWMgc3R1ZHkgb2YgYSByYW5kb20gcG9wdWxhdGlvbiBzYW1wbGU8
-L3RpdGxlPjxzZWNvbmRhcnktdGl0bGU+SiBBbSBDb2xsIENhcmRpb2w8L3NlY29uZGFyeS10aXRs
-ZT48L3RpdGxlcz48cGVyaW9kaWNhbD48ZnVsbC10aXRsZT5Kb3VybmFsIG9mIHRoZSBBbWVyaWNh
-biBDb2xsZWdlIG9mIENhcmRpb2xvZ3k8L2Z1bGwtdGl0bGU+PGFiYnItMT5KLiBBbS4gQ29sbC4g
-Q2FyZGlvbC48L2FiYnItMT48YWJici0yPkogQW0gQ29sbCBDYXJkaW9sPC9hYmJyLTI+PC9wZXJp
-b2RpY2FsPjxwYWdlcz4xMjIwLTU8L3BhZ2VzPjx2b2x1bWU+MjE8L3ZvbHVtZT48bnVtYmVyPjU8
-L251bWJlcj48a2V5d29yZHM+PGtleXdvcmQ+QWdlZDwva2V5d29yZD48a2V5d29yZD5BZ2VkLCA4
-MCBhbmQgb3Zlcjwva2V5d29yZD48a2V5d29yZD4qQW9ydGljIFZhbHZlL2RpYWdub3N0aWMgaW1h
-Z2luZy9waHlzaW9wYXRob2xvZ3k8L2tleXdvcmQ+PGtleXdvcmQ+QW9ydGljIFZhbHZlIEluc3Vm
-ZmljaWVuY3kvZGlhZ25vc3RpYyBpbWFnaW5nLyplcGlkZW1pb2xvZ3kvcGh5c2lvcGF0aG9sb2d5
-PC9rZXl3b3JkPjxrZXl3b3JkPkFvcnRpYyBWYWx2ZSBTdGVub3Npcy9kaWFnbm9zdGljIGltYWdp
-bmcvKmVwaWRlbWlvbG9neS9waHlzaW9wYXRob2xvZ3k8L2tleXdvcmQ+PGtleXdvcmQ+Qmxvb2Qg
-RmxvdyBWZWxvY2l0eTwva2V5d29yZD48a2V5d29yZD5DYWxjaW5vc2lzL2RpYWdub3N0aWMgaW1h
-Z2luZy8qZXBpZGVtaW9sb2d5L3BoeXNpb3BhdGhvbG9neTwva2V5d29yZD48a2V5d29yZD5FY2hv
-Y2FyZGlvZ3JhcGh5PC9rZXl3b3JkPjxrZXl3b3JkPkZlbWFsZTwva2V5d29yZD48a2V5d29yZD5G
-aW5sYW5kL2VwaWRlbWlvbG9neTwva2V5d29yZD48a2V5d29yZD5IZWFydCBWYWx2ZSBEaXNlYXNl
-cy9kaWFnbm9zdGljIGltYWdpbmcvZXBpZGVtaW9sb2d5L3BoeXNpb3BhdGhvbG9neTwva2V5d29y
-ZD48a2V5d29yZD5IdW1hbnM8L2tleXdvcmQ+PGtleXdvcmQ+TWFsZTwva2V5d29yZD48a2V5d29y
-ZD5NaWRkbGUgQWdlZDwva2V5d29yZD48a2V5d29yZD5QcmV2YWxlbmNlPC9rZXl3b3JkPjwva2V5
-d29yZHM+PGRhdGVzPjx5ZWFyPjE5OTM8L3llYXI+PHB1Yi1kYXRlcz48ZGF0ZT5BcHI8L2RhdGU+
-PC9wdWItZGF0ZXM+PC9kYXRlcz48aXNibj4wNzM1LTEwOTcgKFByaW50KSYjeEQ7MDczNS0xMDk3
-IChMaW5raW5nKTwvaXNibj48YWNjZXNzaW9uLW51bT44NDU5MDgwPC9hY2Nlc3Npb24tbnVtPjx1
-cmxzPjxyZWxhdGVkLXVybHM+PHVybD5odHRwczovL3d3dy5uY2JpLm5sbS5uaWguZ292L3B1Ym1l
-ZC84NDU5MDgwPC91cmw+PHVybD5odHRwczovL3d3dy5zY2llbmNlZGlyZWN0LmNvbS9zY2llbmNl
-L2FydGljbGUvcGlpLzA3MzUxMDk3OTM5MDI0OVo/dmlhJTNEaWh1YjwvdXJsPjwvcmVsYXRlZC11
-cmxzPjwvdXJscz48ZWxlY3Ryb25pYy1yZXNvdXJjZS1udW0+MTAuMTAxNi8wNzM1LTEwOTcoOTMp
-OTAyNDktejwvZWxlY3Ryb25pYy1yZXNvdXJjZS1udW0+PC9yZWNvcmQ+PC9DaXRlPjwvRW5kTm90
-ZT4A
+ZWVzd3ZweGR2bTI5ZnZycGR0ZXJkdiIgdGltZXN0YW1wPSIxNTUzODgxNDk2IiBndWlkPSJkM2Fj
+ZDdlYy00YjNmLTQ3ZjEtOGFjNC1lYWRiYmE4MTZlM2QiPjE5NzcwPC9rZXk+PC9mb3JlaWduLWtl
+eXM+PHJlZi10eXBlIG5hbWU9IkpvdXJuYWwgQXJ0aWNsZSI+MTc8L3JlZi10eXBlPjxjb250cmli
+dXRvcnM+PGF1dGhvcnM+PGF1dGhvcj5MaW5kcm9vcywgTS48L2F1dGhvcj48YXV0aG9yPkt1cGFy
+aSwgTS48L2F1dGhvcj48YXV0aG9yPkhlaWtraWxhLCBKLjwvYXV0aG9yPjxhdXRob3I+VGlsdmlz
+LCBSLjwvYXV0aG9yPjwvYXV0aG9ycz48L2NvbnRyaWJ1dG9ycz48YXV0aC1hZGRyZXNzPkZpcnN0
+IERlcGFydG1lbnQgb2YgTWVkaWNpbmUsIEhlbHNpbmtpIFVuaXZlcnNpdHkgQ2VudHJhbCBIb3Nw
+aXRhbCwgRmlubGFuZC48L2F1dGgtYWRkcmVzcz48dGl0bGVzPjx0aXRsZT5QcmV2YWxlbmNlIG9m
+IGFvcnRpYyB2YWx2ZSBhYm5vcm1hbGl0aWVzIGluIHRoZSBlbGRlcmx5OiBhbiBlY2hvY2FyZGlv
+Z3JhcGhpYyBzdHVkeSBvZiBhIHJhbmRvbSBwb3B1bGF0aW9uIHNhbXBsZTwvdGl0bGU+PHNlY29u
+ZGFyeS10aXRsZT5KIEFtIENvbGwgQ2FyZGlvbDwvc2Vjb25kYXJ5LXRpdGxlPjwvdGl0bGVzPjxw
+ZXJpb2RpY2FsPjxmdWxsLXRpdGxlPkpvdXJuYWwgb2YgdGhlIEFtZXJpY2FuIENvbGxlZ2Ugb2Yg
+Q2FyZGlvbG9neTwvZnVsbC10aXRsZT48YWJici0xPkouIEFtLiBDb2xsLiBDYXJkaW9sLjwvYWJi
+ci0xPjxhYmJyLTI+SiBBbSBDb2xsIENhcmRpb2w8L2FiYnItMj48L3BlcmlvZGljYWw+PHBhZ2Vz
+PjEyMjAtNTwvcGFnZXM+PHZvbHVtZT4yMTwvdm9sdW1lPjxudW1iZXI+NTwvbnVtYmVyPjxrZXl3
+b3Jkcz48a2V5d29yZD5BZ2VkPC9rZXl3b3JkPjxrZXl3b3JkPkFnZWQsIDgwIGFuZCBvdmVyPC9r
+ZXl3b3JkPjxrZXl3b3JkPipBb3J0aWMgVmFsdmUvZGlhZ25vc3RpYyBpbWFnaW5nL3BoeXNpb3Bh
+dGhvbG9neTwva2V5d29yZD48a2V5d29yZD5Bb3J0aWMgVmFsdmUgSW5zdWZmaWNpZW5jeS9kaWFn
+bm9zdGljIGltYWdpbmcvKmVwaWRlbWlvbG9neS9waHlzaW9wYXRob2xvZ3k8L2tleXdvcmQ+PGtl
+eXdvcmQ+QW9ydGljIFZhbHZlIFN0ZW5vc2lzL2RpYWdub3N0aWMgaW1hZ2luZy8qZXBpZGVtaW9s
+b2d5L3BoeXNpb3BhdGhvbG9neTwva2V5d29yZD48a2V5d29yZD5CbG9vZCBGbG93IFZlbG9jaXR5
+PC9rZXl3b3JkPjxrZXl3b3JkPkNhbGNpbm9zaXMvZGlhZ25vc3RpYyBpbWFnaW5nLyplcGlkZW1p
+b2xvZ3kvcGh5c2lvcGF0aG9sb2d5PC9rZXl3b3JkPjxrZXl3b3JkPkVjaG9jYXJkaW9ncmFwaHk8
+L2tleXdvcmQ+PGtleXdvcmQ+RmVtYWxlPC9rZXl3b3JkPjxrZXl3b3JkPkZpbmxhbmQvZXBpZGVt
+aW9sb2d5PC9rZXl3b3JkPjxrZXl3b3JkPkhlYXJ0IFZhbHZlIERpc2Vhc2VzL2RpYWdub3N0aWMg
+aW1hZ2luZy9lcGlkZW1pb2xvZ3kvcGh5c2lvcGF0aG9sb2d5PC9rZXl3b3JkPjxrZXl3b3JkPkh1
+bWFuczwva2V5d29yZD48a2V5d29yZD5NYWxlPC9rZXl3b3JkPjxrZXl3b3JkPk1pZGRsZSBBZ2Vk
+PC9rZXl3b3JkPjxrZXl3b3JkPlByZXZhbGVuY2U8L2tleXdvcmQ+PC9rZXl3b3Jkcz48ZGF0ZXM+
+PHllYXI+MTk5MzwveWVhcj48cHViLWRhdGVzPjxkYXRlPkFwcjwvZGF0ZT48L3B1Yi1kYXRlcz48
+L2RhdGVzPjxpc2JuPjA3MzUtMTA5NyAoUHJpbnQpJiN4RDswNzM1LTEwOTcgKExpbmtpbmcpPC9p
+c2JuPjxhY2Nlc3Npb24tbnVtPjg0NTkwODA8L2FjY2Vzc2lvbi1udW0+PHVybHM+PHJlbGF0ZWQt
+dXJscz48dXJsPmh0dHBzOi8vd3d3Lm5jYmkubmxtLm5paC5nb3YvcHVibWVkLzg0NTkwODA8L3Vy
+bD48dXJsPmh0dHBzOi8vd3d3LnNjaWVuY2VkaXJlY3QuY29tL3NjaWVuY2UvYXJ0aWNsZS9waWkv
+MDczNTEwOTc5MzkwMjQ5Wj92aWElM0RpaHViPC91cmw+PC9yZWxhdGVkLXVybHM+PC91cmxzPjxl
+bGVjdHJvbmljLXJlc291cmNlLW51bT4xMC4xMDE2LzA3MzUtMTA5Nyg5Myk5MDI0OS16PC9lbGVj
+dHJvbmljLXJlc291cmNlLW51bT48L3JlY29yZD48L0NpdGU+PC9FbmROb3RlPgB=
 </w:fldData>
         </w:fldChar>
       </w:r>
@@ -3223,11 +3141,6 @@
           <w:rFonts w:cs="Times New Roman"/>
         </w:rPr>
         <w:fldChar w:fldCharType="end"/>
-      </w:r>
-      <w:r>
-        <w:rPr>
-          <w:rFonts w:cs="Times New Roman"/>
-        </w:rPr>
       </w:r>
       <w:r>
         <w:rPr>
@@ -3241,7 +3154,7 @@
           <w:noProof/>
           <w:vertAlign w:val="superscript"/>
         </w:rPr>
-        <w:t>3</w:t>
+        <w:t>4</w:t>
       </w:r>
       <w:r>
         <w:rPr>
@@ -3255,14 +3168,12 @@
         </w:rPr>
         <w:t xml:space="preserve">) and </w:t>
       </w:r>
-      <w:proofErr w:type="gramStart"/>
       <w:r>
         <w:rPr>
           <w:rFonts w:cs="Times New Roman"/>
         </w:rPr>
-        <w:t>doesn’t</w:t>
-      </w:r>
-      <w:proofErr w:type="gramEnd"/>
+        <w:t>that this does</w:t>
+      </w:r>
       <w:r>
         <w:rPr>
           <w:rFonts w:cs="Times New Roman"/>
@@ -3279,12 +3190,24 @@
         <w:rPr>
           <w:rFonts w:cs="Times New Roman"/>
         </w:rPr>
-        <w:t xml:space="preserve"> While this is not true, it is </w:t>
+        <w:t xml:space="preserve"> </w:t>
       </w:r>
       <w:r>
         <w:rPr>
           <w:rFonts w:cs="Times New Roman"/>
         </w:rPr>
+        <w:t>There is some evidence that this</w:t>
+      </w:r>
+      <w:r>
+        <w:rPr>
+          <w:rFonts w:cs="Times New Roman"/>
+        </w:rPr>
+        <w:t xml:space="preserve"> </w:t>
+      </w:r>
+      <w:r>
+        <w:rPr>
+          <w:rFonts w:cs="Times New Roman"/>
+        </w:rPr>
         <w:t xml:space="preserve">may </w:t>
       </w:r>
       <w:r>
@@ -3303,56 +3226,371 @@
         <w:rPr>
           <w:rFonts w:cs="Times New Roman"/>
         </w:rPr>
-        <w:t xml:space="preserve"> but this remains to be tested. </w:t>
+        <w:fldChar w:fldCharType="begin">
+          <w:fldData xml:space="preserve">PEVuZE5vdGU+PENpdGU+PEF1dGhvcj5IdWdoZXM8L0F1dGhvcj48WWVhcj4yMDIwPC9ZZWFyPjxS
+ZWNOdW0+MjU4OTU8L1JlY051bT48RGlzcGxheVRleHQ+PHN0eWxlIGZhY2U9InN1cGVyc2NyaXB0
+Ij41LDY8L3N0eWxlPjwvRGlzcGxheVRleHQ+PHJlY29yZD48cmVjLW51bWJlcj4yNTg5NTwvcmVj
+LW51bWJlcj48Zm9yZWlnbi1rZXlzPjxrZXkgYXBwPSJFTiIgZGItaWQ9InBkNXpkdzB4b3d6ZXQ1
+ZWVzd3ZweGR2bTI5ZnZycGR0ZXJkdiIgdGltZXN0YW1wPSIxNjE3NzM2MDEwIiBndWlkPSJiODlm
+YTNhYS01Mzg3LTQ1YjYtOGRlYS05MDM0NDM1OWQ0NDUiPjI1ODk1PC9rZXk+PC9mb3JlaWduLWtl
+eXM+PHJlZi10eXBlIG5hbWU9IkpvdXJuYWwgQXJ0aWNsZSI+MTc8L3JlZi10eXBlPjxjb250cmli
+dXRvcnM+PGF1dGhvcnM+PGF1dGhvcj5IdWdoZXMsIEEuIEQuPC9hdXRob3I+PGF1dGhvcj5QYXJr
+LCBDLjwvYXV0aG9yPjxhdXRob3I+UmFtYWtyaXNobmFuLCBBLjwvYXV0aG9yPjxhdXRob3I+TWF5
+ZXQsIEouPC9hdXRob3I+PGF1dGhvcj5DaGF0dXJ2ZWRpLCBOLjwvYXV0aG9yPjxhdXRob3I+UGFy
+a2VyLCBLLiBILjwvYXV0aG9yPjwvYXV0aG9ycz48L2NvbnRyaWJ1dG9ycz48YXV0aC1hZGRyZXNz
+Pk1lZGljYWwgUmVzZWFyY2ggQ291bmNpbCBVbml0IGZvciBMaWZlbG9uZyBIZWFsdGggYW5kIEFn
+ZWluZyBhdCBVQ0wsIERlcGFydG1lbnQgb2YgUG9wdWxhdGlvbiBTY2llbmNlICZhbXA7IEV4cGVy
+aW1lbnRhbCBNZWRpY2luZSwgRmFjdWx0eSBvZiBQb3B1bGF0aW9uIEhlYWx0aCBTY2llbmNlcywg
+SW5zdGl0dXRlIG9mIENhcmRpb3Zhc2N1bGFyIFNjaWVuY2UsIFVuaXZlcnNpdHkgQ29sbGVnZSBM
+b25kb24sIExvbmRvbiwgVW5pdGVkIEtpbmdkb20uJiN4RDtDYXJkaW92YXNjdWxhciBEaXZpc2lv
+biwgRmFjdWx0eSBvZiBNZWRpY2luZSwgSW1wZXJpYWwgQ29sbGVnZSBMb25kb24sIE5hdGlvbmFs
+IEhlYXJ0ICZhbXA7IEx1bmcgSW5zdGl0dXRlLCBMb25kb24sIFVuaXRlZCBLaW5nZG9tLiYjeEQ7
+RGVwYXJ0bWVudCBvZiBCaW9lbmdpbmVlcmluZywgSW1wZXJpYWwgQ29sbGVnZSBMb25kb24sIExv
+bmRvbiwgVW5pdGVkIEtpbmdkb20uPC9hdXRoLWFkZHJlc3M+PHRpdGxlcz48dGl0bGU+RmVhc2li
+aWxpdHkgb2YgRXN0aW1hdGlvbiBvZiBBb3J0aWMgV2F2ZSBJbnRlbnNpdHkgVXNpbmcgTm9uLWlu
+dmFzaXZlIFByZXNzdXJlIFJlY29yZGluZ3MgaW4gdGhlIEFic2VuY2Ugb2YgRmxvdyBWZWxvY2l0
+eSBpbiBNYW48L3RpdGxlPjxzZWNvbmRhcnktdGl0bGU+RnJvbnQgUGh5c2lvbDwvc2Vjb25kYXJ5
+LXRpdGxlPjwvdGl0bGVzPjxwZXJpb2RpY2FsPjxmdWxsLXRpdGxlPkZyb250aWVycyBpbiBQaHlz
+aW9sb2d5PC9mdWxsLXRpdGxlPjxhYmJyLTE+RnJvbnQuIFBoeXNpb2wuPC9hYmJyLTE+PGFiYnIt
+Mj5Gcm9udCBQaHlzaW9sPC9hYmJyLTI+PC9wZXJpb2RpY2FsPjxwYWdlcz41NTA8L3BhZ2VzPjx2
+b2x1bWU+MTE8L3ZvbHVtZT48ZWRpdGlvbj4yMDIwMDUyNTwvZWRpdGlvbj48a2V5d29yZHM+PGtl
+eXdvcmQ+YW9ydGE8L2tleXdvcmQ+PGtleXdvcmQ+Ymxvb2QgZmxvdzwva2V5d29yZD48a2V5d29y
+ZD5ibG9vZCBwcmVzc3VyZTwva2V5d29yZD48a2V5d29yZD5oZW1vZHluYW1pY3M8L2tleXdvcmQ+
+PGtleXdvcmQ+d2F2ZSBpbnRlbnNpdHkgYW5hbHlzaXM8L2tleXdvcmQ+PGtleXdvcmQ+d2F2ZXM8
+L2tleXdvcmQ+PC9rZXl3b3Jkcz48ZGF0ZXM+PHllYXI+MjAyMDwveWVhcj48L2RhdGVzPjxpc2Ju
+PjE2NjQtMDQyWCAoUHJpbnQpJiN4RDsxNjY0LTA0MlggKExpbmtpbmcpPC9pc2JuPjxhY2Nlc3Np
+b24tbnVtPjMyNTI4MzE3PC9hY2Nlc3Npb24tbnVtPjx1cmxzPjxyZWxhdGVkLXVybHM+PHVybD5o
+dHRwczovL3d3dy5uY2JpLm5sbS5uaWguZ292L3B1Ym1lZC8zMjUyODMxNzwvdXJsPjwvcmVsYXRl
+ZC11cmxzPjwvdXJscz48Y3VzdG9tMj5QTUM3MjYwMzQ0PC9jdXN0b20yPjxlbGVjdHJvbmljLXJl
+c291cmNlLW51bT4xMC4zMzg5L2ZwaHlzLjIwMjAuMDA1NTA8L2VsZWN0cm9uaWMtcmVzb3VyY2Ut
+bnVtPjwvcmVjb3JkPjwvQ2l0ZT48Q2l0ZT48QXV0aG9yPkFybXN0cm9uZzwvQXV0aG9yPjxZZWFy
+PjIwMjE8L1llYXI+PFJlY051bT4yNTkzMTwvUmVjTnVtPjxyZWNvcmQ+PHJlYy1udW1iZXI+MjU5
+MzE8L3JlYy1udW1iZXI+PGZvcmVpZ24ta2V5cz48a2V5IGFwcD0iRU4iIGRiLWlkPSJwZDV6ZHcw
+eG93emV0NWVlc3d2cHhkdm0yOWZ2cnBkdGVyZHYiIHRpbWVzdGFtcD0iMTYxNzczNjA3MSIgZ3Vp
+ZD0iZDgyZmRlN2QtYzc4ZS00MzQzLWIzODctM2EwODcyMDlkOGUxIj4yNTkzMTwva2V5PjwvZm9y
+ZWlnbi1rZXlzPjxyZWYtdHlwZSBuYW1lPSJKb3VybmFsIEFydGljbGUiPjE3PC9yZWYtdHlwZT48
+Y29udHJpYnV0b3JzPjxhdXRob3JzPjxhdXRob3I+QXJtc3Ryb25nLCBNLiBLLjwvYXV0aG9yPjxh
+dXRob3I+U2NodWx0eiwgTS4gRy48L2F1dGhvcj48YXV0aG9yPkh1Z2hlcywgQS4gRC48L2F1dGhv
+cj48YXV0aG9yPlBpY29uZSwgRC4gUy48L2F1dGhvcj48YXV0aG9yPkJsYWNrLCBKLiBBLjwvYXV0
+aG9yPjxhdXRob3I+RHd5ZXIsIE4uPC9hdXRob3I+PGF1dGhvcj5Sb2JlcnRzLVRob21zb24sIFAu
+PC9hdXRob3I+PGF1dGhvcj5TaGFybWFuLCBKLiBFLjwvYXV0aG9yPjwvYXV0aG9ycz48L2NvbnRy
+aWJ1dG9ycz48YXV0aC1hZGRyZXNzPk1lbnppZXMgSW5zdGl0dXRlIGZvciBNZWRpY2FsIFJlc2Vh
+cmNoLCBVbml2ZXJzaXR5IG9mIFRhc21hbmlhLCBIb2JhcnQsIEF1c3RyYWxpYS4mI3hEO0luc3Rp
+dHV0ZSBvZiBDYXJkaW92YXNjdWxhciBTY2llbmNlLCBVbml2ZXJzaXR5IENvbGxlZ2UgTG9uZG9u
+LCBMb25kb24sIFVuaXRlZCBLaW5nZG9tLiYjeEQ7RGVwYXJ0bWVudCBvZiBDYXJkaW9sb2d5LCBS
+b3lhbCBIb2JhcnQgSG9zcGl0YWwsIEhvYmFydCwgQXVzdHJhbGlhLjwvYXV0aC1hZGRyZXNzPjx0
+aXRsZXM+PHRpdGxlPkV4Y2VzcyBwcmVzc3VyZSBhcyBhbiBhbmFsb2d1ZSBvZiBibG9vZCBmbG93
+IHZlbG9jaXR5PC90aXRsZT48c2Vjb25kYXJ5LXRpdGxlPkogSHlwZXJ0ZW5zPC9zZWNvbmRhcnkt
+dGl0bGU+PC90aXRsZXM+PHBlcmlvZGljYWw+PGZ1bGwtdGl0bGU+Sm91cm5hbCBvZiBIeXBlcnRl
+bnNpb248L2Z1bGwtdGl0bGU+PGFiYnItMT5KLiBIeXBlcnRlbnMuPC9hYmJyLTE+PGFiYnItMj5K
+IEh5cGVydGVuczwvYWJici0yPjwvcGVyaW9kaWNhbD48cGFnZXM+NDIxLTQyNzwvcGFnZXM+PHZv
+bHVtZT4zOTwvdm9sdW1lPjxudW1iZXI+MzwvbnVtYmVyPjxlZGl0aW9uPjIwMjAvMTAvMDk8L2Vk
+aXRpb24+PGtleXdvcmRzPjxrZXl3b3JkPkJsb29kIEZsb3cgVmVsb2NpdHk8L2tleXdvcmQ+PGtl
+eXdvcmQ+Qmxvb2QgUHJlc3N1cmU8L2tleXdvcmQ+PGtleXdvcmQ+Qmxvb2QgUHJlc3N1cmUgRGV0
+ZXJtaW5hdGlvbjwva2V5d29yZD48a2V5d29yZD4qQnJhY2hpYWwgQXJ0ZXJ5L2RpYWdub3N0aWMg
+aW1hZ2luZzwva2V5d29yZD48a2V5d29yZD5GZW1hbGU8L2tleXdvcmQ+PGtleXdvcmQ+SHVtYW5z
+PC9rZXl3b3JkPjxrZXl3b3JkPk1hbGU8L2tleXdvcmQ+PGtleXdvcmQ+KlJhZGlhbCBBcnRlcnkv
+ZGlhZ25vc3RpYyBpbWFnaW5nPC9rZXl3b3JkPjwva2V5d29yZHM+PGRhdGVzPjx5ZWFyPjIwMjE8
+L3llYXI+PHB1Yi1kYXRlcz48ZGF0ZT5NYXIgMTwvZGF0ZT48L3B1Yi1kYXRlcz48L2RhdGVzPjxp
+c2JuPjE0NzMtNTU5OCAoRWxlY3Ryb25pYykmI3hEOzAyNjMtNjM1MiAoTGlua2luZyk8L2lzYm4+
+PGFjY2Vzc2lvbi1udW0+MzMwMzExODM8L2FjY2Vzc2lvbi1udW0+PHVybHM+PHJlbGF0ZWQtdXJs
+cz48dXJsPmh0dHBzOi8vd3d3Lm5jYmkubmxtLm5paC5nb3YvcHVibWVkLzMzMDMxMTgzPC91cmw+
+PC9yZWxhdGVkLXVybHM+PC91cmxzPjxjdXN0b20yPlBNQzcxMTY2OTg8L2N1c3RvbTI+PGVsZWN0
+cm9uaWMtcmVzb3VyY2UtbnVtPjEwLjEwOTcvSEpILjAwMDAwMDAwMDAwMDI2NjI8L2VsZWN0cm9u
+aWMtcmVzb3VyY2UtbnVtPjwvcmVjb3JkPjwvQ2l0ZT48L0VuZE5vdGU+
+</w:fldData>
+        </w:fldChar>
       </w:r>
       <w:r>
         <w:rPr>
           <w:rFonts w:cs="Times New Roman"/>
         </w:rPr>
-        <w:t xml:space="preserve">Further details about this approach can be found in a pre-print at </w:t>
-      </w:r>
-      <w:proofErr w:type="spellStart"/>
+        <w:instrText xml:space="preserve"> ADDIN EN.CITE </w:instrText>
+      </w:r>
       <w:r>
         <w:rPr>
           <w:rFonts w:cs="Times New Roman"/>
         </w:rPr>
-        <w:t>medRxiv</w:t>
-      </w:r>
-      <w:proofErr w:type="spellEnd"/>
+        <w:fldChar w:fldCharType="begin">
+          <w:fldData xml:space="preserve">PEVuZE5vdGU+PENpdGU+PEF1dGhvcj5IdWdoZXM8L0F1dGhvcj48WWVhcj4yMDIwPC9ZZWFyPjxS
+ZWNOdW0+MjU4OTU8L1JlY051bT48RGlzcGxheVRleHQ+PHN0eWxlIGZhY2U9InN1cGVyc2NyaXB0
+Ij41LDY8L3N0eWxlPjwvRGlzcGxheVRleHQ+PHJlY29yZD48cmVjLW51bWJlcj4yNTg5NTwvcmVj
+LW51bWJlcj48Zm9yZWlnbi1rZXlzPjxrZXkgYXBwPSJFTiIgZGItaWQ9InBkNXpkdzB4b3d6ZXQ1
+ZWVzd3ZweGR2bTI5ZnZycGR0ZXJkdiIgdGltZXN0YW1wPSIxNjE3NzM2MDEwIiBndWlkPSJiODlm
+YTNhYS01Mzg3LTQ1YjYtOGRlYS05MDM0NDM1OWQ0NDUiPjI1ODk1PC9rZXk+PC9mb3JlaWduLWtl
+eXM+PHJlZi10eXBlIG5hbWU9IkpvdXJuYWwgQXJ0aWNsZSI+MTc8L3JlZi10eXBlPjxjb250cmli
+dXRvcnM+PGF1dGhvcnM+PGF1dGhvcj5IdWdoZXMsIEEuIEQuPC9hdXRob3I+PGF1dGhvcj5QYXJr
+LCBDLjwvYXV0aG9yPjxhdXRob3I+UmFtYWtyaXNobmFuLCBBLjwvYXV0aG9yPjxhdXRob3I+TWF5
+ZXQsIEouPC9hdXRob3I+PGF1dGhvcj5DaGF0dXJ2ZWRpLCBOLjwvYXV0aG9yPjxhdXRob3I+UGFy
+a2VyLCBLLiBILjwvYXV0aG9yPjwvYXV0aG9ycz48L2NvbnRyaWJ1dG9ycz48YXV0aC1hZGRyZXNz
+Pk1lZGljYWwgUmVzZWFyY2ggQ291bmNpbCBVbml0IGZvciBMaWZlbG9uZyBIZWFsdGggYW5kIEFn
+ZWluZyBhdCBVQ0wsIERlcGFydG1lbnQgb2YgUG9wdWxhdGlvbiBTY2llbmNlICZhbXA7IEV4cGVy
+aW1lbnRhbCBNZWRpY2luZSwgRmFjdWx0eSBvZiBQb3B1bGF0aW9uIEhlYWx0aCBTY2llbmNlcywg
+SW5zdGl0dXRlIG9mIENhcmRpb3Zhc2N1bGFyIFNjaWVuY2UsIFVuaXZlcnNpdHkgQ29sbGVnZSBM
+b25kb24sIExvbmRvbiwgVW5pdGVkIEtpbmdkb20uJiN4RDtDYXJkaW92YXNjdWxhciBEaXZpc2lv
+biwgRmFjdWx0eSBvZiBNZWRpY2luZSwgSW1wZXJpYWwgQ29sbGVnZSBMb25kb24sIE5hdGlvbmFs
+IEhlYXJ0ICZhbXA7IEx1bmcgSW5zdGl0dXRlLCBMb25kb24sIFVuaXRlZCBLaW5nZG9tLiYjeEQ7
+RGVwYXJ0bWVudCBvZiBCaW9lbmdpbmVlcmluZywgSW1wZXJpYWwgQ29sbGVnZSBMb25kb24sIExv
+bmRvbiwgVW5pdGVkIEtpbmdkb20uPC9hdXRoLWFkZHJlc3M+PHRpdGxlcz48dGl0bGU+RmVhc2li
+aWxpdHkgb2YgRXN0aW1hdGlvbiBvZiBBb3J0aWMgV2F2ZSBJbnRlbnNpdHkgVXNpbmcgTm9uLWlu
+dmFzaXZlIFByZXNzdXJlIFJlY29yZGluZ3MgaW4gdGhlIEFic2VuY2Ugb2YgRmxvdyBWZWxvY2l0
+eSBpbiBNYW48L3RpdGxlPjxzZWNvbmRhcnktdGl0bGU+RnJvbnQgUGh5c2lvbDwvc2Vjb25kYXJ5
+LXRpdGxlPjwvdGl0bGVzPjxwZXJpb2RpY2FsPjxmdWxsLXRpdGxlPkZyb250aWVycyBpbiBQaHlz
+aW9sb2d5PC9mdWxsLXRpdGxlPjxhYmJyLTE+RnJvbnQuIFBoeXNpb2wuPC9hYmJyLTE+PGFiYnIt
+Mj5Gcm9udCBQaHlzaW9sPC9hYmJyLTI+PC9wZXJpb2RpY2FsPjxwYWdlcz41NTA8L3BhZ2VzPjx2
+b2x1bWU+MTE8L3ZvbHVtZT48ZWRpdGlvbj4yMDIwMDUyNTwvZWRpdGlvbj48a2V5d29yZHM+PGtl
+eXdvcmQ+YW9ydGE8L2tleXdvcmQ+PGtleXdvcmQ+Ymxvb2QgZmxvdzwva2V5d29yZD48a2V5d29y
+ZD5ibG9vZCBwcmVzc3VyZTwva2V5d29yZD48a2V5d29yZD5oZW1vZHluYW1pY3M8L2tleXdvcmQ+
+PGtleXdvcmQ+d2F2ZSBpbnRlbnNpdHkgYW5hbHlzaXM8L2tleXdvcmQ+PGtleXdvcmQ+d2F2ZXM8
+L2tleXdvcmQ+PC9rZXl3b3Jkcz48ZGF0ZXM+PHllYXI+MjAyMDwveWVhcj48L2RhdGVzPjxpc2Ju
+PjE2NjQtMDQyWCAoUHJpbnQpJiN4RDsxNjY0LTA0MlggKExpbmtpbmcpPC9pc2JuPjxhY2Nlc3Np
+b24tbnVtPjMyNTI4MzE3PC9hY2Nlc3Npb24tbnVtPjx1cmxzPjxyZWxhdGVkLXVybHM+PHVybD5o
+dHRwczovL3d3dy5uY2JpLm5sbS5uaWguZ292L3B1Ym1lZC8zMjUyODMxNzwvdXJsPjwvcmVsYXRl
+ZC11cmxzPjwvdXJscz48Y3VzdG9tMj5QTUM3MjYwMzQ0PC9jdXN0b20yPjxlbGVjdHJvbmljLXJl
+c291cmNlLW51bT4xMC4zMzg5L2ZwaHlzLjIwMjAuMDA1NTA8L2VsZWN0cm9uaWMtcmVzb3VyY2Ut
+bnVtPjwvcmVjb3JkPjwvQ2l0ZT48Q2l0ZT48QXV0aG9yPkFybXN0cm9uZzwvQXV0aG9yPjxZZWFy
+PjIwMjE8L1llYXI+PFJlY051bT4yNTkzMTwvUmVjTnVtPjxyZWNvcmQ+PHJlYy1udW1iZXI+MjU5
+MzE8L3JlYy1udW1iZXI+PGZvcmVpZ24ta2V5cz48a2V5IGFwcD0iRU4iIGRiLWlkPSJwZDV6ZHcw
+eG93emV0NWVlc3d2cHhkdm0yOWZ2cnBkdGVyZHYiIHRpbWVzdGFtcD0iMTYxNzczNjA3MSIgZ3Vp
+ZD0iZDgyZmRlN2QtYzc4ZS00MzQzLWIzODctM2EwODcyMDlkOGUxIj4yNTkzMTwva2V5PjwvZm9y
+ZWlnbi1rZXlzPjxyZWYtdHlwZSBuYW1lPSJKb3VybmFsIEFydGljbGUiPjE3PC9yZWYtdHlwZT48
+Y29udHJpYnV0b3JzPjxhdXRob3JzPjxhdXRob3I+QXJtc3Ryb25nLCBNLiBLLjwvYXV0aG9yPjxh
+dXRob3I+U2NodWx0eiwgTS4gRy48L2F1dGhvcj48YXV0aG9yPkh1Z2hlcywgQS4gRC48L2F1dGhv
+cj48YXV0aG9yPlBpY29uZSwgRC4gUy48L2F1dGhvcj48YXV0aG9yPkJsYWNrLCBKLiBBLjwvYXV0
+aG9yPjxhdXRob3I+RHd5ZXIsIE4uPC9hdXRob3I+PGF1dGhvcj5Sb2JlcnRzLVRob21zb24sIFAu
+PC9hdXRob3I+PGF1dGhvcj5TaGFybWFuLCBKLiBFLjwvYXV0aG9yPjwvYXV0aG9ycz48L2NvbnRy
+aWJ1dG9ycz48YXV0aC1hZGRyZXNzPk1lbnppZXMgSW5zdGl0dXRlIGZvciBNZWRpY2FsIFJlc2Vh
+cmNoLCBVbml2ZXJzaXR5IG9mIFRhc21hbmlhLCBIb2JhcnQsIEF1c3RyYWxpYS4mI3hEO0luc3Rp
+dHV0ZSBvZiBDYXJkaW92YXNjdWxhciBTY2llbmNlLCBVbml2ZXJzaXR5IENvbGxlZ2UgTG9uZG9u
+LCBMb25kb24sIFVuaXRlZCBLaW5nZG9tLiYjeEQ7RGVwYXJ0bWVudCBvZiBDYXJkaW9sb2d5LCBS
+b3lhbCBIb2JhcnQgSG9zcGl0YWwsIEhvYmFydCwgQXVzdHJhbGlhLjwvYXV0aC1hZGRyZXNzPjx0
+aXRsZXM+PHRpdGxlPkV4Y2VzcyBwcmVzc3VyZSBhcyBhbiBhbmFsb2d1ZSBvZiBibG9vZCBmbG93
+IHZlbG9jaXR5PC90aXRsZT48c2Vjb25kYXJ5LXRpdGxlPkogSHlwZXJ0ZW5zPC9zZWNvbmRhcnkt
+dGl0bGU+PC90aXRsZXM+PHBlcmlvZGljYWw+PGZ1bGwtdGl0bGU+Sm91cm5hbCBvZiBIeXBlcnRl
+bnNpb248L2Z1bGwtdGl0bGU+PGFiYnItMT5KLiBIeXBlcnRlbnMuPC9hYmJyLTE+PGFiYnItMj5K
+IEh5cGVydGVuczwvYWJici0yPjwvcGVyaW9kaWNhbD48cGFnZXM+NDIxLTQyNzwvcGFnZXM+PHZv
+bHVtZT4zOTwvdm9sdW1lPjxudW1iZXI+MzwvbnVtYmVyPjxlZGl0aW9uPjIwMjAvMTAvMDk8L2Vk
+aXRpb24+PGtleXdvcmRzPjxrZXl3b3JkPkJsb29kIEZsb3cgVmVsb2NpdHk8L2tleXdvcmQ+PGtl
+eXdvcmQ+Qmxvb2QgUHJlc3N1cmU8L2tleXdvcmQ+PGtleXdvcmQ+Qmxvb2QgUHJlc3N1cmUgRGV0
+ZXJtaW5hdGlvbjwva2V5d29yZD48a2V5d29yZD4qQnJhY2hpYWwgQXJ0ZXJ5L2RpYWdub3N0aWMg
+aW1hZ2luZzwva2V5d29yZD48a2V5d29yZD5GZW1hbGU8L2tleXdvcmQ+PGtleXdvcmQ+SHVtYW5z
+PC9rZXl3b3JkPjxrZXl3b3JkPk1hbGU8L2tleXdvcmQ+PGtleXdvcmQ+KlJhZGlhbCBBcnRlcnkv
+ZGlhZ25vc3RpYyBpbWFnaW5nPC9rZXl3b3JkPjwva2V5d29yZHM+PGRhdGVzPjx5ZWFyPjIwMjE8
+L3llYXI+PHB1Yi1kYXRlcz48ZGF0ZT5NYXIgMTwvZGF0ZT48L3B1Yi1kYXRlcz48L2RhdGVzPjxp
+c2JuPjE0NzMtNTU5OCAoRWxlY3Ryb25pYykmI3hEOzAyNjMtNjM1MiAoTGlua2luZyk8L2lzYm4+
+PGFjY2Vzc2lvbi1udW0+MzMwMzExODM8L2FjY2Vzc2lvbi1udW0+PHVybHM+PHJlbGF0ZWQtdXJs
+cz48dXJsPmh0dHBzOi8vd3d3Lm5jYmkubmxtLm5paC5nb3YvcHVibWVkLzMzMDMxMTgzPC91cmw+
+PC9yZWxhdGVkLXVybHM+PC91cmxzPjxjdXN0b20yPlBNQzcxMTY2OTg8L2N1c3RvbTI+PGVsZWN0
+cm9uaWMtcmVzb3VyY2UtbnVtPjEwLjEwOTcvSEpILjAwMDAwMDAwMDAwMDI2NjI8L2VsZWN0cm9u
+aWMtcmVzb3VyY2UtbnVtPjwvcmVjb3JkPjwvQ2l0ZT48L0VuZE5vdGU+
+</w:fldData>
+        </w:fldChar>
+      </w:r>
       <w:r>
         <w:rPr>
           <w:rFonts w:cs="Times New Roman"/>
         </w:rPr>
-        <w:t xml:space="preserve"> 2020.01.22.20018457; </w:t>
-      </w:r>
-      <w:proofErr w:type="spellStart"/>
+        <w:instrText xml:space="preserve"> ADDIN EN.CITE.DATA </w:instrText>
+      </w:r>
       <w:r>
         <w:rPr>
           <w:rFonts w:cs="Times New Roman"/>
         </w:rPr>
-        <w:t>doi</w:t>
-      </w:r>
-      <w:proofErr w:type="spellEnd"/>
+      </w:r>
       <w:r>
         <w:rPr>
           <w:rFonts w:cs="Times New Roman"/>
         </w:rPr>
-        <w:t xml:space="preserve">: </w:t>
-      </w:r>
-      <w:hyperlink r:id="rId17" w:history="1">
-        <w:r>
-          <w:rPr>
-            <w:rStyle w:val="Hyperlink"/>
-            <w:rFonts w:cs="Times New Roman"/>
-          </w:rPr>
-          <w:t>https://doi.org/10.1101/2020.01.22.20018457</w:t>
-        </w:r>
-      </w:hyperlink>
+        <w:fldChar w:fldCharType="end"/>
+      </w:r>
       <w:r>
         <w:rPr>
           <w:rFonts w:cs="Times New Roman"/>
         </w:rPr>
-        <w:t xml:space="preserve"> .</w:t>
+        <w:fldChar w:fldCharType="separate"/>
+      </w:r>
+      <w:r>
+        <w:rPr>
+          <w:rFonts w:cs="Times New Roman"/>
+          <w:noProof/>
+          <w:vertAlign w:val="superscript"/>
+        </w:rPr>
+        <w:t>5,6</w:t>
+      </w:r>
+      <w:r>
+        <w:rPr>
+          <w:rFonts w:cs="Times New Roman"/>
+        </w:rPr>
+        <w:fldChar w:fldCharType="end"/>
+      </w:r>
+      <w:r>
+        <w:rPr>
+          <w:rFonts w:cs="Times New Roman"/>
+        </w:rPr>
+        <w:t xml:space="preserve"> but this remains to be </w:t>
+      </w:r>
+      <w:r>
+        <w:rPr>
+          <w:rFonts w:cs="Times New Roman"/>
+        </w:rPr>
+        <w:t xml:space="preserve">fully </w:t>
+      </w:r>
+      <w:r>
+        <w:rPr>
+          <w:rFonts w:cs="Times New Roman"/>
+        </w:rPr>
+        <w:t xml:space="preserve">tested. </w:t>
+      </w:r>
+      <w:r>
+        <w:rPr>
+          <w:rFonts w:cs="Times New Roman"/>
+        </w:rPr>
+        <w:t>Further details about this approach can be found in</w:t>
+      </w:r>
+      <w:r>
+        <w:rPr>
+          <w:rFonts w:cs="Times New Roman"/>
+        </w:rPr>
+        <w:t xml:space="preserve"> Hughes et al.</w:t>
+      </w:r>
+      <w:r>
+        <w:rPr>
+          <w:rFonts w:cs="Times New Roman"/>
+        </w:rPr>
+        <w:fldChar w:fldCharType="begin">
+          <w:fldData xml:space="preserve">PEVuZE5vdGU+PENpdGU+PEF1dGhvcj5IdWdoZXM8L0F1dGhvcj48WWVhcj4yMDIwPC9ZZWFyPjxS
+ZWNOdW0+MjU4OTU8L1JlY051bT48RGlzcGxheVRleHQ+PHN0eWxlIGZhY2U9InN1cGVyc2NyaXB0
+Ij41PC9zdHlsZT48L0Rpc3BsYXlUZXh0PjxyZWNvcmQ+PHJlYy1udW1iZXI+MjU4OTU8L3JlYy1u
+dW1iZXI+PGZvcmVpZ24ta2V5cz48a2V5IGFwcD0iRU4iIGRiLWlkPSJwZDV6ZHcweG93emV0NWVl
+c3d2cHhkdm0yOWZ2cnBkdGVyZHYiIHRpbWVzdGFtcD0iMTYxNzczNjAxMCIgZ3VpZD0iYjg5ZmEz
+YWEtNTM4Ny00NWI2LThkZWEtOTAzNDQzNTlkNDQ1Ij4yNTg5NTwva2V5PjwvZm9yZWlnbi1rZXlz
+PjxyZWYtdHlwZSBuYW1lPSJKb3VybmFsIEFydGljbGUiPjE3PC9yZWYtdHlwZT48Y29udHJpYnV0
+b3JzPjxhdXRob3JzPjxhdXRob3I+SHVnaGVzLCBBLiBELjwvYXV0aG9yPjxhdXRob3I+UGFyaywg
+Qy48L2F1dGhvcj48YXV0aG9yPlJhbWFrcmlzaG5hbiwgQS48L2F1dGhvcj48YXV0aG9yPk1heWV0
+LCBKLjwvYXV0aG9yPjxhdXRob3I+Q2hhdHVydmVkaSwgTi48L2F1dGhvcj48YXV0aG9yPlBhcmtl
+ciwgSy4gSC48L2F1dGhvcj48L2F1dGhvcnM+PC9jb250cmlidXRvcnM+PGF1dGgtYWRkcmVzcz5N
+ZWRpY2FsIFJlc2VhcmNoIENvdW5jaWwgVW5pdCBmb3IgTGlmZWxvbmcgSGVhbHRoIGFuZCBBZ2Vp
+bmcgYXQgVUNMLCBEZXBhcnRtZW50IG9mIFBvcHVsYXRpb24gU2NpZW5jZSAmYW1wOyBFeHBlcmlt
+ZW50YWwgTWVkaWNpbmUsIEZhY3VsdHkgb2YgUG9wdWxhdGlvbiBIZWFsdGggU2NpZW5jZXMsIElu
+c3RpdHV0ZSBvZiBDYXJkaW92YXNjdWxhciBTY2llbmNlLCBVbml2ZXJzaXR5IENvbGxlZ2UgTG9u
+ZG9uLCBMb25kb24sIFVuaXRlZCBLaW5nZG9tLiYjeEQ7Q2FyZGlvdmFzY3VsYXIgRGl2aXNpb24s
+IEZhY3VsdHkgb2YgTWVkaWNpbmUsIEltcGVyaWFsIENvbGxlZ2UgTG9uZG9uLCBOYXRpb25hbCBI
+ZWFydCAmYW1wOyBMdW5nIEluc3RpdHV0ZSwgTG9uZG9uLCBVbml0ZWQgS2luZ2RvbS4mI3hEO0Rl
+cGFydG1lbnQgb2YgQmlvZW5naW5lZXJpbmcsIEltcGVyaWFsIENvbGxlZ2UgTG9uZG9uLCBMb25k
+b24sIFVuaXRlZCBLaW5nZG9tLjwvYXV0aC1hZGRyZXNzPjx0aXRsZXM+PHRpdGxlPkZlYXNpYmls
+aXR5IG9mIEVzdGltYXRpb24gb2YgQW9ydGljIFdhdmUgSW50ZW5zaXR5IFVzaW5nIE5vbi1pbnZh
+c2l2ZSBQcmVzc3VyZSBSZWNvcmRpbmdzIGluIHRoZSBBYnNlbmNlIG9mIEZsb3cgVmVsb2NpdHkg
+aW4gTWFuPC90aXRsZT48c2Vjb25kYXJ5LXRpdGxlPkZyb250IFBoeXNpb2w8L3NlY29uZGFyeS10
+aXRsZT48L3RpdGxlcz48cGVyaW9kaWNhbD48ZnVsbC10aXRsZT5Gcm9udGllcnMgaW4gUGh5c2lv
+bG9neTwvZnVsbC10aXRsZT48YWJici0xPkZyb250LiBQaHlzaW9sLjwvYWJici0xPjxhYmJyLTI+
+RnJvbnQgUGh5c2lvbDwvYWJici0yPjwvcGVyaW9kaWNhbD48cGFnZXM+NTUwPC9wYWdlcz48dm9s
+dW1lPjExPC92b2x1bWU+PGVkaXRpb24+MjAyMDA1MjU8L2VkaXRpb24+PGtleXdvcmRzPjxrZXl3
+b3JkPmFvcnRhPC9rZXl3b3JkPjxrZXl3b3JkPmJsb29kIGZsb3c8L2tleXdvcmQ+PGtleXdvcmQ+
+Ymxvb2QgcHJlc3N1cmU8L2tleXdvcmQ+PGtleXdvcmQ+aGVtb2R5bmFtaWNzPC9rZXl3b3JkPjxr
+ZXl3b3JkPndhdmUgaW50ZW5zaXR5IGFuYWx5c2lzPC9rZXl3b3JkPjxrZXl3b3JkPndhdmVzPC9r
+ZXl3b3JkPjwva2V5d29yZHM+PGRhdGVzPjx5ZWFyPjIwMjA8L3llYXI+PC9kYXRlcz48aXNibj4x
+NjY0LTA0MlggKFByaW50KSYjeEQ7MTY2NC0wNDJYIChMaW5raW5nKTwvaXNibj48YWNjZXNzaW9u
+LW51bT4zMjUyODMxNzwvYWNjZXNzaW9uLW51bT48dXJscz48cmVsYXRlZC11cmxzPjx1cmw+aHR0
+cHM6Ly93d3cubmNiaS5ubG0ubmloLmdvdi9wdWJtZWQvMzI1MjgzMTc8L3VybD48L3JlbGF0ZWQt
+dXJscz48L3VybHM+PGN1c3RvbTI+UE1DNzI2MDM0NDwvY3VzdG9tMj48ZWxlY3Ryb25pYy1yZXNv
+dXJjZS1udW0+MTAuMzM4OS9mcGh5cy4yMDIwLjAwNTUwPC9lbGVjdHJvbmljLXJlc291cmNlLW51
+bT48L3JlY29yZD48L0NpdGU+PC9FbmROb3RlPn==
+</w:fldData>
+        </w:fldChar>
+      </w:r>
+      <w:r>
+        <w:rPr>
+          <w:rFonts w:cs="Times New Roman"/>
+        </w:rPr>
+        <w:instrText xml:space="preserve"> ADDIN EN.CITE </w:instrText>
+      </w:r>
+      <w:r>
+        <w:rPr>
+          <w:rFonts w:cs="Times New Roman"/>
+        </w:rPr>
+        <w:fldChar w:fldCharType="begin">
+          <w:fldData xml:space="preserve">PEVuZE5vdGU+PENpdGU+PEF1dGhvcj5IdWdoZXM8L0F1dGhvcj48WWVhcj4yMDIwPC9ZZWFyPjxS
+ZWNOdW0+MjU4OTU8L1JlY051bT48RGlzcGxheVRleHQ+PHN0eWxlIGZhY2U9InN1cGVyc2NyaXB0
+Ij41PC9zdHlsZT48L0Rpc3BsYXlUZXh0PjxyZWNvcmQ+PHJlYy1udW1iZXI+MjU4OTU8L3JlYy1u
+dW1iZXI+PGZvcmVpZ24ta2V5cz48a2V5IGFwcD0iRU4iIGRiLWlkPSJwZDV6ZHcweG93emV0NWVl
+c3d2cHhkdm0yOWZ2cnBkdGVyZHYiIHRpbWVzdGFtcD0iMTYxNzczNjAxMCIgZ3VpZD0iYjg5ZmEz
+YWEtNTM4Ny00NWI2LThkZWEtOTAzNDQzNTlkNDQ1Ij4yNTg5NTwva2V5PjwvZm9yZWlnbi1rZXlz
+PjxyZWYtdHlwZSBuYW1lPSJKb3VybmFsIEFydGljbGUiPjE3PC9yZWYtdHlwZT48Y29udHJpYnV0
+b3JzPjxhdXRob3JzPjxhdXRob3I+SHVnaGVzLCBBLiBELjwvYXV0aG9yPjxhdXRob3I+UGFyaywg
+Qy48L2F1dGhvcj48YXV0aG9yPlJhbWFrcmlzaG5hbiwgQS48L2F1dGhvcj48YXV0aG9yPk1heWV0
+LCBKLjwvYXV0aG9yPjxhdXRob3I+Q2hhdHVydmVkaSwgTi48L2F1dGhvcj48YXV0aG9yPlBhcmtl
+ciwgSy4gSC48L2F1dGhvcj48L2F1dGhvcnM+PC9jb250cmlidXRvcnM+PGF1dGgtYWRkcmVzcz5N
+ZWRpY2FsIFJlc2VhcmNoIENvdW5jaWwgVW5pdCBmb3IgTGlmZWxvbmcgSGVhbHRoIGFuZCBBZ2Vp
+bmcgYXQgVUNMLCBEZXBhcnRtZW50IG9mIFBvcHVsYXRpb24gU2NpZW5jZSAmYW1wOyBFeHBlcmlt
+ZW50YWwgTWVkaWNpbmUsIEZhY3VsdHkgb2YgUG9wdWxhdGlvbiBIZWFsdGggU2NpZW5jZXMsIElu
+c3RpdHV0ZSBvZiBDYXJkaW92YXNjdWxhciBTY2llbmNlLCBVbml2ZXJzaXR5IENvbGxlZ2UgTG9u
+ZG9uLCBMb25kb24sIFVuaXRlZCBLaW5nZG9tLiYjeEQ7Q2FyZGlvdmFzY3VsYXIgRGl2aXNpb24s
+IEZhY3VsdHkgb2YgTWVkaWNpbmUsIEltcGVyaWFsIENvbGxlZ2UgTG9uZG9uLCBOYXRpb25hbCBI
+ZWFydCAmYW1wOyBMdW5nIEluc3RpdHV0ZSwgTG9uZG9uLCBVbml0ZWQgS2luZ2RvbS4mI3hEO0Rl
+cGFydG1lbnQgb2YgQmlvZW5naW5lZXJpbmcsIEltcGVyaWFsIENvbGxlZ2UgTG9uZG9uLCBMb25k
+b24sIFVuaXRlZCBLaW5nZG9tLjwvYXV0aC1hZGRyZXNzPjx0aXRsZXM+PHRpdGxlPkZlYXNpYmls
+aXR5IG9mIEVzdGltYXRpb24gb2YgQW9ydGljIFdhdmUgSW50ZW5zaXR5IFVzaW5nIE5vbi1pbnZh
+c2l2ZSBQcmVzc3VyZSBSZWNvcmRpbmdzIGluIHRoZSBBYnNlbmNlIG9mIEZsb3cgVmVsb2NpdHkg
+aW4gTWFuPC90aXRsZT48c2Vjb25kYXJ5LXRpdGxlPkZyb250IFBoeXNpb2w8L3NlY29uZGFyeS10
+aXRsZT48L3RpdGxlcz48cGVyaW9kaWNhbD48ZnVsbC10aXRsZT5Gcm9udGllcnMgaW4gUGh5c2lv
+bG9neTwvZnVsbC10aXRsZT48YWJici0xPkZyb250LiBQaHlzaW9sLjwvYWJici0xPjxhYmJyLTI+
+RnJvbnQgUGh5c2lvbDwvYWJici0yPjwvcGVyaW9kaWNhbD48cGFnZXM+NTUwPC9wYWdlcz48dm9s
+dW1lPjExPC92b2x1bWU+PGVkaXRpb24+MjAyMDA1MjU8L2VkaXRpb24+PGtleXdvcmRzPjxrZXl3
+b3JkPmFvcnRhPC9rZXl3b3JkPjxrZXl3b3JkPmJsb29kIGZsb3c8L2tleXdvcmQ+PGtleXdvcmQ+
+Ymxvb2QgcHJlc3N1cmU8L2tleXdvcmQ+PGtleXdvcmQ+aGVtb2R5bmFtaWNzPC9rZXl3b3JkPjxr
+ZXl3b3JkPndhdmUgaW50ZW5zaXR5IGFuYWx5c2lzPC9rZXl3b3JkPjxrZXl3b3JkPndhdmVzPC9r
+ZXl3b3JkPjwva2V5d29yZHM+PGRhdGVzPjx5ZWFyPjIwMjA8L3llYXI+PC9kYXRlcz48aXNibj4x
+NjY0LTA0MlggKFByaW50KSYjeEQ7MTY2NC0wNDJYIChMaW5raW5nKTwvaXNibj48YWNjZXNzaW9u
+LW51bT4zMjUyODMxNzwvYWNjZXNzaW9uLW51bT48dXJscz48cmVsYXRlZC11cmxzPjx1cmw+aHR0
+cHM6Ly93d3cubmNiaS5ubG0ubmloLmdvdi9wdWJtZWQvMzI1MjgzMTc8L3VybD48L3JlbGF0ZWQt
+dXJscz48L3VybHM+PGN1c3RvbTI+UE1DNzI2MDM0NDwvY3VzdG9tMj48ZWxlY3Ryb25pYy1yZXNv
+dXJjZS1udW0+MTAuMzM4OS9mcGh5cy4yMDIwLjAwNTUwPC9lbGVjdHJvbmljLXJlc291cmNlLW51
+bT48L3JlY29yZD48L0NpdGU+PC9FbmROb3RlPn==
+</w:fldData>
+        </w:fldChar>
+      </w:r>
+      <w:r>
+        <w:rPr>
+          <w:rFonts w:cs="Times New Roman"/>
+        </w:rPr>
+        <w:instrText xml:space="preserve"> ADDIN EN.CITE.DATA </w:instrText>
+      </w:r>
+      <w:r>
+        <w:rPr>
+          <w:rFonts w:cs="Times New Roman"/>
+        </w:rPr>
+      </w:r>
+      <w:r>
+        <w:rPr>
+          <w:rFonts w:cs="Times New Roman"/>
+        </w:rPr>
+        <w:fldChar w:fldCharType="end"/>
+      </w:r>
+      <w:r>
+        <w:rPr>
+          <w:rFonts w:cs="Times New Roman"/>
+        </w:rPr>
+        <w:fldChar w:fldCharType="separate"/>
+      </w:r>
+      <w:r>
+        <w:rPr>
+          <w:rFonts w:cs="Times New Roman"/>
+          <w:noProof/>
+          <w:vertAlign w:val="superscript"/>
+        </w:rPr>
+        <w:t>5</w:t>
+      </w:r>
+      <w:r>
+        <w:rPr>
+          <w:rFonts w:cs="Times New Roman"/>
+        </w:rPr>
+        <w:fldChar w:fldCharType="end"/>
+      </w:r>
+      <w:r>
+        <w:rPr>
+          <w:rFonts w:cs="Times New Roman"/>
+        </w:rPr>
+        <w:t xml:space="preserve"> </w:t>
       </w:r>
     </w:p>
     <w:p>
@@ -3378,27 +3616,11 @@
       </w:r>
     </w:p>
     <w:p>
-      <w:pPr>
-        <w:rPr>
-          <w:color w:val="FF0000"/>
-          <w:u w:val="single"/>
-        </w:rPr>
-      </w:pPr>
-      <w:r>
-        <w:rPr>
-          <w:color w:val="FF0000"/>
-          <w:u w:val="single"/>
-        </w:rPr>
-        <w:t>NB THESE MEASURES ARE EXPERIMENTAL</w:t>
-      </w:r>
-    </w:p>
-    <w:p>
-      <w:r>
-        <w:lastRenderedPageBreak/>
+      <w:r>
         <w:t xml:space="preserve">These are calculated </w:t>
       </w:r>
       <w:r>
-        <w:t xml:space="preserve">based on the assumptions that </w:t>
+        <w:t xml:space="preserve">based on the assumption that </w:t>
       </w:r>
       <w:r>
         <w:t xml:space="preserve">in the aorta </w:t>
@@ -3437,7 +3659,7 @@
         <w:fldChar w:fldCharType="begin"/>
       </w:r>
       <w:r>
-        <w:instrText xml:space="preserve"> ADDIN EN.CITE &lt;EndNote&gt;&lt;Cite&gt;&lt;Author&gt;Westerhof&lt;/Author&gt;&lt;Year&gt;2015&lt;/Year&gt;&lt;RecNum&gt;13976&lt;/RecNum&gt;&lt;DisplayText&gt;&lt;style face="superscript"&gt;4&lt;/style&gt;&lt;/DisplayText&gt;&lt;record&gt;&lt;rec-number&gt;13976&lt;/rec-number&gt;&lt;foreign-keys&gt;&lt;key app="EN" db-id="pd5zdw0xowzet5eeswvpxdvm29fvrpdterdv" timestamp="1484399528" guid="8907dc8a-d680-4030-b443-99e15390fc43"&gt;13976&lt;/key&gt;&lt;/foreign-keys&gt;&lt;ref-type name="Journal Article"&gt;17&lt;/ref-type&gt;&lt;contributors&gt;&lt;authors&gt;&lt;author&gt;Westerhof, N.&lt;/author&gt;&lt;author&gt;Westerhof, B. E.&lt;/author&gt;&lt;/authors&gt;&lt;/contributors&gt;&lt;auth-address&gt;aDepartment of Pulmonary Diseases, Institute for Cardiovascular Research, ICaR-VU, VU University Medical Center bEdwards Lifesciences BMEYE cHeart Failure Research Center, Academic Medical Center Amsterdam, Amsterdam, The Netherlands.&lt;/auth-address&gt;&lt;titles&gt;&lt;title&gt;The reservoir wave paradigm discussion&lt;/title&gt;&lt;secondary-title&gt;J Hypertens&lt;/secondary-title&gt;&lt;/titles&gt;&lt;periodical&gt;&lt;full-title&gt;Journal of Hypertension&lt;/full-title&gt;&lt;abbr-1&gt;J. Hypertens.&lt;/abbr-1&gt;&lt;abbr-2&gt;J Hypertens&lt;/abbr-2&gt;&lt;/periodical&gt;&lt;pages&gt;458-60&lt;/pages&gt;&lt;volume&gt;33&lt;/volume&gt;&lt;number&gt;3&lt;/number&gt;&lt;keywords&gt;&lt;keyword&gt;Aorta/*physiopathology&lt;/keyword&gt;&lt;keyword&gt;Aortic Coarctation/*physiopathology&lt;/keyword&gt;&lt;keyword&gt;Hemodynamics/*physiology&lt;/keyword&gt;&lt;keyword&gt;Humans&lt;/keyword&gt;&lt;keyword&gt;*Models, Cardiovascular&lt;/keyword&gt;&lt;/keywords&gt;&lt;dates&gt;&lt;year&gt;2015&lt;/year&gt;&lt;pub-dates&gt;&lt;date&gt;Mar&lt;/date&gt;&lt;/pub-dates&gt;&lt;/dates&gt;&lt;isbn&gt;1473-5598 (Electronic)&amp;#xD;0263-6352 (Linking)&lt;/isbn&gt;&lt;accession-num&gt;25629360&lt;/accession-num&gt;&lt;urls&gt;&lt;related-urls&gt;&lt;url&gt;https://www.ncbi.nlm.nih.gov/pubmed/25629360&lt;/url&gt;&lt;url&gt;http://ovidsp.tx.ovid.com/ovftpdfs/FPDDNCMCFBEKPI00/fs046/ovft/live/gv025/00004872/00004872-201503000-00006.pdf&lt;/url&gt;&lt;/related-urls&gt;&lt;/urls&gt;&lt;electronic-resource-num&gt;10.1097/HJH.0000000000000499&lt;/electronic-resource-num&gt;&lt;/record&gt;&lt;/Cite&gt;&lt;/EndNote&gt;</w:instrText>
+        <w:instrText xml:space="preserve"> ADDIN EN.CITE &lt;EndNote&gt;&lt;Cite&gt;&lt;Author&gt;Westerhof&lt;/Author&gt;&lt;Year&gt;2015&lt;/Year&gt;&lt;RecNum&gt;13976&lt;/RecNum&gt;&lt;DisplayText&gt;&lt;style face="superscript"&gt;7&lt;/style&gt;&lt;/DisplayText&gt;&lt;record&gt;&lt;rec-number&gt;13976&lt;/rec-number&gt;&lt;foreign-keys&gt;&lt;key app="EN" db-id="pd5zdw0xowzet5eeswvpxdvm29fvrpdterdv" timestamp="1484399528" guid="1be23699-670f-4997-bb51-8c6360bdab32"&gt;13976&lt;/key&gt;&lt;/foreign-keys&gt;&lt;ref-type name="Journal Article"&gt;17&lt;/ref-type&gt;&lt;contributors&gt;&lt;authors&gt;&lt;author&gt;Westerhof, N.&lt;/author&gt;&lt;author&gt;Westerhof, B. E.&lt;/author&gt;&lt;/authors&gt;&lt;/contributors&gt;&lt;auth-address&gt;aDepartment of Pulmonary Diseases, Institute for Cardiovascular Research, ICaR-VU, VU University Medical Center bEdwards Lifesciences BMEYE cHeart Failure Research Center, Academic Medical Center Amsterdam, Amsterdam, The Netherlands.&lt;/auth-address&gt;&lt;titles&gt;&lt;title&gt;The reservoir wave paradigm discussion&lt;/title&gt;&lt;secondary-title&gt;J Hypertens&lt;/secondary-title&gt;&lt;/titles&gt;&lt;periodical&gt;&lt;full-title&gt;Journal of Hypertension&lt;/full-title&gt;&lt;abbr-1&gt;J. Hypertens.&lt;/abbr-1&gt;&lt;abbr-2&gt;J Hypertens&lt;/abbr-2&gt;&lt;/periodical&gt;&lt;pages&gt;458-60&lt;/pages&gt;&lt;volume&gt;33&lt;/volume&gt;&lt;number&gt;3&lt;/number&gt;&lt;keywords&gt;&lt;keyword&gt;Aorta/*physiopathology&lt;/keyword&gt;&lt;keyword&gt;Aortic Coarctation/*physiopathology&lt;/keyword&gt;&lt;keyword&gt;Hemodynamics/*physiology&lt;/keyword&gt;&lt;keyword&gt;Humans&lt;/keyword&gt;&lt;keyword&gt;*Models, Cardiovascular&lt;/keyword&gt;&lt;/keywords&gt;&lt;dates&gt;&lt;year&gt;2015&lt;/year&gt;&lt;pub-dates&gt;&lt;date&gt;Mar&lt;/date&gt;&lt;/pub-dates&gt;&lt;/dates&gt;&lt;isbn&gt;1473-5598 (Electronic)&amp;#xD;0263-6352 (Linking)&lt;/isbn&gt;&lt;accession-num&gt;25629360&lt;/accession-num&gt;&lt;urls&gt;&lt;related-urls&gt;&lt;url&gt;https://www.ncbi.nlm.nih.gov/pubmed/25629360&lt;/url&gt;&lt;url&gt;http://ovidsp.tx.ovid.com/ovftpdfs/FPDDNCMCFBEKPI00/fs046/ovft/live/gv025/00004872/00004872-201503000-00006.pdf&lt;/url&gt;&lt;/related-urls&gt;&lt;/urls&gt;&lt;electronic-resource-num&gt;10.1097/HJH.0000000000000499&lt;/electronic-resource-num&gt;&lt;/record&gt;&lt;/Cite&gt;&lt;/EndNote&gt;</w:instrText>
       </w:r>
       <w:r>
         <w:fldChar w:fldCharType="separate"/>
@@ -3447,16 +3669,16 @@
           <w:noProof/>
           <w:vertAlign w:val="superscript"/>
         </w:rPr>
-        <w:t>4</w:t>
+        <w:t>7</w:t>
       </w:r>
       <w:r>
         <w:fldChar w:fldCharType="end"/>
       </w:r>
       <w:r>
-        <w:t xml:space="preserve"> which </w:t>
-      </w:r>
-      <w:r>
-        <w:t>may</w:t>
+        <w:t xml:space="preserve"> </w:t>
+      </w:r>
+      <w:r>
+        <w:t>this should</w:t>
       </w:r>
       <w:r>
         <w:t xml:space="preserve"> be </w:t>
@@ -3470,11 +3692,11 @@
       <w:r>
         <w:fldChar w:fldCharType="begin">
           <w:fldData xml:space="preserve">PEVuZE5vdGU+PENpdGU+PEF1dGhvcj5XYW5nPC9BdXRob3I+PFllYXI+MjAwMzwvWWVhcj48UmVj
-TnVtPjYzNzY8L1JlY051bT48RGlzcGxheVRleHQ+PHN0eWxlIGZhY2U9InN1cGVyc2NyaXB0Ij41
+TnVtPjYzNzY8L1JlY051bT48RGlzcGxheVRleHQ+PHN0eWxlIGZhY2U9InN1cGVyc2NyaXB0Ij44
 PC9zdHlsZT48L0Rpc3BsYXlUZXh0PjxyZWNvcmQ+PHJlYy1udW1iZXI+NjM3NjwvcmVjLW51bWJl
 cj48Zm9yZWlnbi1rZXlzPjxrZXkgYXBwPSJFTiIgZGItaWQ9InBkNXpkdzB4b3d6ZXQ1ZWVzd3Zw
-eGR2bTI5ZnZycGR0ZXJkdiIgdGltZXN0YW1wPSIxNDQ2NDY3NzI5IiBndWlkPSJjYzgxMjk2Zi0x
-MjYxLTQ0NTQtYjRmNC1iMmQ1MGEzNjI1MWEiPjYzNzY8L2tleT48L2ZvcmVpZ24ta2V5cz48cmVm
+eGR2bTI5ZnZycGR0ZXJkdiIgdGltZXN0YW1wPSIxNDQ2NDY3NzI5IiBndWlkPSIyODgzMDM5My04
+MzQ1LTQ2YjAtOTJiOC02MDhkMjI4MWJkZDUiPjYzNzY8L2tleT48L2ZvcmVpZ24ta2V5cz48cmVm
 LXR5cGUgbmFtZT0iSm91cm5hbCBBcnRpY2xlIj4xNzwvcmVmLXR5cGU+PGNvbnRyaWJ1dG9ycz48
 YXV0aG9ycz48YXV0aG9yPldhbmcsIEouIEouPC9hdXRob3I+PGF1dGhvcj5PJmFwb3M7QnJpZW4s
 IEEuIEIuPC9hdXRob3I+PGF1dGhvcj5TaHJpdmUsIE4uIEcuPC9hdXRob3I+PGF1dGhvcj5QYXJr
@@ -3518,11 +3740,11 @@
       <w:r>
         <w:fldChar w:fldCharType="begin">
           <w:fldData xml:space="preserve">PEVuZE5vdGU+PENpdGU+PEF1dGhvcj5XYW5nPC9BdXRob3I+PFllYXI+MjAwMzwvWWVhcj48UmVj
-TnVtPjYzNzY8L1JlY051bT48RGlzcGxheVRleHQ+PHN0eWxlIGZhY2U9InN1cGVyc2NyaXB0Ij41
+TnVtPjYzNzY8L1JlY051bT48RGlzcGxheVRleHQ+PHN0eWxlIGZhY2U9InN1cGVyc2NyaXB0Ij44
 PC9zdHlsZT48L0Rpc3BsYXlUZXh0PjxyZWNvcmQ+PHJlYy1udW1iZXI+NjM3NjwvcmVjLW51bWJl
 cj48Zm9yZWlnbi1rZXlzPjxrZXkgYXBwPSJFTiIgZGItaWQ9InBkNXpkdzB4b3d6ZXQ1ZWVzd3Zw
-eGR2bTI5ZnZycGR0ZXJkdiIgdGltZXN0YW1wPSIxNDQ2NDY3NzI5IiBndWlkPSJjYzgxMjk2Zi0x
-MjYxLTQ0NTQtYjRmNC1iMmQ1MGEzNjI1MWEiPjYzNzY8L2tleT48L2ZvcmVpZ24ta2V5cz48cmVm
+eGR2bTI5ZnZycGR0ZXJkdiIgdGltZXN0YW1wPSIxNDQ2NDY3NzI5IiBndWlkPSIyODgzMDM5My04
+MzQ1LTQ2YjAtOTJiOC02MDhkMjI4MWJkZDUiPjYzNzY8L2tleT48L2ZvcmVpZ24ta2V5cz48cmVm
 LXR5cGUgbmFtZT0iSm91cm5hbCBBcnRpY2xlIj4xNzwvcmVmLXR5cGU+PGNvbnRyaWJ1dG9ycz48
 YXV0aG9ycz48YXV0aG9yPldhbmcsIEouIEouPC9hdXRob3I+PGF1dGhvcj5PJmFwb3M7QnJpZW4s
 IEEuIEIuPC9hdXRob3I+PGF1dGhvcj5TaHJpdmUsIE4uIEcuPC9hdXRob3I+PGF1dGhvcj5QYXJr
@@ -3574,7 +3796,7 @@
           <w:noProof/>
           <w:vertAlign w:val="superscript"/>
         </w:rPr>
-        <w:t>5</w:t>
+        <w:t>8</w:t>
       </w:r>
       <w:r>
         <w:fldChar w:fldCharType="end"/>
@@ -3584,6 +3806,219 @@
       </w:r>
       <w:r>
         <w:t xml:space="preserve">and total aortic flow equals aortic inflow. </w:t>
+      </w:r>
+      <w:r>
+        <w:t>There is also some limited evidence to suggest this is valid in man.</w:t>
+      </w:r>
+      <w:r>
+        <w:rPr>
+          <w:rFonts w:cs="Times New Roman"/>
+        </w:rPr>
+        <w:fldChar w:fldCharType="begin">
+          <w:fldData xml:space="preserve">PEVuZE5vdGU+PENpdGU+PEF1dGhvcj5IdWdoZXM8L0F1dGhvcj48WWVhcj4yMDIwPC9ZZWFyPjxS
+ZWNOdW0+MjU4OTU8L1JlY051bT48RGlzcGxheVRleHQ+PHN0eWxlIGZhY2U9InN1cGVyc2NyaXB0
+Ij41LDY8L3N0eWxlPjwvRGlzcGxheVRleHQ+PHJlY29yZD48cmVjLW51bWJlcj4yNTg5NTwvcmVj
+LW51bWJlcj48Zm9yZWlnbi1rZXlzPjxrZXkgYXBwPSJFTiIgZGItaWQ9InBkNXpkdzB4b3d6ZXQ1
+ZWVzd3ZweGR2bTI5ZnZycGR0ZXJkdiIgdGltZXN0YW1wPSIxNjE3NzM2MDEwIiBndWlkPSJiODlm
+YTNhYS01Mzg3LTQ1YjYtOGRlYS05MDM0NDM1OWQ0NDUiPjI1ODk1PC9rZXk+PC9mb3JlaWduLWtl
+eXM+PHJlZi10eXBlIG5hbWU9IkpvdXJuYWwgQXJ0aWNsZSI+MTc8L3JlZi10eXBlPjxjb250cmli
+dXRvcnM+PGF1dGhvcnM+PGF1dGhvcj5IdWdoZXMsIEEuIEQuPC9hdXRob3I+PGF1dGhvcj5QYXJr
+LCBDLjwvYXV0aG9yPjxhdXRob3I+UmFtYWtyaXNobmFuLCBBLjwvYXV0aG9yPjxhdXRob3I+TWF5
+ZXQsIEouPC9hdXRob3I+PGF1dGhvcj5DaGF0dXJ2ZWRpLCBOLjwvYXV0aG9yPjxhdXRob3I+UGFy
+a2VyLCBLLiBILjwvYXV0aG9yPjwvYXV0aG9ycz48L2NvbnRyaWJ1dG9ycz48YXV0aC1hZGRyZXNz
+Pk1lZGljYWwgUmVzZWFyY2ggQ291bmNpbCBVbml0IGZvciBMaWZlbG9uZyBIZWFsdGggYW5kIEFn
+ZWluZyBhdCBVQ0wsIERlcGFydG1lbnQgb2YgUG9wdWxhdGlvbiBTY2llbmNlICZhbXA7IEV4cGVy
+aW1lbnRhbCBNZWRpY2luZSwgRmFjdWx0eSBvZiBQb3B1bGF0aW9uIEhlYWx0aCBTY2llbmNlcywg
+SW5zdGl0dXRlIG9mIENhcmRpb3Zhc2N1bGFyIFNjaWVuY2UsIFVuaXZlcnNpdHkgQ29sbGVnZSBM
+b25kb24sIExvbmRvbiwgVW5pdGVkIEtpbmdkb20uJiN4RDtDYXJkaW92YXNjdWxhciBEaXZpc2lv
+biwgRmFjdWx0eSBvZiBNZWRpY2luZSwgSW1wZXJpYWwgQ29sbGVnZSBMb25kb24sIE5hdGlvbmFs
+IEhlYXJ0ICZhbXA7IEx1bmcgSW5zdGl0dXRlLCBMb25kb24sIFVuaXRlZCBLaW5nZG9tLiYjeEQ7
+RGVwYXJ0bWVudCBvZiBCaW9lbmdpbmVlcmluZywgSW1wZXJpYWwgQ29sbGVnZSBMb25kb24sIExv
+bmRvbiwgVW5pdGVkIEtpbmdkb20uPC9hdXRoLWFkZHJlc3M+PHRpdGxlcz48dGl0bGU+RmVhc2li
+aWxpdHkgb2YgRXN0aW1hdGlvbiBvZiBBb3J0aWMgV2F2ZSBJbnRlbnNpdHkgVXNpbmcgTm9uLWlu
+dmFzaXZlIFByZXNzdXJlIFJlY29yZGluZ3MgaW4gdGhlIEFic2VuY2Ugb2YgRmxvdyBWZWxvY2l0
+eSBpbiBNYW48L3RpdGxlPjxzZWNvbmRhcnktdGl0bGU+RnJvbnQgUGh5c2lvbDwvc2Vjb25kYXJ5
+LXRpdGxlPjwvdGl0bGVzPjxwZXJpb2RpY2FsPjxmdWxsLXRpdGxlPkZyb250aWVycyBpbiBQaHlz
+aW9sb2d5PC9mdWxsLXRpdGxlPjxhYmJyLTE+RnJvbnQuIFBoeXNpb2wuPC9hYmJyLTE+PGFiYnIt
+Mj5Gcm9udCBQaHlzaW9sPC9hYmJyLTI+PC9wZXJpb2RpY2FsPjxwYWdlcz41NTA8L3BhZ2VzPjx2
+b2x1bWU+MTE8L3ZvbHVtZT48ZWRpdGlvbj4yMDIwMDUyNTwvZWRpdGlvbj48a2V5d29yZHM+PGtl
+eXdvcmQ+YW9ydGE8L2tleXdvcmQ+PGtleXdvcmQ+Ymxvb2QgZmxvdzwva2V5d29yZD48a2V5d29y
+ZD5ibG9vZCBwcmVzc3VyZTwva2V5d29yZD48a2V5d29yZD5oZW1vZHluYW1pY3M8L2tleXdvcmQ+
+PGtleXdvcmQ+d2F2ZSBpbnRlbnNpdHkgYW5hbHlzaXM8L2tleXdvcmQ+PGtleXdvcmQ+d2F2ZXM8
+L2tleXdvcmQ+PC9rZXl3b3Jkcz48ZGF0ZXM+PHllYXI+MjAyMDwveWVhcj48L2RhdGVzPjxpc2Ju
+PjE2NjQtMDQyWCAoUHJpbnQpJiN4RDsxNjY0LTA0MlggKExpbmtpbmcpPC9pc2JuPjxhY2Nlc3Np
+b24tbnVtPjMyNTI4MzE3PC9hY2Nlc3Npb24tbnVtPjx1cmxzPjxyZWxhdGVkLXVybHM+PHVybD5o
+dHRwczovL3d3dy5uY2JpLm5sbS5uaWguZ292L3B1Ym1lZC8zMjUyODMxNzwvdXJsPjwvcmVsYXRl
+ZC11cmxzPjwvdXJscz48Y3VzdG9tMj5QTUM3MjYwMzQ0PC9jdXN0b20yPjxlbGVjdHJvbmljLXJl
+c291cmNlLW51bT4xMC4zMzg5L2ZwaHlzLjIwMjAuMDA1NTA8L2VsZWN0cm9uaWMtcmVzb3VyY2Ut
+bnVtPjwvcmVjb3JkPjwvQ2l0ZT48Q2l0ZT48QXV0aG9yPkFybXN0cm9uZzwvQXV0aG9yPjxZZWFy
+PjIwMjE8L1llYXI+PFJlY051bT4yNTkzMTwvUmVjTnVtPjxyZWNvcmQ+PHJlYy1udW1iZXI+MjU5
+MzE8L3JlYy1udW1iZXI+PGZvcmVpZ24ta2V5cz48a2V5IGFwcD0iRU4iIGRiLWlkPSJwZDV6ZHcw
+eG93emV0NWVlc3d2cHhkdm0yOWZ2cnBkdGVyZHYiIHRpbWVzdGFtcD0iMTYxNzczNjA3MSIgZ3Vp
+ZD0iZDgyZmRlN2QtYzc4ZS00MzQzLWIzODctM2EwODcyMDlkOGUxIj4yNTkzMTwva2V5PjwvZm9y
+ZWlnbi1rZXlzPjxyZWYtdHlwZSBuYW1lPSJKb3VybmFsIEFydGljbGUiPjE3PC9yZWYtdHlwZT48
+Y29udHJpYnV0b3JzPjxhdXRob3JzPjxhdXRob3I+QXJtc3Ryb25nLCBNLiBLLjwvYXV0aG9yPjxh
+dXRob3I+U2NodWx0eiwgTS4gRy48L2F1dGhvcj48YXV0aG9yPkh1Z2hlcywgQS4gRC48L2F1dGhv
+cj48YXV0aG9yPlBpY29uZSwgRC4gUy48L2F1dGhvcj48YXV0aG9yPkJsYWNrLCBKLiBBLjwvYXV0
+aG9yPjxhdXRob3I+RHd5ZXIsIE4uPC9hdXRob3I+PGF1dGhvcj5Sb2JlcnRzLVRob21zb24sIFAu
+PC9hdXRob3I+PGF1dGhvcj5TaGFybWFuLCBKLiBFLjwvYXV0aG9yPjwvYXV0aG9ycz48L2NvbnRy
+aWJ1dG9ycz48YXV0aC1hZGRyZXNzPk1lbnppZXMgSW5zdGl0dXRlIGZvciBNZWRpY2FsIFJlc2Vh
+cmNoLCBVbml2ZXJzaXR5IG9mIFRhc21hbmlhLCBIb2JhcnQsIEF1c3RyYWxpYS4mI3hEO0luc3Rp
+dHV0ZSBvZiBDYXJkaW92YXNjdWxhciBTY2llbmNlLCBVbml2ZXJzaXR5IENvbGxlZ2UgTG9uZG9u
+LCBMb25kb24sIFVuaXRlZCBLaW5nZG9tLiYjeEQ7RGVwYXJ0bWVudCBvZiBDYXJkaW9sb2d5LCBS
+b3lhbCBIb2JhcnQgSG9zcGl0YWwsIEhvYmFydCwgQXVzdHJhbGlhLjwvYXV0aC1hZGRyZXNzPjx0
+aXRsZXM+PHRpdGxlPkV4Y2VzcyBwcmVzc3VyZSBhcyBhbiBhbmFsb2d1ZSBvZiBibG9vZCBmbG93
+IHZlbG9jaXR5PC90aXRsZT48c2Vjb25kYXJ5LXRpdGxlPkogSHlwZXJ0ZW5zPC9zZWNvbmRhcnkt
+dGl0bGU+PC90aXRsZXM+PHBlcmlvZGljYWw+PGZ1bGwtdGl0bGU+Sm91cm5hbCBvZiBIeXBlcnRl
+bnNpb248L2Z1bGwtdGl0bGU+PGFiYnItMT5KLiBIeXBlcnRlbnMuPC9hYmJyLTE+PGFiYnItMj5K
+IEh5cGVydGVuczwvYWJici0yPjwvcGVyaW9kaWNhbD48cGFnZXM+NDIxLTQyNzwvcGFnZXM+PHZv
+bHVtZT4zOTwvdm9sdW1lPjxudW1iZXI+MzwvbnVtYmVyPjxlZGl0aW9uPjIwMjAvMTAvMDk8L2Vk
+aXRpb24+PGtleXdvcmRzPjxrZXl3b3JkPkJsb29kIEZsb3cgVmVsb2NpdHk8L2tleXdvcmQ+PGtl
+eXdvcmQ+Qmxvb2QgUHJlc3N1cmU8L2tleXdvcmQ+PGtleXdvcmQ+Qmxvb2QgUHJlc3N1cmUgRGV0
+ZXJtaW5hdGlvbjwva2V5d29yZD48a2V5d29yZD4qQnJhY2hpYWwgQXJ0ZXJ5L2RpYWdub3N0aWMg
+aW1hZ2luZzwva2V5d29yZD48a2V5d29yZD5GZW1hbGU8L2tleXdvcmQ+PGtleXdvcmQ+SHVtYW5z
+PC9rZXl3b3JkPjxrZXl3b3JkPk1hbGU8L2tleXdvcmQ+PGtleXdvcmQ+KlJhZGlhbCBBcnRlcnkv
+ZGlhZ25vc3RpYyBpbWFnaW5nPC9rZXl3b3JkPjwva2V5d29yZHM+PGRhdGVzPjx5ZWFyPjIwMjE8
+L3llYXI+PHB1Yi1kYXRlcz48ZGF0ZT5NYXIgMTwvZGF0ZT48L3B1Yi1kYXRlcz48L2RhdGVzPjxp
+c2JuPjE0NzMtNTU5OCAoRWxlY3Ryb25pYykmI3hEOzAyNjMtNjM1MiAoTGlua2luZyk8L2lzYm4+
+PGFjY2Vzc2lvbi1udW0+MzMwMzExODM8L2FjY2Vzc2lvbi1udW0+PHVybHM+PHJlbGF0ZWQtdXJs
+cz48dXJsPmh0dHBzOi8vd3d3Lm5jYmkubmxtLm5paC5nb3YvcHVibWVkLzMzMDMxMTgzPC91cmw+
+PC9yZWxhdGVkLXVybHM+PC91cmxzPjxjdXN0b20yPlBNQzcxMTY2OTg8L2N1c3RvbTI+PGVsZWN0
+cm9uaWMtcmVzb3VyY2UtbnVtPjEwLjEwOTcvSEpILjAwMDAwMDAwMDAwMDI2NjI8L2VsZWN0cm9u
+aWMtcmVzb3VyY2UtbnVtPjwvcmVjb3JkPjwvQ2l0ZT48L0VuZE5vdGU+
+</w:fldData>
+        </w:fldChar>
+      </w:r>
+      <w:r>
+        <w:rPr>
+          <w:rFonts w:cs="Times New Roman"/>
+        </w:rPr>
+        <w:instrText xml:space="preserve"> ADDIN EN.CITE </w:instrText>
+      </w:r>
+      <w:r>
+        <w:rPr>
+          <w:rFonts w:cs="Times New Roman"/>
+        </w:rPr>
+        <w:fldChar w:fldCharType="begin">
+          <w:fldData xml:space="preserve">PEVuZE5vdGU+PENpdGU+PEF1dGhvcj5IdWdoZXM8L0F1dGhvcj48WWVhcj4yMDIwPC9ZZWFyPjxS
+ZWNOdW0+MjU4OTU8L1JlY051bT48RGlzcGxheVRleHQ+PHN0eWxlIGZhY2U9InN1cGVyc2NyaXB0
+Ij41LDY8L3N0eWxlPjwvRGlzcGxheVRleHQ+PHJlY29yZD48cmVjLW51bWJlcj4yNTg5NTwvcmVj
+LW51bWJlcj48Zm9yZWlnbi1rZXlzPjxrZXkgYXBwPSJFTiIgZGItaWQ9InBkNXpkdzB4b3d6ZXQ1
+ZWVzd3ZweGR2bTI5ZnZycGR0ZXJkdiIgdGltZXN0YW1wPSIxNjE3NzM2MDEwIiBndWlkPSJiODlm
+YTNhYS01Mzg3LTQ1YjYtOGRlYS05MDM0NDM1OWQ0NDUiPjI1ODk1PC9rZXk+PC9mb3JlaWduLWtl
+eXM+PHJlZi10eXBlIG5hbWU9IkpvdXJuYWwgQXJ0aWNsZSI+MTc8L3JlZi10eXBlPjxjb250cmli
+dXRvcnM+PGF1dGhvcnM+PGF1dGhvcj5IdWdoZXMsIEEuIEQuPC9hdXRob3I+PGF1dGhvcj5QYXJr
+LCBDLjwvYXV0aG9yPjxhdXRob3I+UmFtYWtyaXNobmFuLCBBLjwvYXV0aG9yPjxhdXRob3I+TWF5
+ZXQsIEouPC9hdXRob3I+PGF1dGhvcj5DaGF0dXJ2ZWRpLCBOLjwvYXV0aG9yPjxhdXRob3I+UGFy
+a2VyLCBLLiBILjwvYXV0aG9yPjwvYXV0aG9ycz48L2NvbnRyaWJ1dG9ycz48YXV0aC1hZGRyZXNz
+Pk1lZGljYWwgUmVzZWFyY2ggQ291bmNpbCBVbml0IGZvciBMaWZlbG9uZyBIZWFsdGggYW5kIEFn
+ZWluZyBhdCBVQ0wsIERlcGFydG1lbnQgb2YgUG9wdWxhdGlvbiBTY2llbmNlICZhbXA7IEV4cGVy
+aW1lbnRhbCBNZWRpY2luZSwgRmFjdWx0eSBvZiBQb3B1bGF0aW9uIEhlYWx0aCBTY2llbmNlcywg
+SW5zdGl0dXRlIG9mIENhcmRpb3Zhc2N1bGFyIFNjaWVuY2UsIFVuaXZlcnNpdHkgQ29sbGVnZSBM
+b25kb24sIExvbmRvbiwgVW5pdGVkIEtpbmdkb20uJiN4RDtDYXJkaW92YXNjdWxhciBEaXZpc2lv
+biwgRmFjdWx0eSBvZiBNZWRpY2luZSwgSW1wZXJpYWwgQ29sbGVnZSBMb25kb24sIE5hdGlvbmFs
+IEhlYXJ0ICZhbXA7IEx1bmcgSW5zdGl0dXRlLCBMb25kb24sIFVuaXRlZCBLaW5nZG9tLiYjeEQ7
+RGVwYXJ0bWVudCBvZiBCaW9lbmdpbmVlcmluZywgSW1wZXJpYWwgQ29sbGVnZSBMb25kb24sIExv
+bmRvbiwgVW5pdGVkIEtpbmdkb20uPC9hdXRoLWFkZHJlc3M+PHRpdGxlcz48dGl0bGU+RmVhc2li
+aWxpdHkgb2YgRXN0aW1hdGlvbiBvZiBBb3J0aWMgV2F2ZSBJbnRlbnNpdHkgVXNpbmcgTm9uLWlu
+dmFzaXZlIFByZXNzdXJlIFJlY29yZGluZ3MgaW4gdGhlIEFic2VuY2Ugb2YgRmxvdyBWZWxvY2l0
+eSBpbiBNYW48L3RpdGxlPjxzZWNvbmRhcnktdGl0bGU+RnJvbnQgUGh5c2lvbDwvc2Vjb25kYXJ5
+LXRpdGxlPjwvdGl0bGVzPjxwZXJpb2RpY2FsPjxmdWxsLXRpdGxlPkZyb250aWVycyBpbiBQaHlz
+aW9sb2d5PC9mdWxsLXRpdGxlPjxhYmJyLTE+RnJvbnQuIFBoeXNpb2wuPC9hYmJyLTE+PGFiYnIt
+Mj5Gcm9udCBQaHlzaW9sPC9hYmJyLTI+PC9wZXJpb2RpY2FsPjxwYWdlcz41NTA8L3BhZ2VzPjx2
+b2x1bWU+MTE8L3ZvbHVtZT48ZWRpdGlvbj4yMDIwMDUyNTwvZWRpdGlvbj48a2V5d29yZHM+PGtl
+eXdvcmQ+YW9ydGE8L2tleXdvcmQ+PGtleXdvcmQ+Ymxvb2QgZmxvdzwva2V5d29yZD48a2V5d29y
+ZD5ibG9vZCBwcmVzc3VyZTwva2V5d29yZD48a2V5d29yZD5oZW1vZHluYW1pY3M8L2tleXdvcmQ+
+PGtleXdvcmQ+d2F2ZSBpbnRlbnNpdHkgYW5hbHlzaXM8L2tleXdvcmQ+PGtleXdvcmQ+d2F2ZXM8
+L2tleXdvcmQ+PC9rZXl3b3Jkcz48ZGF0ZXM+PHllYXI+MjAyMDwveWVhcj48L2RhdGVzPjxpc2Ju
+PjE2NjQtMDQyWCAoUHJpbnQpJiN4RDsxNjY0LTA0MlggKExpbmtpbmcpPC9pc2JuPjxhY2Nlc3Np
+b24tbnVtPjMyNTI4MzE3PC9hY2Nlc3Npb24tbnVtPjx1cmxzPjxyZWxhdGVkLXVybHM+PHVybD5o
+dHRwczovL3d3dy5uY2JpLm5sbS5uaWguZ292L3B1Ym1lZC8zMjUyODMxNzwvdXJsPjwvcmVsYXRl
+ZC11cmxzPjwvdXJscz48Y3VzdG9tMj5QTUM3MjYwMzQ0PC9jdXN0b20yPjxlbGVjdHJvbmljLXJl
+c291cmNlLW51bT4xMC4zMzg5L2ZwaHlzLjIwMjAuMDA1NTA8L2VsZWN0cm9uaWMtcmVzb3VyY2Ut
+bnVtPjwvcmVjb3JkPjwvQ2l0ZT48Q2l0ZT48QXV0aG9yPkFybXN0cm9uZzwvQXV0aG9yPjxZZWFy
+PjIwMjE8L1llYXI+PFJlY051bT4yNTkzMTwvUmVjTnVtPjxyZWNvcmQ+PHJlYy1udW1iZXI+MjU5
+MzE8L3JlYy1udW1iZXI+PGZvcmVpZ24ta2V5cz48a2V5IGFwcD0iRU4iIGRiLWlkPSJwZDV6ZHcw
+eG93emV0NWVlc3d2cHhkdm0yOWZ2cnBkdGVyZHYiIHRpbWVzdGFtcD0iMTYxNzczNjA3MSIgZ3Vp
+ZD0iZDgyZmRlN2QtYzc4ZS00MzQzLWIzODctM2EwODcyMDlkOGUxIj4yNTkzMTwva2V5PjwvZm9y
+ZWlnbi1rZXlzPjxyZWYtdHlwZSBuYW1lPSJKb3VybmFsIEFydGljbGUiPjE3PC9yZWYtdHlwZT48
+Y29udHJpYnV0b3JzPjxhdXRob3JzPjxhdXRob3I+QXJtc3Ryb25nLCBNLiBLLjwvYXV0aG9yPjxh
+dXRob3I+U2NodWx0eiwgTS4gRy48L2F1dGhvcj48YXV0aG9yPkh1Z2hlcywgQS4gRC48L2F1dGhv
+cj48YXV0aG9yPlBpY29uZSwgRC4gUy48L2F1dGhvcj48YXV0aG9yPkJsYWNrLCBKLiBBLjwvYXV0
+aG9yPjxhdXRob3I+RHd5ZXIsIE4uPC9hdXRob3I+PGF1dGhvcj5Sb2JlcnRzLVRob21zb24sIFAu
+PC9hdXRob3I+PGF1dGhvcj5TaGFybWFuLCBKLiBFLjwvYXV0aG9yPjwvYXV0aG9ycz48L2NvbnRy
+aWJ1dG9ycz48YXV0aC1hZGRyZXNzPk1lbnppZXMgSW5zdGl0dXRlIGZvciBNZWRpY2FsIFJlc2Vh
+cmNoLCBVbml2ZXJzaXR5IG9mIFRhc21hbmlhLCBIb2JhcnQsIEF1c3RyYWxpYS4mI3hEO0luc3Rp
+dHV0ZSBvZiBDYXJkaW92YXNjdWxhciBTY2llbmNlLCBVbml2ZXJzaXR5IENvbGxlZ2UgTG9uZG9u
+LCBMb25kb24sIFVuaXRlZCBLaW5nZG9tLiYjeEQ7RGVwYXJ0bWVudCBvZiBDYXJkaW9sb2d5LCBS
+b3lhbCBIb2JhcnQgSG9zcGl0YWwsIEhvYmFydCwgQXVzdHJhbGlhLjwvYXV0aC1hZGRyZXNzPjx0
+aXRsZXM+PHRpdGxlPkV4Y2VzcyBwcmVzc3VyZSBhcyBhbiBhbmFsb2d1ZSBvZiBibG9vZCBmbG93
+IHZlbG9jaXR5PC90aXRsZT48c2Vjb25kYXJ5LXRpdGxlPkogSHlwZXJ0ZW5zPC9zZWNvbmRhcnkt
+dGl0bGU+PC90aXRsZXM+PHBlcmlvZGljYWw+PGZ1bGwtdGl0bGU+Sm91cm5hbCBvZiBIeXBlcnRl
+bnNpb248L2Z1bGwtdGl0bGU+PGFiYnItMT5KLiBIeXBlcnRlbnMuPC9hYmJyLTE+PGFiYnItMj5K
+IEh5cGVydGVuczwvYWJici0yPjwvcGVyaW9kaWNhbD48cGFnZXM+NDIxLTQyNzwvcGFnZXM+PHZv
+bHVtZT4zOTwvdm9sdW1lPjxudW1iZXI+MzwvbnVtYmVyPjxlZGl0aW9uPjIwMjAvMTAvMDk8L2Vk
+aXRpb24+PGtleXdvcmRzPjxrZXl3b3JkPkJsb29kIEZsb3cgVmVsb2NpdHk8L2tleXdvcmQ+PGtl
+eXdvcmQ+Qmxvb2QgUHJlc3N1cmU8L2tleXdvcmQ+PGtleXdvcmQ+Qmxvb2QgUHJlc3N1cmUgRGV0
+ZXJtaW5hdGlvbjwva2V5d29yZD48a2V5d29yZD4qQnJhY2hpYWwgQXJ0ZXJ5L2RpYWdub3N0aWMg
+aW1hZ2luZzwva2V5d29yZD48a2V5d29yZD5GZW1hbGU8L2tleXdvcmQ+PGtleXdvcmQ+SHVtYW5z
+PC9rZXl3b3JkPjxrZXl3b3JkPk1hbGU8L2tleXdvcmQ+PGtleXdvcmQ+KlJhZGlhbCBBcnRlcnkv
+ZGlhZ25vc3RpYyBpbWFnaW5nPC9rZXl3b3JkPjwva2V5d29yZHM+PGRhdGVzPjx5ZWFyPjIwMjE8
+L3llYXI+PHB1Yi1kYXRlcz48ZGF0ZT5NYXIgMTwvZGF0ZT48L3B1Yi1kYXRlcz48L2RhdGVzPjxp
+c2JuPjE0NzMtNTU5OCAoRWxlY3Ryb25pYykmI3hEOzAyNjMtNjM1MiAoTGlua2luZyk8L2lzYm4+
+PGFjY2Vzc2lvbi1udW0+MzMwMzExODM8L2FjY2Vzc2lvbi1udW0+PHVybHM+PHJlbGF0ZWQtdXJs
+cz48dXJsPmh0dHBzOi8vd3d3Lm5jYmkubmxtLm5paC5nb3YvcHVibWVkLzMzMDMxMTgzPC91cmw+
+PC9yZWxhdGVkLXVybHM+PC91cmxzPjxjdXN0b20yPlBNQzcxMTY2OTg8L2N1c3RvbTI+PGVsZWN0
+cm9uaWMtcmVzb3VyY2UtbnVtPjEwLjEwOTcvSEpILjAwMDAwMDAwMDAwMDI2NjI8L2VsZWN0cm9u
+aWMtcmVzb3VyY2UtbnVtPjwvcmVjb3JkPjwvQ2l0ZT48L0VuZE5vdGU+
+</w:fldData>
+        </w:fldChar>
+      </w:r>
+      <w:r>
+        <w:rPr>
+          <w:rFonts w:cs="Times New Roman"/>
+        </w:rPr>
+        <w:instrText xml:space="preserve"> ADDIN EN.CITE.DATA </w:instrText>
+      </w:r>
+      <w:r>
+        <w:rPr>
+          <w:rFonts w:cs="Times New Roman"/>
+        </w:rPr>
+      </w:r>
+      <w:r>
+        <w:rPr>
+          <w:rFonts w:cs="Times New Roman"/>
+        </w:rPr>
+        <w:fldChar w:fldCharType="end"/>
+      </w:r>
+      <w:r>
+        <w:rPr>
+          <w:rFonts w:cs="Times New Roman"/>
+        </w:rPr>
+        <w:fldChar w:fldCharType="separate"/>
+      </w:r>
+      <w:r>
+        <w:rPr>
+          <w:rFonts w:cs="Times New Roman"/>
+          <w:noProof/>
+          <w:vertAlign w:val="superscript"/>
+        </w:rPr>
+        <w:t>5,6</w:t>
+      </w:r>
+      <w:r>
+        <w:rPr>
+          <w:rFonts w:cs="Times New Roman"/>
+        </w:rPr>
+        <w:fldChar w:fldCharType="end"/>
+      </w:r>
+      <w:r>
+        <w:rPr>
+          <w:rFonts w:cs="Times New Roman"/>
+        </w:rPr>
+        <w:t xml:space="preserve"> </w:t>
+      </w:r>
+      <w:r>
+        <w:t xml:space="preserve"> </w:t>
       </w:r>
       <w:r>
         <w:t>Based on,</w:t>
@@ -3592,10 +4027,10 @@
         <w:fldChar w:fldCharType="begin">
           <w:fldData xml:space="preserve">PEVuZE5vdGU+PENpdGU+PEF1dGhvcj5IYW1ldG5lcjwvQXV0aG9yPjxZZWFyPjIwMTM8L1llYXI+
 PFJlY051bT41MTk3PC9SZWNOdW0+PERpc3BsYXlUZXh0PjxzdHlsZSBmYWNlPSJzdXBlcnNjcmlw
-dCI+Njwvc3R5bGU+PC9EaXNwbGF5VGV4dD48cmVjb3JkPjxyZWMtbnVtYmVyPjUxOTc8L3JlYy1u
+dCI+OTwvc3R5bGU+PC9EaXNwbGF5VGV4dD48cmVjb3JkPjxyZWMtbnVtYmVyPjUxOTc8L3JlYy1u
 dW1iZXI+PGZvcmVpZ24ta2V5cz48a2V5IGFwcD0iRU4iIGRiLWlkPSJwZDV6ZHcweG93emV0NWVl
-c3d2cHhkdm0yOWZ2cnBkdGVyZHYiIHRpbWVzdGFtcD0iMTQ0NjQ1ODY0MCIgZ3VpZD0iNzc3OWM3
-ZmQtYzUzNy00ZWI4LTllNWYtZGFiNjk2YzA4YTEzIj41MTk3PC9rZXk+PC9mb3JlaWduLWtleXM+
+c3d2cHhkdm0yOWZ2cnBkdGVyZHYiIHRpbWVzdGFtcD0iMTQ0NjQ1ODY0MCIgZ3VpZD0iMGNiNDM1
+MzktZjU3ZC00Yzg5LTgxMDMtMGFlYzZlMTJhN2QwIj41MTk3PC9rZXk+PC9mb3JlaWduLWtleXM+
 PHJlZi10eXBlIG5hbWU9IkpvdXJuYWwgQXJ0aWNsZSI+MTc8L3JlZi10eXBlPjxjb250cmlidXRv
 cnM+PGF1dGhvcnM+PGF1dGhvcj5IYW1ldG5lciwgQi48L2F1dGhvcj48YXV0aG9yPldhc3NlcnRo
 ZXVyZXIsIFMuPC9hdXRob3I+PGF1dGhvcj5Lcm9wZiwgSi48L2F1dGhvcj48YXV0aG9yPk1heWVy
@@ -3638,10 +4073,10 @@
         <w:fldChar w:fldCharType="begin">
           <w:fldData xml:space="preserve">PEVuZE5vdGU+PENpdGU+PEF1dGhvcj5IYW1ldG5lcjwvQXV0aG9yPjxZZWFyPjIwMTM8L1llYXI+
 PFJlY051bT41MTk3PC9SZWNOdW0+PERpc3BsYXlUZXh0PjxzdHlsZSBmYWNlPSJzdXBlcnNjcmlw
-dCI+Njwvc3R5bGU+PC9EaXNwbGF5VGV4dD48cmVjb3JkPjxyZWMtbnVtYmVyPjUxOTc8L3JlYy1u
+dCI+OTwvc3R5bGU+PC9EaXNwbGF5VGV4dD48cmVjb3JkPjxyZWMtbnVtYmVyPjUxOTc8L3JlYy1u
 dW1iZXI+PGZvcmVpZ24ta2V5cz48a2V5IGFwcD0iRU4iIGRiLWlkPSJwZDV6ZHcweG93emV0NWVl
-c3d2cHhkdm0yOWZ2cnBkdGVyZHYiIHRpbWVzdGFtcD0iMTQ0NjQ1ODY0MCIgZ3VpZD0iNzc3OWM3
-ZmQtYzUzNy00ZWI4LTllNWYtZGFiNjk2YzA4YTEzIj41MTk3PC9rZXk+PC9mb3JlaWduLWtleXM+
+c3d2cHhkdm0yOWZ2cnBkdGVyZHYiIHRpbWVzdGFtcD0iMTQ0NjQ1ODY0MCIgZ3VpZD0iMGNiNDM1
+MzktZjU3ZC00Yzg5LTgxMDMtMGFlYzZlMTJhN2QwIj41MTk3PC9rZXk+PC9mb3JlaWduLWtleXM+
 PHJlZi10eXBlIG5hbWU9IkpvdXJuYWwgQXJ0aWNsZSI+MTc8L3JlZi10eXBlPjxjb250cmlidXRv
 cnM+PGF1dGhvcnM+PGF1dGhvcj5IYW1ldG5lciwgQi48L2F1dGhvcj48YXV0aG9yPldhc3NlcnRo
 ZXVyZXIsIFMuPC9hdXRob3I+PGF1dGhvcj5Lcm9wZiwgSi48L2F1dGhvcj48YXV0aG9yPk1heWVy
@@ -3691,7 +4126,7 @@
           <w:noProof/>
           <w:vertAlign w:val="superscript"/>
         </w:rPr>
-        <w:t>6</w:t>
+        <w:t>9</w:t>
       </w:r>
       <w:r>
         <w:fldChar w:fldCharType="end"/>
@@ -3720,250 +4155,13 @@
         <w:t xml:space="preserve"> assumption to reconstruct forward and backward pressures</w:t>
       </w:r>
       <w:r>
-        <w:t xml:space="preserve">, but since the algorithm is proprietary </w:t>
-      </w:r>
-      <w:proofErr w:type="gramStart"/>
-      <w:r>
-        <w:t>it’s</w:t>
-      </w:r>
-      <w:proofErr w:type="gramEnd"/>
-      <w:r>
-        <w:t xml:space="preserve"> difficult to be sure</w:t>
+        <w:t>, but since the algorithm is proprietary it’s difficult to be sure</w:t>
       </w:r>
       <w:r>
         <w:t>.</w:t>
       </w:r>
       <w:r>
         <w:t xml:space="preserve"> </w:t>
-      </w:r>
-    </w:p>
-    <w:p/>
-    <w:p>
-      <w:pPr>
-        <w:pStyle w:val="Heading1"/>
-        <w:rPr>
-          <w:rFonts w:ascii="Arial Nova" w:hAnsi="Arial Nova"/>
-        </w:rPr>
-      </w:pPr>
-      <w:bookmarkStart w:id="5" w:name="_Toc34491235"/>
-      <w:r>
-        <w:rPr>
-          <w:rFonts w:ascii="Arial Nova" w:hAnsi="Arial Nova"/>
-        </w:rPr>
-        <w:t>Known problems</w:t>
-      </w:r>
-      <w:bookmarkEnd w:id="5"/>
-    </w:p>
-    <w:p>
-      <w:r>
-        <w:t xml:space="preserve">Occasionally, as part of the wave intensity routine, MATLAB </w:t>
-      </w:r>
-      <w:r>
-        <w:t>may</w:t>
-      </w:r>
-      <w:r>
-        <w:t xml:space="preserve"> return a warning message: </w:t>
-      </w:r>
-    </w:p>
-    <w:p>
-      <w:pPr>
-        <w:rPr>
-          <w:rFonts w:ascii="Courier New" w:hAnsi="Courier New" w:cs="Courier New"/>
-          <w:color w:val="EF5703"/>
-          <w:sz w:val="20"/>
-          <w:szCs w:val="20"/>
-        </w:rPr>
-      </w:pPr>
-      <w:r>
-        <w:rPr>
-          <w:rFonts w:ascii="Courier New" w:hAnsi="Courier New" w:cs="Courier New"/>
-          <w:color w:val="EF5703"/>
-          <w:sz w:val="20"/>
-          <w:szCs w:val="20"/>
-        </w:rPr>
-        <w:t xml:space="preserve">Warning: Invalid </w:t>
-      </w:r>
-      <w:proofErr w:type="spellStart"/>
-      <w:r>
-        <w:rPr>
-          <w:rFonts w:ascii="Courier New" w:hAnsi="Courier New" w:cs="Courier New"/>
-          <w:color w:val="EF5703"/>
-          <w:sz w:val="20"/>
-          <w:szCs w:val="20"/>
-        </w:rPr>
-        <w:t>MinPeakHeight</w:t>
-      </w:r>
-      <w:proofErr w:type="spellEnd"/>
-      <w:r>
-        <w:rPr>
-          <w:rFonts w:ascii="Courier New" w:hAnsi="Courier New" w:cs="Courier New"/>
-          <w:color w:val="EF5703"/>
-          <w:sz w:val="20"/>
-          <w:szCs w:val="20"/>
-        </w:rPr>
-        <w:t xml:space="preserve">. There are no data points greater than </w:t>
-      </w:r>
-      <w:proofErr w:type="spellStart"/>
-      <w:r>
-        <w:rPr>
-          <w:rFonts w:ascii="Courier New" w:hAnsi="Courier New" w:cs="Courier New"/>
-          <w:color w:val="EF5703"/>
-          <w:sz w:val="20"/>
-          <w:szCs w:val="20"/>
-        </w:rPr>
-        <w:t>MinPeakHeight</w:t>
-      </w:r>
-      <w:proofErr w:type="spellEnd"/>
-      <w:r>
-        <w:rPr>
-          <w:rFonts w:ascii="Courier New" w:hAnsi="Courier New" w:cs="Courier New"/>
-          <w:color w:val="EF5703"/>
-          <w:sz w:val="20"/>
-          <w:szCs w:val="20"/>
-        </w:rPr>
-        <w:t xml:space="preserve">. </w:t>
-      </w:r>
-    </w:p>
-    <w:p>
-      <w:pPr>
-        <w:rPr>
-          <w:rFonts w:ascii="Courier New" w:hAnsi="Courier New" w:cs="Courier New"/>
-          <w:color w:val="EF5703"/>
-          <w:sz w:val="20"/>
-          <w:szCs w:val="20"/>
-        </w:rPr>
-      </w:pPr>
-      <w:r>
-        <w:rPr>
-          <w:rFonts w:ascii="Courier New" w:hAnsi="Courier New" w:cs="Courier New"/>
-          <w:color w:val="EF5703"/>
-          <w:sz w:val="20"/>
-          <w:szCs w:val="20"/>
-        </w:rPr>
-        <w:t xml:space="preserve">&gt; In </w:t>
-      </w:r>
-      <w:proofErr w:type="spellStart"/>
-      <w:r>
-        <w:rPr>
-          <w:rFonts w:ascii="Courier New" w:hAnsi="Courier New" w:cs="Courier New"/>
-          <w:color w:val="EF5703"/>
-          <w:sz w:val="20"/>
-          <w:szCs w:val="20"/>
-        </w:rPr>
-        <w:t>findpeaks</w:t>
-      </w:r>
-      <w:proofErr w:type="spellEnd"/>
-      <w:r>
-        <w:rPr>
-          <w:rFonts w:ascii="Courier New" w:hAnsi="Courier New" w:cs="Courier New"/>
-          <w:color w:val="EF5703"/>
-          <w:sz w:val="20"/>
-          <w:szCs w:val="20"/>
-        </w:rPr>
-        <w:t>&gt;</w:t>
-      </w:r>
-      <w:proofErr w:type="spellStart"/>
-      <w:r>
-        <w:rPr>
-          <w:rFonts w:ascii="Courier New" w:hAnsi="Courier New" w:cs="Courier New"/>
-          <w:color w:val="EF5703"/>
-          <w:sz w:val="20"/>
-          <w:szCs w:val="20"/>
-        </w:rPr>
-        <w:t>removePeaksBelowMinPeakHeight</w:t>
-      </w:r>
-      <w:proofErr w:type="spellEnd"/>
-      <w:r>
-        <w:rPr>
-          <w:rFonts w:ascii="Courier New" w:hAnsi="Courier New" w:cs="Courier New"/>
-          <w:color w:val="EF5703"/>
-          <w:sz w:val="20"/>
-          <w:szCs w:val="20"/>
-        </w:rPr>
-        <w:t xml:space="preserve"> (line 516)</w:t>
-      </w:r>
-    </w:p>
-    <w:p>
-      <w:pPr>
-        <w:rPr>
-          <w:rFonts w:ascii="Courier New" w:hAnsi="Courier New" w:cs="Courier New"/>
-          <w:color w:val="EF5703"/>
-          <w:sz w:val="20"/>
-          <w:szCs w:val="20"/>
-        </w:rPr>
-      </w:pPr>
-      <w:r>
-        <w:rPr>
-          <w:rFonts w:ascii="Courier New" w:hAnsi="Courier New" w:cs="Courier New"/>
-          <w:color w:val="EF5703"/>
-          <w:sz w:val="20"/>
-          <w:szCs w:val="20"/>
-        </w:rPr>
-        <w:t xml:space="preserve">  In </w:t>
-      </w:r>
-      <w:proofErr w:type="spellStart"/>
-      <w:r>
-        <w:rPr>
-          <w:rFonts w:ascii="Courier New" w:hAnsi="Courier New" w:cs="Courier New"/>
-          <w:color w:val="EF5703"/>
-          <w:sz w:val="20"/>
-          <w:szCs w:val="20"/>
-        </w:rPr>
-        <w:t>findpeaks</w:t>
-      </w:r>
-      <w:proofErr w:type="spellEnd"/>
-      <w:r>
-        <w:rPr>
-          <w:rFonts w:ascii="Courier New" w:hAnsi="Courier New" w:cs="Courier New"/>
-          <w:color w:val="EF5703"/>
-          <w:sz w:val="20"/>
-          <w:szCs w:val="20"/>
-        </w:rPr>
-        <w:t xml:space="preserve"> (line 147)</w:t>
-      </w:r>
-    </w:p>
-    <w:p>
-      <w:pPr>
-        <w:rPr>
-          <w:rFonts w:ascii="Courier New" w:hAnsi="Courier New" w:cs="Courier New"/>
-          <w:color w:val="EF5703"/>
-          <w:sz w:val="20"/>
-          <w:szCs w:val="20"/>
-        </w:rPr>
-      </w:pPr>
-      <w:r>
-        <w:rPr>
-          <w:rFonts w:ascii="Courier New" w:hAnsi="Courier New" w:cs="Courier New"/>
-          <w:color w:val="EF5703"/>
-          <w:sz w:val="20"/>
-          <w:szCs w:val="20"/>
-        </w:rPr>
-        <w:t xml:space="preserve">  In batch_res_v13 (line 161)</w:t>
-      </w:r>
-    </w:p>
-    <w:p>
-      <w:r>
-        <w:t>- t</w:t>
-      </w:r>
-      <w:r>
-        <w:t>his can safely be ignored</w:t>
-      </w:r>
-      <w:r>
-        <w:t>, as it indicates that there was no measurable reflection (which is possible)</w:t>
-      </w:r>
-      <w:r>
-        <w:t>.</w:t>
-      </w:r>
-      <w:r>
-        <w:t xml:space="preserve"> Note the example shown is from the </w:t>
-      </w:r>
-      <w:proofErr w:type="spellStart"/>
-      <w:r>
-        <w:t>Spygmocor</w:t>
-      </w:r>
-      <w:proofErr w:type="spellEnd"/>
-      <w:r>
-        <w:t xml:space="preserve"> version of this script so differs in some aspect from the anticipated message for BP+ version. </w:t>
       </w:r>
     </w:p>
     <w:p>
@@ -3973,11 +4171,44 @@
           <w:rFonts w:ascii="Arial Nova" w:hAnsi="Arial Nova"/>
         </w:rPr>
       </w:pPr>
+      <w:bookmarkStart w:id="5" w:name="_Toc34491235"/>
+      <w:r>
+        <w:rPr>
+          <w:rFonts w:ascii="Arial Nova" w:hAnsi="Arial Nova"/>
+        </w:rPr>
+        <w:t>Known problems</w:t>
+      </w:r>
+      <w:bookmarkEnd w:id="5"/>
+    </w:p>
+    <w:p>
+      <w:pPr>
+        <w:rPr>
+          <w:rFonts w:eastAsiaTheme="majorEastAsia" w:cstheme="majorBidi"/>
+          <w:color w:val="2E74B5" w:themeColor="accent1" w:themeShade="BF"/>
+          <w:sz w:val="32"/>
+          <w:szCs w:val="32"/>
+        </w:rPr>
+      </w:pPr>
       <w:bookmarkStart w:id="6" w:name="_Toc34491236"/>
       <w:r>
+        <w:t>None known at present.</w:t>
+      </w:r>
+      <w:r>
+        <w:br w:type="page"/>
+      </w:r>
+    </w:p>
+    <w:p>
+      <w:pPr>
+        <w:pStyle w:val="Heading1"/>
         <w:rPr>
           <w:rFonts w:ascii="Arial Nova" w:hAnsi="Arial Nova"/>
         </w:rPr>
+      </w:pPr>
+      <w:r>
+        <w:rPr>
+          <w:rFonts w:ascii="Arial Nova" w:hAnsi="Arial Nova"/>
+        </w:rPr>
+        <w:lastRenderedPageBreak/>
         <w:t>Data dictionary</w:t>
       </w:r>
       <w:bookmarkEnd w:id="6"/>
@@ -5199,7 +5430,6 @@
               <w:rPr>
                 <w:sz w:val="22"/>
               </w:rPr>
-              <w:lastRenderedPageBreak/>
               <w:t>re_tn</w:t>
             </w:r>
             <w:proofErr w:type="spellEnd"/>
@@ -6823,6 +7053,7 @@
               <w:rPr>
                 <w:sz w:val="22"/>
               </w:rPr>
+              <w:lastRenderedPageBreak/>
               <w:t>re_wf1i</w:t>
             </w:r>
           </w:p>
@@ -7959,11 +8190,31 @@
         </w:rPr>
       </w:pPr>
       <w:bookmarkStart w:id="7" w:name="_Toc34491237"/>
-      <w:r>
+    </w:p>
+    <w:p>
+      <w:pPr>
+        <w:rPr>
+          <w:rFonts w:eastAsiaTheme="majorEastAsia" w:cstheme="majorBidi"/>
+          <w:color w:val="2E74B5" w:themeColor="accent1" w:themeShade="BF"/>
+          <w:sz w:val="32"/>
+          <w:szCs w:val="32"/>
+        </w:rPr>
+      </w:pPr>
+      <w:r>
+        <w:br w:type="page"/>
+      </w:r>
+    </w:p>
+    <w:p>
+      <w:pPr>
+        <w:pStyle w:val="Heading1"/>
         <w:rPr>
           <w:rFonts w:ascii="Arial Nova" w:hAnsi="Arial Nova"/>
         </w:rPr>
-        <w:lastRenderedPageBreak/>
+      </w:pPr>
+      <w:r>
+        <w:rPr>
+          <w:rFonts w:ascii="Arial Nova" w:hAnsi="Arial Nova"/>
+        </w:rPr>
         <w:t>References</w:t>
       </w:r>
       <w:bookmarkEnd w:id="7"/>
@@ -8049,25 +8300,25 @@
       </w:r>
       <w:r>
         <w:tab/>
-        <w:t xml:space="preserve">Lindroos M, Kupari M, Heikkila J, Tilvis R. Prevalence of aortic valve abnormalities in the elderly: an echocardiographic study of a random population sample. </w:t>
+        <w:t xml:space="preserve">Salvi P, Baldi C, Scalise F, et al. Comparison Between Invasive and Noninvasive Methods to Estimate Subendocardial Oxygen Supply and Demand Imbalance. </w:t>
       </w:r>
       <w:r>
         <w:rPr>
           <w:i/>
         </w:rPr>
-        <w:t>J Am Coll Cardiol</w:t>
-      </w:r>
-      <w:r>
-        <w:t xml:space="preserve"> 1993; </w:t>
+        <w:t>J Am Heart Assoc</w:t>
+      </w:r>
+      <w:r>
+        <w:t xml:space="preserve"> 2021; </w:t>
       </w:r>
       <w:r>
         <w:rPr>
           <w:b/>
         </w:rPr>
-        <w:t>21</w:t>
-      </w:r>
-      <w:r>
-        <w:t>(5): 1220-5.</w:t>
+        <w:t>10</w:t>
+      </w:r>
+      <w:r>
+        <w:t>(17).</w:t>
       </w:r>
     </w:p>
     <w:p>
@@ -8080,25 +8331,25 @@
       </w:r>
       <w:r>
         <w:tab/>
-        <w:t xml:space="preserve">Westerhof N, Westerhof BE. The reservoir wave paradigm discussion. </w:t>
+        <w:t xml:space="preserve">Lindroos M, Kupari M, Heikkila J, Tilvis R. Prevalence of aortic valve abnormalities in the elderly: an echocardiographic study of a random population sample. </w:t>
       </w:r>
       <w:r>
         <w:rPr>
           <w:i/>
         </w:rPr>
-        <w:t>J Hypertens</w:t>
-      </w:r>
-      <w:r>
-        <w:t xml:space="preserve"> 2015; </w:t>
+        <w:t>J Am Coll Cardiol</w:t>
+      </w:r>
+      <w:r>
+        <w:t xml:space="preserve"> 1993; </w:t>
       </w:r>
       <w:r>
         <w:rPr>
           <w:b/>
         </w:rPr>
-        <w:t>33</w:t>
-      </w:r>
-      <w:r>
-        <w:t>(3): 458-60.</w:t>
+        <w:t>21</w:t>
+      </w:r>
+      <w:r>
+        <w:t>(5): 1220-5.</w:t>
       </w:r>
     </w:p>
     <w:p>
@@ -8111,6 +8362,99 @@
       </w:r>
       <w:r>
         <w:tab/>
+        <w:t xml:space="preserve">Hughes AD, Park C, Ramakrishnan A, Mayet J, Chaturvedi N, Parker KH. Feasibility of Estimation of Aortic Wave Intensity Using Non-invasive Pressure Recordings in the Absence of Flow Velocity in Man. </w:t>
+      </w:r>
+      <w:r>
+        <w:rPr>
+          <w:i/>
+        </w:rPr>
+        <w:t>Front Physiol</w:t>
+      </w:r>
+      <w:r>
+        <w:t xml:space="preserve"> 2020; </w:t>
+      </w:r>
+      <w:r>
+        <w:rPr>
+          <w:b/>
+        </w:rPr>
+        <w:t>11</w:t>
+      </w:r>
+      <w:r>
+        <w:t>: 550.</w:t>
+      </w:r>
+    </w:p>
+    <w:p>
+      <w:pPr>
+        <w:pStyle w:val="EndNoteBibliography"/>
+        <w:spacing w:after="0"/>
+      </w:pPr>
+      <w:r>
+        <w:t>6.</w:t>
+      </w:r>
+      <w:r>
+        <w:tab/>
+        <w:t xml:space="preserve">Armstrong MK, Schultz MG, Hughes AD, et al. Excess pressure as an analogue of blood flow velocity. </w:t>
+      </w:r>
+      <w:r>
+        <w:rPr>
+          <w:i/>
+        </w:rPr>
+        <w:t>J Hypertens</w:t>
+      </w:r>
+      <w:r>
+        <w:t xml:space="preserve"> 2021; </w:t>
+      </w:r>
+      <w:r>
+        <w:rPr>
+          <w:b/>
+        </w:rPr>
+        <w:t>39</w:t>
+      </w:r>
+      <w:r>
+        <w:t>(3): 421-7.</w:t>
+      </w:r>
+    </w:p>
+    <w:p>
+      <w:pPr>
+        <w:pStyle w:val="EndNoteBibliography"/>
+        <w:spacing w:after="0"/>
+      </w:pPr>
+      <w:r>
+        <w:t>7.</w:t>
+      </w:r>
+      <w:r>
+        <w:tab/>
+        <w:t xml:space="preserve">Westerhof N, Westerhof BE. The reservoir wave paradigm discussion. </w:t>
+      </w:r>
+      <w:r>
+        <w:rPr>
+          <w:i/>
+        </w:rPr>
+        <w:t>J Hypertens</w:t>
+      </w:r>
+      <w:r>
+        <w:t xml:space="preserve"> 2015; </w:t>
+      </w:r>
+      <w:r>
+        <w:rPr>
+          <w:b/>
+        </w:rPr>
+        <w:t>33</w:t>
+      </w:r>
+      <w:r>
+        <w:t>(3): 458-60.</w:t>
+      </w:r>
+    </w:p>
+    <w:p>
+      <w:pPr>
+        <w:pStyle w:val="EndNoteBibliography"/>
+        <w:spacing w:after="0"/>
+      </w:pPr>
+      <w:r>
+        <w:t>8.</w:t>
+      </w:r>
+      <w:r>
+        <w:tab/>
         <w:t xml:space="preserve">Wang JJ, O'Brien AB, Shrive NG, Parker KH, Tyberg JV. Time-domain representation of ventricular-arterial coupling as a windkessel and wave system. </w:t>
       </w:r>
       <w:r>
@@ -8137,7 +8481,7 @@
         <w:pStyle w:val="EndNoteBibliography"/>
       </w:pPr>
       <w:r>
-        <w:t>6.</w:t>
+        <w:t>9.</w:t>
       </w:r>
       <w:r>
         <w:tab/>
@@ -8167,8 +8511,23 @@
         <w:fldChar w:fldCharType="end"/>
       </w:r>
     </w:p>
+    <w:p>
+      <w:pPr>
+        <w:pStyle w:val="Heading1"/>
+        <w:rPr>
+          <w:rFonts w:ascii="Arial Nova" w:hAnsi="Arial Nova"/>
+        </w:rPr>
+      </w:pPr>
+      <w:r>
+        <w:rPr>
+          <w:rFonts w:ascii="Arial Nova" w:hAnsi="Arial Nova"/>
+        </w:rPr>
+        <w:t>Acknowledgements</w:t>
+      </w:r>
+    </w:p>
+    <w:p/>
     <w:sectPr>
-      <w:footerReference w:type="default" r:id="rId18"/>
+      <w:footerReference w:type="default" r:id="rId13"/>
       <w:footnotePr>
         <w:numFmt w:val="chicago"/>
         <w:numStart w:val="2"/>
@@ -8221,6 +8580,8 @@
     <w:sdtEndPr>
       <w:rPr>
         <w:noProof/>
+        <w:sz w:val="20"/>
+        <w:szCs w:val="20"/>
       </w:rPr>
     </w:sdtEndPr>
     <w:sdtContent>
@@ -8228,25 +8589,45 @@
         <w:pPr>
           <w:pStyle w:val="Footer"/>
           <w:jc w:val="center"/>
+          <w:rPr>
+            <w:sz w:val="20"/>
+            <w:szCs w:val="20"/>
+          </w:rPr>
         </w:pPr>
         <w:r>
+          <w:rPr>
+            <w:sz w:val="20"/>
+            <w:szCs w:val="20"/>
+          </w:rPr>
           <w:fldChar w:fldCharType="begin"/>
         </w:r>
         <w:r>
+          <w:rPr>
+            <w:sz w:val="20"/>
+            <w:szCs w:val="20"/>
+          </w:rPr>
           <w:instrText xml:space="preserve"> PAGE   \* MERGEFORMAT </w:instrText>
         </w:r>
         <w:r>
+          <w:rPr>
+            <w:sz w:val="20"/>
+            <w:szCs w:val="20"/>
+          </w:rPr>
           <w:fldChar w:fldCharType="separate"/>
         </w:r>
         <w:r>
           <w:rPr>
             <w:noProof/>
+            <w:sz w:val="20"/>
+            <w:szCs w:val="20"/>
           </w:rPr>
           <w:t>5</w:t>
         </w:r>
         <w:r>
           <w:rPr>
             <w:noProof/>
+            <w:sz w:val="20"/>
+            <w:szCs w:val="20"/>
           </w:rPr>
           <w:fldChar w:fldCharType="end"/>
         </w:r>
@@ -8466,6 +8847,7 @@
     <w:lsdException w:name="HTML Sample" w:semiHidden="1" w:unhideWhenUsed="1"/>
     <w:lsdException w:name="HTML Typewriter" w:semiHidden="1" w:unhideWhenUsed="1"/>
     <w:lsdException w:name="HTML Variable" w:semiHidden="1" w:unhideWhenUsed="1"/>
+    <w:lsdException w:name="Normal Table" w:semiHidden="1" w:unhideWhenUsed="1"/>
     <w:lsdException w:name="annotation subject" w:semiHidden="1" w:unhideWhenUsed="1"/>
     <w:lsdException w:name="No List" w:semiHidden="1" w:unhideWhenUsed="1"/>
     <w:lsdException w:name="Outline List 1" w:semiHidden="1" w:unhideWhenUsed="1"/>
@@ -8508,8 +8890,11 @@
     <w:lsdException w:name="Table Contemporary" w:semiHidden="1" w:unhideWhenUsed="1"/>
     <w:lsdException w:name="Table Elegant" w:semiHidden="1" w:unhideWhenUsed="1"/>
     <w:lsdException w:name="Table Professional" w:semiHidden="1" w:unhideWhenUsed="1"/>
+    <w:lsdException w:name="Table Subtle 1" w:semiHidden="1" w:unhideWhenUsed="1"/>
     <w:lsdException w:name="Table Subtle 2" w:semiHidden="1" w:unhideWhenUsed="1"/>
     <w:lsdException w:name="Table Web 1" w:semiHidden="1" w:unhideWhenUsed="1"/>
+    <w:lsdException w:name="Table Web 2" w:semiHidden="1" w:unhideWhenUsed="1"/>
+    <w:lsdException w:name="Table Web 3" w:semiHidden="1" w:unhideWhenUsed="1"/>
     <w:lsdException w:name="Balloon Text" w:semiHidden="1" w:unhideWhenUsed="1"/>
     <w:lsdException w:name="Table Grid" w:uiPriority="39"/>
     <w:lsdException w:name="Table Theme" w:semiHidden="1" w:unhideWhenUsed="1"/>
@@ -8768,7 +9153,6 @@
   <w:style w:type="character" w:default="1" w:styleId="DefaultParagraphFont">
     <w:name w:val="Default Paragraph Font"/>
     <w:uiPriority w:val="1"/>
-    <w:semiHidden/>
     <w:unhideWhenUsed/>
   </w:style>
   <w:style w:type="table" w:default="1" w:styleId="TableNormal">
@@ -9571,16 +9955,15 @@
 </file>
 
 <file path=customXml/item1.xml><?xml version="1.0" encoding="utf-8"?>
-<b:Sources xmlns:b="http://schemas.openxmlformats.org/officeDocument/2006/bibliography" xmlns="http://schemas.openxmlformats.org/officeDocument/2006/bibliography" SelectedStyle="\APASixthEditionOfficeOnline.xsl" StyleName="APA" Version="6"/>
+<?mso-contentType ?>
+<FormTemplates xmlns="http://schemas.microsoft.com/sharepoint/v3/contenttype/forms">
+  <Display>DocumentLibraryForm</Display>
+  <Edit>DocumentLibraryForm</Edit>
+  <New>DocumentLibraryForm</New>
+</FormTemplates>
 </file>
 
 <file path=customXml/item2.xml><?xml version="1.0" encoding="utf-8"?>
-<p:properties xmlns:p="http://schemas.microsoft.com/office/2006/metadata/properties" xmlns:xsi="http://www.w3.org/2001/XMLSchema-instance" xmlns:pc="http://schemas.microsoft.com/office/infopath/2007/PartnerControls">
-  <documentManagement/>
-</p:properties>
-</file>
-
-<file path=customXml/item3.xml><?xml version="1.0" encoding="utf-8"?>
 <ct:contentTypeSchema xmlns:ct="http://schemas.microsoft.com/office/2006/metadata/contentType" xmlns:ma="http://schemas.microsoft.com/office/2006/metadata/properties/metaAttributes" ct:_="" ma:_="" ma:contentTypeName="Document" ma:contentTypeID="0x01010034C6ACB423F566429AD18FC51721C088" ma:contentTypeVersion="13" ma:contentTypeDescription="Create a new document." ma:contentTypeScope="" ma:versionID="7471d6f364487719ad21f59b8c856174">
   <xsd:schema xmlns:xsd="http://www.w3.org/2001/XMLSchema" xmlns:xs="http://www.w3.org/2001/XMLSchema" xmlns:p="http://schemas.microsoft.com/office/2006/metadata/properties" xmlns:ns3="fbf55dcd-4639-44ff-a973-cfea673ddb97" xmlns:ns4="cb1b40bb-8b49-480e-88ea-d51ea44f2142" targetNamespace="http://schemas.microsoft.com/office/2006/metadata/properties" ma:root="true" ma:fieldsID="a8070aec3de8c8c735e44a944ced19f3" ns3:_="" ns4:_="">
     <xsd:import namespace="fbf55dcd-4639-44ff-a973-cfea673ddb97"/>
@@ -9803,41 +10186,25 @@
 </ct:contentTypeSchema>
 </file>
 
+<file path=customXml/item3.xml><?xml version="1.0" encoding="utf-8"?>
+<p:properties xmlns:p="http://schemas.microsoft.com/office/2006/metadata/properties" xmlns:xsi="http://www.w3.org/2001/XMLSchema-instance" xmlns:pc="http://schemas.microsoft.com/office/infopath/2007/PartnerControls">
+  <documentManagement/>
+</p:properties>
+</file>
+
 <file path=customXml/item4.xml><?xml version="1.0" encoding="utf-8"?>
-<?mso-contentType ?>
-<FormTemplates xmlns="http://schemas.microsoft.com/sharepoint/v3/contenttype/forms">
-  <Display>DocumentLibraryForm</Display>
-  <Edit>DocumentLibraryForm</Edit>
-  <New>DocumentLibraryForm</New>
-</FormTemplates>
+<b:Sources xmlns:b="http://schemas.openxmlformats.org/officeDocument/2006/bibliography" xmlns="http://schemas.openxmlformats.org/officeDocument/2006/bibliography" SelectedStyle="\APASixthEditionOfficeOnline.xsl" StyleName="APA" Version="6"/>
 </file>
 
 <file path=customXml/itemProps1.xml><?xml version="1.0" encoding="utf-8"?>
-<ds:datastoreItem xmlns:ds="http://schemas.openxmlformats.org/officeDocument/2006/customXml" ds:itemID="{EEF33B45-D887-49A9-A16D-9B3A7B1470AD}">
+<ds:datastoreItem xmlns:ds="http://schemas.openxmlformats.org/officeDocument/2006/customXml" ds:itemID="{102FED63-FD1E-4761-A8C9-83ECBAA1EFE4}">
   <ds:schemaRefs>
-    <ds:schemaRef ds:uri="http://schemas.openxmlformats.org/officeDocument/2006/bibliography"/>
+    <ds:schemaRef ds:uri="http://schemas.microsoft.com/sharepoint/v3/contenttype/forms"/>
   </ds:schemaRefs>
 </ds:datastoreItem>
 </file>
 
 <file path=customXml/itemProps2.xml><?xml version="1.0" encoding="utf-8"?>
-<ds:datastoreItem xmlns:ds="http://schemas.openxmlformats.org/officeDocument/2006/customXml" ds:itemID="{11FA95DA-B8A3-4E02-9854-DF17D1A90B6A}">
-  <ds:schemaRefs>
-    <ds:schemaRef ds:uri="http://www.w3.org/XML/1998/namespace"/>
-    <ds:schemaRef ds:uri="http://purl.org/dc/dcmitype/"/>
-    <ds:schemaRef ds:uri="fbf55dcd-4639-44ff-a973-cfea673ddb97"/>
-    <ds:schemaRef ds:uri="http://schemas.microsoft.com/office/2006/documentManagement/types"/>
-    <ds:schemaRef ds:uri="http://schemas.openxmlformats.org/package/2006/metadata/core-properties"/>
-    <ds:schemaRef ds:uri="cb1b40bb-8b49-480e-88ea-d51ea44f2142"/>
-    <ds:schemaRef ds:uri="http://schemas.microsoft.com/office/infopath/2007/PartnerControls"/>
-    <ds:schemaRef ds:uri="http://schemas.microsoft.com/office/2006/metadata/properties"/>
-    <ds:schemaRef ds:uri="http://purl.org/dc/terms/"/>
-    <ds:schemaRef ds:uri="http://purl.org/dc/elements/1.1/"/>
-  </ds:schemaRefs>
-</ds:datastoreItem>
-</file>
-
-<file path=customXml/itemProps3.xml><?xml version="1.0" encoding="utf-8"?>
 <ds:datastoreItem xmlns:ds="http://schemas.openxmlformats.org/officeDocument/2006/customXml" ds:itemID="{F8162B4F-57EA-45F6-A97C-6DF19AC204D4}">
   <ds:schemaRefs>
     <ds:schemaRef ds:uri="http://schemas.microsoft.com/office/2006/metadata/contentType"/>
@@ -9856,10 +10223,27 @@
 </ds:datastoreItem>
 </file>
 
+<file path=customXml/itemProps3.xml><?xml version="1.0" encoding="utf-8"?>
+<ds:datastoreItem xmlns:ds="http://schemas.openxmlformats.org/officeDocument/2006/customXml" ds:itemID="{11FA95DA-B8A3-4E02-9854-DF17D1A90B6A}">
+  <ds:schemaRefs>
+    <ds:schemaRef ds:uri="http://www.w3.org/XML/1998/namespace"/>
+    <ds:schemaRef ds:uri="http://purl.org/dc/dcmitype/"/>
+    <ds:schemaRef ds:uri="fbf55dcd-4639-44ff-a973-cfea673ddb97"/>
+    <ds:schemaRef ds:uri="http://schemas.microsoft.com/office/2006/documentManagement/types"/>
+    <ds:schemaRef ds:uri="http://schemas.openxmlformats.org/package/2006/metadata/core-properties"/>
+    <ds:schemaRef ds:uri="cb1b40bb-8b49-480e-88ea-d51ea44f2142"/>
+    <ds:schemaRef ds:uri="http://schemas.microsoft.com/office/infopath/2007/PartnerControls"/>
+    <ds:schemaRef ds:uri="http://schemas.microsoft.com/office/2006/metadata/properties"/>
+    <ds:schemaRef ds:uri="http://purl.org/dc/terms/"/>
+    <ds:schemaRef ds:uri="http://purl.org/dc/elements/1.1/"/>
+  </ds:schemaRefs>
+</ds:datastoreItem>
+</file>
+
 <file path=customXml/itemProps4.xml><?xml version="1.0" encoding="utf-8"?>
-<ds:datastoreItem xmlns:ds="http://schemas.openxmlformats.org/officeDocument/2006/customXml" ds:itemID="{102FED63-FD1E-4761-A8C9-83ECBAA1EFE4}">
+<ds:datastoreItem xmlns:ds="http://schemas.openxmlformats.org/officeDocument/2006/customXml" ds:itemID="{EEF33B45-D887-49A9-A16D-9B3A7B1470AD}">
   <ds:schemaRefs>
-    <ds:schemaRef ds:uri="http://schemas.microsoft.com/sharepoint/v3/contenttype/forms"/>
+    <ds:schemaRef ds:uri="http://schemas.openxmlformats.org/officeDocument/2006/bibliography"/>
   </ds:schemaRefs>
 </ds:datastoreItem>
 </file>